--- a/Documentation/Use case specification/Use case specification.docx
+++ b/Documentation/Use case specification/Use case specification.docx
@@ -12,8 +12,9 @@
     </w:p>
     <w:tbl>
       <w:tblPr>
-        <w:tblStyle w:val="a"/>
+        <w:tblStyle w:val="a5"/>
         <w:tblW w:w="9015" w:type="dxa"/>
+        <w:tblInd w:w="0" w:type="dxa"/>
         <w:tblBorders>
           <w:top w:val="single" w:sz="8" w:space="0" w:color="000000"/>
           <w:left w:val="single" w:sz="8" w:space="0" w:color="000000"/>
@@ -1568,8 +1569,9 @@
     </w:p>
     <w:tbl>
       <w:tblPr>
-        <w:tblStyle w:val="a0"/>
+        <w:tblStyle w:val="a6"/>
         <w:tblW w:w="9015" w:type="dxa"/>
+        <w:tblInd w:w="0" w:type="dxa"/>
         <w:tblBorders>
           <w:top w:val="single" w:sz="8" w:space="0" w:color="000000"/>
           <w:left w:val="single" w:sz="8" w:space="0" w:color="000000"/>
@@ -2812,6 +2814,15 @@
     <w:p>
       <w:pPr>
         <w:rPr>
+          <w:rFonts w:hint="eastAsia"/>
+          <w:sz w:val="20"/>
+          <w:szCs w:val="20"/>
+        </w:rPr>
+      </w:pPr>
+    </w:p>
+    <w:p>
+      <w:pPr>
+        <w:rPr>
           <w:sz w:val="20"/>
           <w:szCs w:val="20"/>
         </w:rPr>
@@ -2819,8 +2830,9 @@
     </w:p>
     <w:tbl>
       <w:tblPr>
-        <w:tblStyle w:val="a1"/>
+        <w:tblStyle w:val="a7"/>
         <w:tblW w:w="9015" w:type="dxa"/>
+        <w:tblInd w:w="0" w:type="dxa"/>
         <w:tblBorders>
           <w:top w:val="single" w:sz="8" w:space="0" w:color="000000"/>
           <w:left w:val="single" w:sz="8" w:space="0" w:color="000000"/>
@@ -3908,8 +3920,9 @@
     </w:p>
     <w:tbl>
       <w:tblPr>
-        <w:tblStyle w:val="a2"/>
+        <w:tblStyle w:val="a8"/>
         <w:tblW w:w="9015" w:type="dxa"/>
+        <w:tblInd w:w="0" w:type="dxa"/>
         <w:tblBorders>
           <w:top w:val="single" w:sz="8" w:space="0" w:color="000000"/>
           <w:left w:val="single" w:sz="8" w:space="0" w:color="000000"/>
@@ -5038,8 +5051,9 @@
     </w:p>
     <w:tbl>
       <w:tblPr>
-        <w:tblStyle w:val="a3"/>
+        <w:tblStyle w:val="a9"/>
         <w:tblW w:w="9015" w:type="dxa"/>
+        <w:tblInd w:w="0" w:type="dxa"/>
         <w:tblBorders>
           <w:top w:val="single" w:sz="8" w:space="0" w:color="000000"/>
           <w:left w:val="single" w:sz="8" w:space="0" w:color="000000"/>
@@ -6064,6 +6078,5217 @@
         </w:tc>
       </w:tr>
     </w:tbl>
+    <w:p>
+      <w:pPr>
+        <w:rPr>
+          <w:sz w:val="20"/>
+          <w:szCs w:val="20"/>
+        </w:rPr>
+      </w:pPr>
+    </w:p>
+    <w:p>
+      <w:pPr>
+        <w:rPr>
+          <w:sz w:val="20"/>
+          <w:szCs w:val="20"/>
+        </w:rPr>
+      </w:pPr>
+    </w:p>
+    <w:p>
+      <w:pPr>
+        <w:rPr>
+          <w:sz w:val="20"/>
+          <w:szCs w:val="20"/>
+        </w:rPr>
+      </w:pPr>
+    </w:p>
+    <w:tbl>
+      <w:tblPr>
+        <w:tblStyle w:val="aa"/>
+        <w:tblW w:w="9015" w:type="dxa"/>
+        <w:tblInd w:w="0" w:type="dxa"/>
+        <w:tblBorders>
+          <w:top w:val="single" w:sz="8" w:space="0" w:color="000000"/>
+          <w:left w:val="single" w:sz="8" w:space="0" w:color="000000"/>
+          <w:bottom w:val="single" w:sz="8" w:space="0" w:color="000000"/>
+          <w:right w:val="single" w:sz="8" w:space="0" w:color="000000"/>
+          <w:insideH w:val="single" w:sz="8" w:space="0" w:color="000000"/>
+          <w:insideV w:val="single" w:sz="8" w:space="0" w:color="000000"/>
+        </w:tblBorders>
+        <w:tblLayout w:type="fixed"/>
+        <w:tblLook w:val="0600" w:firstRow="0" w:lastRow="0" w:firstColumn="0" w:lastColumn="0" w:noHBand="1" w:noVBand="1"/>
+      </w:tblPr>
+      <w:tblGrid>
+        <w:gridCol w:w="1560"/>
+        <w:gridCol w:w="3165"/>
+        <w:gridCol w:w="4290"/>
+      </w:tblGrid>
+      <w:tr>
+        <w:trPr>
+          <w:trHeight w:val="647"/>
+          <w:tblHeader/>
+        </w:trPr>
+        <w:tc>
+          <w:tcPr>
+            <w:tcW w:w="1560" w:type="dxa"/>
+            <w:shd w:val="clear" w:color="auto" w:fill="auto"/>
+            <w:tcMar>
+              <w:top w:w="100" w:type="dxa"/>
+              <w:left w:w="100" w:type="dxa"/>
+              <w:bottom w:w="100" w:type="dxa"/>
+              <w:right w:w="100" w:type="dxa"/>
+            </w:tcMar>
+          </w:tcPr>
+          <w:p>
+            <w:pPr>
+              <w:widowControl w:val="0"/>
+              <w:spacing w:line="240" w:lineRule="auto"/>
+              <w:rPr>
+                <w:color w:val="2A2B2E"/>
+                <w:sz w:val="19"/>
+                <w:szCs w:val="19"/>
+                <w:highlight w:val="white"/>
+              </w:rPr>
+            </w:pPr>
+            <w:r>
+              <w:rPr>
+                <w:color w:val="2A2B2E"/>
+                <w:sz w:val="19"/>
+                <w:szCs w:val="19"/>
+                <w:highlight w:val="white"/>
+              </w:rPr>
+              <w:lastRenderedPageBreak/>
+              <w:t>Use Case Name</w:t>
+            </w:r>
+          </w:p>
+        </w:tc>
+        <w:tc>
+          <w:tcPr>
+            <w:tcW w:w="7455" w:type="dxa"/>
+            <w:gridSpan w:val="2"/>
+            <w:shd w:val="clear" w:color="auto" w:fill="auto"/>
+            <w:tcMar>
+              <w:top w:w="100" w:type="dxa"/>
+              <w:left w:w="100" w:type="dxa"/>
+              <w:bottom w:w="100" w:type="dxa"/>
+              <w:right w:w="100" w:type="dxa"/>
+            </w:tcMar>
+          </w:tcPr>
+          <w:p>
+            <w:pPr>
+              <w:widowControl w:val="0"/>
+              <w:spacing w:line="240" w:lineRule="auto"/>
+              <w:rPr>
+                <w:color w:val="2A2B2E"/>
+                <w:sz w:val="19"/>
+                <w:szCs w:val="19"/>
+                <w:highlight w:val="white"/>
+              </w:rPr>
+            </w:pPr>
+            <w:r>
+              <w:rPr>
+                <w:color w:val="2A2B2E"/>
+                <w:sz w:val="19"/>
+                <w:szCs w:val="19"/>
+                <w:highlight w:val="white"/>
+              </w:rPr>
+              <w:t>Create Social Media Post</w:t>
+            </w:r>
+          </w:p>
+        </w:tc>
+      </w:tr>
+      <w:tr>
+        <w:trPr>
+          <w:trHeight w:val="440"/>
+          <w:tblHeader/>
+        </w:trPr>
+        <w:tc>
+          <w:tcPr>
+            <w:tcW w:w="1560" w:type="dxa"/>
+            <w:shd w:val="clear" w:color="auto" w:fill="auto"/>
+            <w:tcMar>
+              <w:top w:w="100" w:type="dxa"/>
+              <w:left w:w="100" w:type="dxa"/>
+              <w:bottom w:w="100" w:type="dxa"/>
+              <w:right w:w="100" w:type="dxa"/>
+            </w:tcMar>
+          </w:tcPr>
+          <w:p>
+            <w:pPr>
+              <w:widowControl w:val="0"/>
+              <w:spacing w:line="240" w:lineRule="auto"/>
+              <w:rPr>
+                <w:sz w:val="20"/>
+                <w:szCs w:val="20"/>
+              </w:rPr>
+            </w:pPr>
+            <w:r>
+              <w:rPr>
+                <w:sz w:val="20"/>
+                <w:szCs w:val="20"/>
+              </w:rPr>
+              <w:t>Use Case ID</w:t>
+            </w:r>
+          </w:p>
+        </w:tc>
+        <w:tc>
+          <w:tcPr>
+            <w:tcW w:w="7455" w:type="dxa"/>
+            <w:gridSpan w:val="2"/>
+            <w:shd w:val="clear" w:color="auto" w:fill="auto"/>
+            <w:tcMar>
+              <w:top w:w="100" w:type="dxa"/>
+              <w:left w:w="100" w:type="dxa"/>
+              <w:bottom w:w="100" w:type="dxa"/>
+              <w:right w:w="100" w:type="dxa"/>
+            </w:tcMar>
+          </w:tcPr>
+          <w:p>
+            <w:pPr>
+              <w:widowControl w:val="0"/>
+              <w:spacing w:line="240" w:lineRule="auto"/>
+              <w:rPr>
+                <w:sz w:val="20"/>
+                <w:szCs w:val="20"/>
+              </w:rPr>
+            </w:pPr>
+            <w:r>
+              <w:rPr>
+                <w:sz w:val="20"/>
+                <w:szCs w:val="20"/>
+              </w:rPr>
+              <w:t>UC06</w:t>
+            </w:r>
+          </w:p>
+        </w:tc>
+      </w:tr>
+      <w:tr>
+        <w:trPr>
+          <w:trHeight w:val="440"/>
+          <w:tblHeader/>
+        </w:trPr>
+        <w:tc>
+          <w:tcPr>
+            <w:tcW w:w="1560" w:type="dxa"/>
+            <w:shd w:val="clear" w:color="auto" w:fill="auto"/>
+            <w:tcMar>
+              <w:top w:w="100" w:type="dxa"/>
+              <w:left w:w="100" w:type="dxa"/>
+              <w:bottom w:w="100" w:type="dxa"/>
+              <w:right w:w="100" w:type="dxa"/>
+            </w:tcMar>
+          </w:tcPr>
+          <w:p>
+            <w:pPr>
+              <w:widowControl w:val="0"/>
+              <w:spacing w:line="240" w:lineRule="auto"/>
+              <w:rPr>
+                <w:sz w:val="20"/>
+                <w:szCs w:val="20"/>
+              </w:rPr>
+            </w:pPr>
+            <w:r>
+              <w:rPr>
+                <w:sz w:val="20"/>
+                <w:szCs w:val="20"/>
+              </w:rPr>
+              <w:t>Level</w:t>
+            </w:r>
+          </w:p>
+        </w:tc>
+        <w:tc>
+          <w:tcPr>
+            <w:tcW w:w="7455" w:type="dxa"/>
+            <w:gridSpan w:val="2"/>
+            <w:shd w:val="clear" w:color="auto" w:fill="auto"/>
+            <w:tcMar>
+              <w:top w:w="100" w:type="dxa"/>
+              <w:left w:w="100" w:type="dxa"/>
+              <w:bottom w:w="100" w:type="dxa"/>
+              <w:right w:w="100" w:type="dxa"/>
+            </w:tcMar>
+          </w:tcPr>
+          <w:p>
+            <w:pPr>
+              <w:widowControl w:val="0"/>
+              <w:spacing w:line="240" w:lineRule="auto"/>
+              <w:rPr>
+                <w:sz w:val="20"/>
+                <w:szCs w:val="20"/>
+              </w:rPr>
+            </w:pPr>
+            <w:r>
+              <w:rPr>
+                <w:sz w:val="20"/>
+                <w:szCs w:val="20"/>
+              </w:rPr>
+              <w:t>Detailed</w:t>
+            </w:r>
+          </w:p>
+        </w:tc>
+      </w:tr>
+      <w:tr>
+        <w:trPr>
+          <w:trHeight w:val="440"/>
+          <w:tblHeader/>
+        </w:trPr>
+        <w:tc>
+          <w:tcPr>
+            <w:tcW w:w="1560" w:type="dxa"/>
+            <w:shd w:val="clear" w:color="auto" w:fill="auto"/>
+            <w:tcMar>
+              <w:top w:w="100" w:type="dxa"/>
+              <w:left w:w="100" w:type="dxa"/>
+              <w:bottom w:w="100" w:type="dxa"/>
+              <w:right w:w="100" w:type="dxa"/>
+            </w:tcMar>
+          </w:tcPr>
+          <w:p>
+            <w:pPr>
+              <w:widowControl w:val="0"/>
+              <w:spacing w:line="240" w:lineRule="auto"/>
+              <w:rPr>
+                <w:sz w:val="20"/>
+                <w:szCs w:val="20"/>
+              </w:rPr>
+            </w:pPr>
+            <w:r>
+              <w:rPr>
+                <w:sz w:val="20"/>
+                <w:szCs w:val="20"/>
+              </w:rPr>
+              <w:t>Primary Actors</w:t>
+            </w:r>
+          </w:p>
+        </w:tc>
+        <w:tc>
+          <w:tcPr>
+            <w:tcW w:w="7455" w:type="dxa"/>
+            <w:gridSpan w:val="2"/>
+            <w:shd w:val="clear" w:color="auto" w:fill="auto"/>
+            <w:tcMar>
+              <w:top w:w="100" w:type="dxa"/>
+              <w:left w:w="100" w:type="dxa"/>
+              <w:bottom w:w="100" w:type="dxa"/>
+              <w:right w:w="100" w:type="dxa"/>
+            </w:tcMar>
+          </w:tcPr>
+          <w:p>
+            <w:pPr>
+              <w:widowControl w:val="0"/>
+              <w:spacing w:line="240" w:lineRule="auto"/>
+              <w:rPr>
+                <w:sz w:val="20"/>
+                <w:szCs w:val="20"/>
+              </w:rPr>
+            </w:pPr>
+            <w:r>
+              <w:rPr>
+                <w:sz w:val="20"/>
+                <w:szCs w:val="20"/>
+              </w:rPr>
+              <w:t>Social Media User</w:t>
+            </w:r>
+          </w:p>
+        </w:tc>
+      </w:tr>
+      <w:tr>
+        <w:trPr>
+          <w:trHeight w:val="900"/>
+          <w:tblHeader/>
+        </w:trPr>
+        <w:tc>
+          <w:tcPr>
+            <w:tcW w:w="1560" w:type="dxa"/>
+            <w:shd w:val="clear" w:color="auto" w:fill="auto"/>
+            <w:tcMar>
+              <w:top w:w="100" w:type="dxa"/>
+              <w:left w:w="100" w:type="dxa"/>
+              <w:bottom w:w="100" w:type="dxa"/>
+              <w:right w:w="100" w:type="dxa"/>
+            </w:tcMar>
+          </w:tcPr>
+          <w:p>
+            <w:pPr>
+              <w:widowControl w:val="0"/>
+              <w:spacing w:line="240" w:lineRule="auto"/>
+              <w:rPr>
+                <w:sz w:val="20"/>
+                <w:szCs w:val="20"/>
+              </w:rPr>
+            </w:pPr>
+            <w:r>
+              <w:rPr>
+                <w:sz w:val="20"/>
+                <w:szCs w:val="20"/>
+              </w:rPr>
+              <w:t>Brief Description</w:t>
+            </w:r>
+          </w:p>
+        </w:tc>
+        <w:tc>
+          <w:tcPr>
+            <w:tcW w:w="7455" w:type="dxa"/>
+            <w:gridSpan w:val="2"/>
+            <w:shd w:val="clear" w:color="auto" w:fill="auto"/>
+            <w:tcMar>
+              <w:top w:w="100" w:type="dxa"/>
+              <w:left w:w="100" w:type="dxa"/>
+              <w:bottom w:w="100" w:type="dxa"/>
+              <w:right w:w="100" w:type="dxa"/>
+            </w:tcMar>
+          </w:tcPr>
+          <w:p>
+            <w:pPr>
+              <w:widowControl w:val="0"/>
+              <w:spacing w:line="240" w:lineRule="auto"/>
+              <w:rPr>
+                <w:sz w:val="20"/>
+                <w:szCs w:val="20"/>
+              </w:rPr>
+            </w:pPr>
+            <w:r>
+              <w:rPr>
+                <w:sz w:val="20"/>
+                <w:szCs w:val="20"/>
+              </w:rPr>
+              <w:t>Social media users can input some prompts to generate pictures based on their needs.They can also use system models to optimize their post content.Users also can modify the content after the generation and choose the way of social media they want to share with.</w:t>
+            </w:r>
+          </w:p>
+        </w:tc>
+      </w:tr>
+      <w:tr>
+        <w:trPr>
+          <w:trHeight w:val="670"/>
+          <w:tblHeader/>
+        </w:trPr>
+        <w:tc>
+          <w:tcPr>
+            <w:tcW w:w="1560" w:type="dxa"/>
+            <w:shd w:val="clear" w:color="auto" w:fill="auto"/>
+            <w:tcMar>
+              <w:top w:w="100" w:type="dxa"/>
+              <w:left w:w="100" w:type="dxa"/>
+              <w:bottom w:w="100" w:type="dxa"/>
+              <w:right w:w="100" w:type="dxa"/>
+            </w:tcMar>
+          </w:tcPr>
+          <w:p>
+            <w:pPr>
+              <w:widowControl w:val="0"/>
+              <w:spacing w:line="240" w:lineRule="auto"/>
+              <w:rPr>
+                <w:sz w:val="20"/>
+                <w:szCs w:val="20"/>
+              </w:rPr>
+            </w:pPr>
+            <w:r>
+              <w:rPr>
+                <w:sz w:val="20"/>
+                <w:szCs w:val="20"/>
+              </w:rPr>
+              <w:t>Preconditions</w:t>
+            </w:r>
+          </w:p>
+        </w:tc>
+        <w:tc>
+          <w:tcPr>
+            <w:tcW w:w="7455" w:type="dxa"/>
+            <w:gridSpan w:val="2"/>
+            <w:shd w:val="clear" w:color="auto" w:fill="auto"/>
+            <w:tcMar>
+              <w:top w:w="100" w:type="dxa"/>
+              <w:left w:w="100" w:type="dxa"/>
+              <w:bottom w:w="100" w:type="dxa"/>
+              <w:right w:w="100" w:type="dxa"/>
+            </w:tcMar>
+          </w:tcPr>
+          <w:p>
+            <w:pPr>
+              <w:widowControl w:val="0"/>
+              <w:spacing w:line="240" w:lineRule="auto"/>
+              <w:rPr>
+                <w:sz w:val="20"/>
+                <w:szCs w:val="20"/>
+              </w:rPr>
+            </w:pPr>
+            <w:r>
+              <w:rPr>
+                <w:sz w:val="20"/>
+                <w:szCs w:val="20"/>
+              </w:rPr>
+              <w:t>1.The actor has already logged into the system.</w:t>
+            </w:r>
+          </w:p>
+          <w:p>
+            <w:pPr>
+              <w:widowControl w:val="0"/>
+              <w:spacing w:line="240" w:lineRule="auto"/>
+              <w:rPr>
+                <w:sz w:val="20"/>
+                <w:szCs w:val="20"/>
+              </w:rPr>
+            </w:pPr>
+            <w:r>
+              <w:rPr>
+                <w:sz w:val="20"/>
+                <w:szCs w:val="20"/>
+              </w:rPr>
+              <w:t>2.The actor is authorized to use this feature.</w:t>
+            </w:r>
+          </w:p>
+        </w:tc>
+      </w:tr>
+      <w:tr>
+        <w:trPr>
+          <w:trHeight w:val="923"/>
+          <w:tblHeader/>
+        </w:trPr>
+        <w:tc>
+          <w:tcPr>
+            <w:tcW w:w="1560" w:type="dxa"/>
+            <w:shd w:val="clear" w:color="auto" w:fill="auto"/>
+            <w:tcMar>
+              <w:top w:w="100" w:type="dxa"/>
+              <w:left w:w="100" w:type="dxa"/>
+              <w:bottom w:w="100" w:type="dxa"/>
+              <w:right w:w="100" w:type="dxa"/>
+            </w:tcMar>
+          </w:tcPr>
+          <w:p>
+            <w:pPr>
+              <w:widowControl w:val="0"/>
+              <w:spacing w:line="240" w:lineRule="auto"/>
+              <w:rPr>
+                <w:sz w:val="20"/>
+                <w:szCs w:val="20"/>
+              </w:rPr>
+            </w:pPr>
+            <w:r>
+              <w:rPr>
+                <w:sz w:val="20"/>
+                <w:szCs w:val="20"/>
+              </w:rPr>
+              <w:t>Main Success Scenario</w:t>
+            </w:r>
+          </w:p>
+        </w:tc>
+        <w:tc>
+          <w:tcPr>
+            <w:tcW w:w="7455" w:type="dxa"/>
+            <w:gridSpan w:val="2"/>
+            <w:shd w:val="clear" w:color="auto" w:fill="auto"/>
+            <w:tcMar>
+              <w:top w:w="100" w:type="dxa"/>
+              <w:left w:w="100" w:type="dxa"/>
+              <w:bottom w:w="100" w:type="dxa"/>
+              <w:right w:w="100" w:type="dxa"/>
+            </w:tcMar>
+          </w:tcPr>
+          <w:p>
+            <w:pPr>
+              <w:widowControl w:val="0"/>
+              <w:spacing w:line="240" w:lineRule="auto"/>
+              <w:rPr>
+                <w:color w:val="2A2B2E"/>
+                <w:sz w:val="21"/>
+                <w:szCs w:val="21"/>
+              </w:rPr>
+            </w:pPr>
+            <w:r>
+              <w:rPr>
+                <w:color w:val="2A2B2E"/>
+                <w:sz w:val="21"/>
+                <w:szCs w:val="21"/>
+              </w:rPr>
+              <w:t>1.The system returns the picture based on users</w:t>
+            </w:r>
+            <w:proofErr w:type="gramStart"/>
+            <w:r>
+              <w:rPr>
+                <w:color w:val="2A2B2E"/>
+                <w:sz w:val="21"/>
+                <w:szCs w:val="21"/>
+              </w:rPr>
+              <w:t>’</w:t>
+            </w:r>
+            <w:proofErr w:type="gramEnd"/>
+            <w:r>
+              <w:rPr>
+                <w:color w:val="2A2B2E"/>
+                <w:sz w:val="21"/>
+                <w:szCs w:val="21"/>
+              </w:rPr>
+              <w:t xml:space="preserve"> needs successfully.</w:t>
+            </w:r>
+          </w:p>
+          <w:p>
+            <w:pPr>
+              <w:widowControl w:val="0"/>
+              <w:spacing w:line="240" w:lineRule="auto"/>
+              <w:rPr>
+                <w:color w:val="2A2B2E"/>
+                <w:sz w:val="21"/>
+                <w:szCs w:val="21"/>
+              </w:rPr>
+            </w:pPr>
+            <w:r>
+              <w:rPr>
+                <w:color w:val="2A2B2E"/>
+                <w:sz w:val="21"/>
+                <w:szCs w:val="21"/>
+              </w:rPr>
+              <w:t>2.The system returns the content of social media post successfully.</w:t>
+            </w:r>
+          </w:p>
+          <w:p>
+            <w:pPr>
+              <w:widowControl w:val="0"/>
+              <w:spacing w:line="240" w:lineRule="auto"/>
+              <w:rPr>
+                <w:color w:val="2A2B2E"/>
+                <w:sz w:val="21"/>
+                <w:szCs w:val="21"/>
+              </w:rPr>
+            </w:pPr>
+            <w:r>
+              <w:rPr>
+                <w:color w:val="2A2B2E"/>
+                <w:sz w:val="21"/>
+                <w:szCs w:val="21"/>
+              </w:rPr>
+              <w:t>3.The users can modify the content.</w:t>
+            </w:r>
+          </w:p>
+          <w:p>
+            <w:pPr>
+              <w:widowControl w:val="0"/>
+              <w:spacing w:line="240" w:lineRule="auto"/>
+              <w:rPr>
+                <w:color w:val="2A2B2E"/>
+                <w:sz w:val="21"/>
+                <w:szCs w:val="21"/>
+              </w:rPr>
+            </w:pPr>
+            <w:r>
+              <w:rPr>
+                <w:color w:val="2A2B2E"/>
+                <w:sz w:val="21"/>
+                <w:szCs w:val="21"/>
+              </w:rPr>
+              <w:t>4.The users can choose the way to share the generated post.</w:t>
+            </w:r>
+          </w:p>
+        </w:tc>
+      </w:tr>
+      <w:tr>
+        <w:trPr>
+          <w:trHeight w:val="440"/>
+        </w:trPr>
+        <w:tc>
+          <w:tcPr>
+            <w:tcW w:w="1560" w:type="dxa"/>
+            <w:vMerge w:val="restart"/>
+            <w:shd w:val="clear" w:color="auto" w:fill="auto"/>
+            <w:tcMar>
+              <w:top w:w="100" w:type="dxa"/>
+              <w:left w:w="100" w:type="dxa"/>
+              <w:bottom w:w="100" w:type="dxa"/>
+              <w:right w:w="100" w:type="dxa"/>
+            </w:tcMar>
+          </w:tcPr>
+          <w:p>
+            <w:pPr>
+              <w:widowControl w:val="0"/>
+              <w:spacing w:line="240" w:lineRule="auto"/>
+              <w:rPr>
+                <w:sz w:val="20"/>
+                <w:szCs w:val="20"/>
+              </w:rPr>
+            </w:pPr>
+            <w:r>
+              <w:rPr>
+                <w:sz w:val="20"/>
+                <w:szCs w:val="20"/>
+              </w:rPr>
+              <w:t>Basic Flow</w:t>
+            </w:r>
+          </w:p>
+        </w:tc>
+        <w:tc>
+          <w:tcPr>
+            <w:tcW w:w="3165" w:type="dxa"/>
+            <w:shd w:val="clear" w:color="auto" w:fill="auto"/>
+            <w:tcMar>
+              <w:top w:w="100" w:type="dxa"/>
+              <w:left w:w="100" w:type="dxa"/>
+              <w:bottom w:w="100" w:type="dxa"/>
+              <w:right w:w="100" w:type="dxa"/>
+            </w:tcMar>
+          </w:tcPr>
+          <w:p>
+            <w:pPr>
+              <w:widowControl w:val="0"/>
+              <w:spacing w:line="240" w:lineRule="auto"/>
+              <w:rPr>
+                <w:sz w:val="20"/>
+                <w:szCs w:val="20"/>
+              </w:rPr>
+            </w:pPr>
+            <w:r>
+              <w:rPr>
+                <w:sz w:val="20"/>
+                <w:szCs w:val="20"/>
+              </w:rPr>
+              <w:t>Actor Action</w:t>
+            </w:r>
+          </w:p>
+        </w:tc>
+        <w:tc>
+          <w:tcPr>
+            <w:tcW w:w="4290" w:type="dxa"/>
+            <w:shd w:val="clear" w:color="auto" w:fill="auto"/>
+            <w:tcMar>
+              <w:top w:w="100" w:type="dxa"/>
+              <w:left w:w="100" w:type="dxa"/>
+              <w:bottom w:w="100" w:type="dxa"/>
+              <w:right w:w="100" w:type="dxa"/>
+            </w:tcMar>
+          </w:tcPr>
+          <w:p>
+            <w:pPr>
+              <w:widowControl w:val="0"/>
+              <w:spacing w:line="240" w:lineRule="auto"/>
+              <w:rPr>
+                <w:sz w:val="20"/>
+                <w:szCs w:val="20"/>
+              </w:rPr>
+            </w:pPr>
+          </w:p>
+        </w:tc>
+      </w:tr>
+      <w:tr>
+        <w:trPr>
+          <w:trHeight w:val="658"/>
+        </w:trPr>
+        <w:tc>
+          <w:tcPr>
+            <w:tcW w:w="1560" w:type="dxa"/>
+            <w:vMerge/>
+            <w:shd w:val="clear" w:color="auto" w:fill="auto"/>
+            <w:tcMar>
+              <w:top w:w="100" w:type="dxa"/>
+              <w:left w:w="100" w:type="dxa"/>
+              <w:bottom w:w="100" w:type="dxa"/>
+              <w:right w:w="100" w:type="dxa"/>
+            </w:tcMar>
+          </w:tcPr>
+          <w:p>
+            <w:pPr>
+              <w:widowControl w:val="0"/>
+              <w:spacing w:line="240" w:lineRule="auto"/>
+              <w:rPr>
+                <w:sz w:val="20"/>
+                <w:szCs w:val="20"/>
+              </w:rPr>
+            </w:pPr>
+          </w:p>
+        </w:tc>
+        <w:tc>
+          <w:tcPr>
+            <w:tcW w:w="3165" w:type="dxa"/>
+            <w:shd w:val="clear" w:color="auto" w:fill="auto"/>
+            <w:tcMar>
+              <w:top w:w="100" w:type="dxa"/>
+              <w:left w:w="100" w:type="dxa"/>
+              <w:bottom w:w="100" w:type="dxa"/>
+              <w:right w:w="100" w:type="dxa"/>
+            </w:tcMar>
+          </w:tcPr>
+          <w:p>
+            <w:pPr>
+              <w:widowControl w:val="0"/>
+              <w:spacing w:line="240" w:lineRule="auto"/>
+              <w:rPr>
+                <w:sz w:val="20"/>
+                <w:szCs w:val="20"/>
+              </w:rPr>
+            </w:pPr>
+            <w:r>
+              <w:rPr>
+                <w:sz w:val="20"/>
+                <w:szCs w:val="20"/>
+              </w:rPr>
+              <w:t>1.The actor provides the text description.</w:t>
+            </w:r>
+          </w:p>
+        </w:tc>
+        <w:tc>
+          <w:tcPr>
+            <w:tcW w:w="4290" w:type="dxa"/>
+            <w:shd w:val="clear" w:color="auto" w:fill="auto"/>
+            <w:tcMar>
+              <w:top w:w="100" w:type="dxa"/>
+              <w:left w:w="100" w:type="dxa"/>
+              <w:bottom w:w="100" w:type="dxa"/>
+              <w:right w:w="100" w:type="dxa"/>
+            </w:tcMar>
+          </w:tcPr>
+          <w:p>
+            <w:pPr>
+              <w:widowControl w:val="0"/>
+              <w:spacing w:line="240" w:lineRule="auto"/>
+              <w:rPr>
+                <w:sz w:val="20"/>
+                <w:szCs w:val="20"/>
+              </w:rPr>
+            </w:pPr>
+          </w:p>
+        </w:tc>
+      </w:tr>
+      <w:tr>
+        <w:trPr>
+          <w:trHeight w:val="670"/>
+        </w:trPr>
+        <w:tc>
+          <w:tcPr>
+            <w:tcW w:w="1560" w:type="dxa"/>
+            <w:vMerge/>
+            <w:shd w:val="clear" w:color="auto" w:fill="auto"/>
+            <w:tcMar>
+              <w:top w:w="100" w:type="dxa"/>
+              <w:left w:w="100" w:type="dxa"/>
+              <w:bottom w:w="100" w:type="dxa"/>
+              <w:right w:w="100" w:type="dxa"/>
+            </w:tcMar>
+          </w:tcPr>
+          <w:p>
+            <w:pPr>
+              <w:widowControl w:val="0"/>
+              <w:spacing w:line="240" w:lineRule="auto"/>
+              <w:rPr>
+                <w:sz w:val="20"/>
+                <w:szCs w:val="20"/>
+              </w:rPr>
+            </w:pPr>
+          </w:p>
+        </w:tc>
+        <w:tc>
+          <w:tcPr>
+            <w:tcW w:w="3165" w:type="dxa"/>
+            <w:shd w:val="clear" w:color="auto" w:fill="auto"/>
+            <w:tcMar>
+              <w:top w:w="100" w:type="dxa"/>
+              <w:left w:w="100" w:type="dxa"/>
+              <w:bottom w:w="100" w:type="dxa"/>
+              <w:right w:w="100" w:type="dxa"/>
+            </w:tcMar>
+          </w:tcPr>
+          <w:p>
+            <w:pPr>
+              <w:widowControl w:val="0"/>
+              <w:spacing w:line="240" w:lineRule="auto"/>
+              <w:rPr>
+                <w:sz w:val="20"/>
+                <w:szCs w:val="20"/>
+              </w:rPr>
+            </w:pPr>
+            <w:r>
+              <w:rPr>
+                <w:sz w:val="20"/>
+                <w:szCs w:val="20"/>
+              </w:rPr>
+              <w:t>2.The actor uploads the prompt of the picture they want to generate  to the system.(optional)</w:t>
+            </w:r>
+          </w:p>
+        </w:tc>
+        <w:tc>
+          <w:tcPr>
+            <w:tcW w:w="4290" w:type="dxa"/>
+            <w:shd w:val="clear" w:color="auto" w:fill="auto"/>
+            <w:tcMar>
+              <w:top w:w="100" w:type="dxa"/>
+              <w:left w:w="100" w:type="dxa"/>
+              <w:bottom w:w="100" w:type="dxa"/>
+              <w:right w:w="100" w:type="dxa"/>
+            </w:tcMar>
+          </w:tcPr>
+          <w:p>
+            <w:pPr>
+              <w:widowControl w:val="0"/>
+              <w:spacing w:line="240" w:lineRule="auto"/>
+              <w:rPr>
+                <w:sz w:val="20"/>
+                <w:szCs w:val="20"/>
+              </w:rPr>
+            </w:pPr>
+            <w:r>
+              <w:rPr>
+                <w:sz w:val="20"/>
+                <w:szCs w:val="20"/>
+              </w:rPr>
+              <w:t>3.</w:t>
+            </w:r>
+            <w:r>
+              <w:rPr>
+                <w:color w:val="2A2B2E"/>
+                <w:sz w:val="19"/>
+                <w:szCs w:val="19"/>
+                <w:highlight w:val="white"/>
+              </w:rPr>
+              <w:t>The system receives the text, refines and simplifies the text using a large language model.</w:t>
+            </w:r>
+          </w:p>
+        </w:tc>
+      </w:tr>
+      <w:tr>
+        <w:trPr>
+          <w:trHeight w:val="1164"/>
+        </w:trPr>
+        <w:tc>
+          <w:tcPr>
+            <w:tcW w:w="1560" w:type="dxa"/>
+            <w:vMerge/>
+            <w:shd w:val="clear" w:color="auto" w:fill="auto"/>
+            <w:tcMar>
+              <w:top w:w="100" w:type="dxa"/>
+              <w:left w:w="100" w:type="dxa"/>
+              <w:bottom w:w="100" w:type="dxa"/>
+              <w:right w:w="100" w:type="dxa"/>
+            </w:tcMar>
+          </w:tcPr>
+          <w:p>
+            <w:pPr>
+              <w:widowControl w:val="0"/>
+              <w:spacing w:line="240" w:lineRule="auto"/>
+              <w:rPr>
+                <w:sz w:val="20"/>
+                <w:szCs w:val="20"/>
+              </w:rPr>
+            </w:pPr>
+          </w:p>
+        </w:tc>
+        <w:tc>
+          <w:tcPr>
+            <w:tcW w:w="3165" w:type="dxa"/>
+            <w:shd w:val="clear" w:color="auto" w:fill="auto"/>
+            <w:tcMar>
+              <w:top w:w="100" w:type="dxa"/>
+              <w:left w:w="100" w:type="dxa"/>
+              <w:bottom w:w="100" w:type="dxa"/>
+              <w:right w:w="100" w:type="dxa"/>
+            </w:tcMar>
+          </w:tcPr>
+          <w:p>
+            <w:pPr>
+              <w:widowControl w:val="0"/>
+              <w:spacing w:line="240" w:lineRule="auto"/>
+              <w:rPr>
+                <w:sz w:val="20"/>
+                <w:szCs w:val="20"/>
+              </w:rPr>
+            </w:pPr>
+          </w:p>
+        </w:tc>
+        <w:tc>
+          <w:tcPr>
+            <w:tcW w:w="4290" w:type="dxa"/>
+            <w:shd w:val="clear" w:color="auto" w:fill="auto"/>
+            <w:tcMar>
+              <w:top w:w="100" w:type="dxa"/>
+              <w:left w:w="100" w:type="dxa"/>
+              <w:bottom w:w="100" w:type="dxa"/>
+              <w:right w:w="100" w:type="dxa"/>
+            </w:tcMar>
+          </w:tcPr>
+          <w:p>
+            <w:pPr>
+              <w:widowControl w:val="0"/>
+              <w:spacing w:line="240" w:lineRule="auto"/>
+              <w:rPr>
+                <w:sz w:val="20"/>
+                <w:szCs w:val="20"/>
+              </w:rPr>
+            </w:pPr>
+            <w:r>
+              <w:rPr>
+                <w:sz w:val="20"/>
+                <w:szCs w:val="20"/>
+              </w:rPr>
+              <w:t>4.The system inputs the summary and the product image(if have) to the image generation model to create the poster.</w:t>
+            </w:r>
+          </w:p>
+        </w:tc>
+      </w:tr>
+      <w:tr>
+        <w:trPr>
+          <w:trHeight w:val="670"/>
+        </w:trPr>
+        <w:tc>
+          <w:tcPr>
+            <w:tcW w:w="1560" w:type="dxa"/>
+          </w:tcPr>
+          <w:p>
+            <w:pPr>
+              <w:widowControl w:val="0"/>
+              <w:spacing w:line="240" w:lineRule="auto"/>
+              <w:rPr>
+                <w:sz w:val="20"/>
+                <w:szCs w:val="20"/>
+              </w:rPr>
+            </w:pPr>
+            <w:r>
+              <w:rPr>
+                <w:sz w:val="20"/>
+                <w:szCs w:val="20"/>
+              </w:rPr>
+              <w:t>Abnormal Events Flow</w:t>
+            </w:r>
+          </w:p>
+        </w:tc>
+        <w:tc>
+          <w:tcPr>
+            <w:tcW w:w="3165" w:type="dxa"/>
+            <w:shd w:val="clear" w:color="auto" w:fill="auto"/>
+            <w:tcMar>
+              <w:top w:w="100" w:type="dxa"/>
+              <w:left w:w="100" w:type="dxa"/>
+              <w:bottom w:w="100" w:type="dxa"/>
+              <w:right w:w="100" w:type="dxa"/>
+            </w:tcMar>
+          </w:tcPr>
+          <w:p>
+            <w:pPr>
+              <w:widowControl w:val="0"/>
+              <w:spacing w:line="240" w:lineRule="auto"/>
+              <w:rPr>
+                <w:sz w:val="20"/>
+                <w:szCs w:val="20"/>
+              </w:rPr>
+            </w:pPr>
+            <w:r>
+              <w:rPr>
+                <w:sz w:val="20"/>
+                <w:szCs w:val="20"/>
+              </w:rPr>
+              <w:t>1.1The system made no modification of content.</w:t>
+            </w:r>
+          </w:p>
+        </w:tc>
+        <w:tc>
+          <w:tcPr>
+            <w:tcW w:w="4290" w:type="dxa"/>
+            <w:shd w:val="clear" w:color="auto" w:fill="auto"/>
+            <w:tcMar>
+              <w:top w:w="100" w:type="dxa"/>
+              <w:left w:w="100" w:type="dxa"/>
+              <w:bottom w:w="100" w:type="dxa"/>
+              <w:right w:w="100" w:type="dxa"/>
+            </w:tcMar>
+          </w:tcPr>
+          <w:p>
+            <w:pPr>
+              <w:widowControl w:val="0"/>
+              <w:spacing w:line="240" w:lineRule="auto"/>
+              <w:rPr>
+                <w:sz w:val="20"/>
+                <w:szCs w:val="20"/>
+              </w:rPr>
+            </w:pPr>
+            <w:r>
+              <w:rPr>
+                <w:sz w:val="20"/>
+                <w:szCs w:val="20"/>
+              </w:rPr>
+              <w:t>1.1The system has no response to this action or shows a message of error.</w:t>
+            </w:r>
+          </w:p>
+        </w:tc>
+      </w:tr>
+      <w:tr>
+        <w:trPr>
+          <w:trHeight w:val="670"/>
+        </w:trPr>
+        <w:tc>
+          <w:tcPr>
+            <w:tcW w:w="1560" w:type="dxa"/>
+          </w:tcPr>
+          <w:p>
+            <w:pPr>
+              <w:widowControl w:val="0"/>
+              <w:spacing w:line="240" w:lineRule="auto"/>
+              <w:rPr>
+                <w:sz w:val="20"/>
+                <w:szCs w:val="20"/>
+              </w:rPr>
+            </w:pPr>
+          </w:p>
+        </w:tc>
+        <w:tc>
+          <w:tcPr>
+            <w:tcW w:w="3165" w:type="dxa"/>
+            <w:shd w:val="clear" w:color="auto" w:fill="auto"/>
+            <w:tcMar>
+              <w:top w:w="100" w:type="dxa"/>
+              <w:left w:w="100" w:type="dxa"/>
+              <w:bottom w:w="100" w:type="dxa"/>
+              <w:right w:w="100" w:type="dxa"/>
+            </w:tcMar>
+          </w:tcPr>
+          <w:p>
+            <w:pPr>
+              <w:widowControl w:val="0"/>
+              <w:spacing w:line="240" w:lineRule="auto"/>
+              <w:rPr>
+                <w:sz w:val="20"/>
+                <w:szCs w:val="20"/>
+              </w:rPr>
+            </w:pPr>
+            <w:r>
+              <w:rPr>
+                <w:sz w:val="20"/>
+                <w:szCs w:val="20"/>
+              </w:rPr>
+              <w:t>2.1The system failed to generate the picture.</w:t>
+            </w:r>
+          </w:p>
+        </w:tc>
+        <w:tc>
+          <w:tcPr>
+            <w:tcW w:w="4290" w:type="dxa"/>
+            <w:shd w:val="clear" w:color="auto" w:fill="auto"/>
+            <w:tcMar>
+              <w:top w:w="100" w:type="dxa"/>
+              <w:left w:w="100" w:type="dxa"/>
+              <w:bottom w:w="100" w:type="dxa"/>
+              <w:right w:w="100" w:type="dxa"/>
+            </w:tcMar>
+          </w:tcPr>
+          <w:p>
+            <w:pPr>
+              <w:widowControl w:val="0"/>
+              <w:spacing w:line="240" w:lineRule="auto"/>
+              <w:rPr>
+                <w:sz w:val="20"/>
+                <w:szCs w:val="20"/>
+              </w:rPr>
+            </w:pPr>
+            <w:r>
+              <w:rPr>
+                <w:sz w:val="20"/>
+                <w:szCs w:val="20"/>
+              </w:rPr>
+              <w:t>2.1The system shows a message of error.</w:t>
+            </w:r>
+          </w:p>
+        </w:tc>
+      </w:tr>
+      <w:tr>
+        <w:trPr>
+          <w:trHeight w:val="670"/>
+        </w:trPr>
+        <w:tc>
+          <w:tcPr>
+            <w:tcW w:w="1560" w:type="dxa"/>
+            <w:shd w:val="clear" w:color="auto" w:fill="auto"/>
+            <w:tcMar>
+              <w:top w:w="100" w:type="dxa"/>
+              <w:left w:w="100" w:type="dxa"/>
+              <w:bottom w:w="100" w:type="dxa"/>
+              <w:right w:w="100" w:type="dxa"/>
+            </w:tcMar>
+          </w:tcPr>
+          <w:p>
+            <w:pPr>
+              <w:widowControl w:val="0"/>
+              <w:spacing w:line="240" w:lineRule="auto"/>
+              <w:rPr>
+                <w:sz w:val="20"/>
+                <w:szCs w:val="20"/>
+              </w:rPr>
+            </w:pPr>
+            <w:r>
+              <w:rPr>
+                <w:sz w:val="20"/>
+                <w:szCs w:val="20"/>
+              </w:rPr>
+              <w:t>Alternative Flow</w:t>
+            </w:r>
+          </w:p>
+        </w:tc>
+        <w:tc>
+          <w:tcPr>
+            <w:tcW w:w="7455" w:type="dxa"/>
+            <w:gridSpan w:val="2"/>
+            <w:shd w:val="clear" w:color="auto" w:fill="auto"/>
+            <w:tcMar>
+              <w:top w:w="100" w:type="dxa"/>
+              <w:left w:w="100" w:type="dxa"/>
+              <w:bottom w:w="100" w:type="dxa"/>
+              <w:right w:w="100" w:type="dxa"/>
+            </w:tcMar>
+          </w:tcPr>
+          <w:p>
+            <w:pPr>
+              <w:widowControl w:val="0"/>
+              <w:spacing w:line="240" w:lineRule="auto"/>
+              <w:rPr>
+                <w:color w:val="2A2B2E"/>
+                <w:sz w:val="21"/>
+                <w:szCs w:val="21"/>
+                <w:highlight w:val="white"/>
+              </w:rPr>
+            </w:pPr>
+            <w:r>
+              <w:rPr>
+                <w:sz w:val="20"/>
+                <w:szCs w:val="20"/>
+              </w:rPr>
+              <w:t>1.The Actor chooses one type of social media used to share the outcome generated.</w:t>
+            </w:r>
+          </w:p>
+        </w:tc>
+      </w:tr>
+    </w:tbl>
+    <w:p>
+      <w:pPr>
+        <w:rPr>
+          <w:sz w:val="20"/>
+          <w:szCs w:val="20"/>
+        </w:rPr>
+      </w:pPr>
+    </w:p>
+    <w:p>
+      <w:pPr>
+        <w:rPr>
+          <w:sz w:val="20"/>
+          <w:szCs w:val="20"/>
+        </w:rPr>
+      </w:pPr>
+    </w:p>
+    <w:tbl>
+      <w:tblPr>
+        <w:tblStyle w:val="ab"/>
+        <w:tblW w:w="9015" w:type="dxa"/>
+        <w:tblInd w:w="0" w:type="dxa"/>
+        <w:tblBorders>
+          <w:top w:val="single" w:sz="8" w:space="0" w:color="000000"/>
+          <w:left w:val="single" w:sz="8" w:space="0" w:color="000000"/>
+          <w:bottom w:val="single" w:sz="8" w:space="0" w:color="000000"/>
+          <w:right w:val="single" w:sz="8" w:space="0" w:color="000000"/>
+          <w:insideH w:val="single" w:sz="8" w:space="0" w:color="000000"/>
+          <w:insideV w:val="single" w:sz="8" w:space="0" w:color="000000"/>
+        </w:tblBorders>
+        <w:tblLayout w:type="fixed"/>
+        <w:tblLook w:val="0600" w:firstRow="0" w:lastRow="0" w:firstColumn="0" w:lastColumn="0" w:noHBand="1" w:noVBand="1"/>
+      </w:tblPr>
+      <w:tblGrid>
+        <w:gridCol w:w="1560"/>
+        <w:gridCol w:w="3165"/>
+        <w:gridCol w:w="4290"/>
+      </w:tblGrid>
+      <w:tr>
+        <w:trPr>
+          <w:trHeight w:val="647"/>
+          <w:tblHeader/>
+        </w:trPr>
+        <w:tc>
+          <w:tcPr>
+            <w:tcW w:w="1560" w:type="dxa"/>
+            <w:shd w:val="clear" w:color="auto" w:fill="auto"/>
+            <w:tcMar>
+              <w:top w:w="100" w:type="dxa"/>
+              <w:left w:w="100" w:type="dxa"/>
+              <w:bottom w:w="100" w:type="dxa"/>
+              <w:right w:w="100" w:type="dxa"/>
+            </w:tcMar>
+          </w:tcPr>
+          <w:p>
+            <w:pPr>
+              <w:widowControl w:val="0"/>
+              <w:spacing w:line="240" w:lineRule="auto"/>
+              <w:rPr>
+                <w:color w:val="2A2B2E"/>
+                <w:sz w:val="19"/>
+                <w:szCs w:val="19"/>
+                <w:highlight w:val="white"/>
+              </w:rPr>
+            </w:pPr>
+            <w:r>
+              <w:rPr>
+                <w:color w:val="2A2B2E"/>
+                <w:sz w:val="19"/>
+                <w:szCs w:val="19"/>
+                <w:highlight w:val="white"/>
+              </w:rPr>
+              <w:lastRenderedPageBreak/>
+              <w:t>Use Case Name</w:t>
+            </w:r>
+          </w:p>
+        </w:tc>
+        <w:tc>
+          <w:tcPr>
+            <w:tcW w:w="7455" w:type="dxa"/>
+            <w:gridSpan w:val="2"/>
+            <w:shd w:val="clear" w:color="auto" w:fill="auto"/>
+            <w:tcMar>
+              <w:top w:w="100" w:type="dxa"/>
+              <w:left w:w="100" w:type="dxa"/>
+              <w:bottom w:w="100" w:type="dxa"/>
+              <w:right w:w="100" w:type="dxa"/>
+            </w:tcMar>
+          </w:tcPr>
+          <w:p>
+            <w:pPr>
+              <w:widowControl w:val="0"/>
+              <w:spacing w:line="240" w:lineRule="auto"/>
+              <w:rPr>
+                <w:color w:val="2A2B2E"/>
+                <w:sz w:val="19"/>
+                <w:szCs w:val="19"/>
+                <w:highlight w:val="white"/>
+              </w:rPr>
+            </w:pPr>
+            <w:r>
+              <w:rPr>
+                <w:color w:val="2A2B2E"/>
+                <w:sz w:val="19"/>
+                <w:szCs w:val="19"/>
+                <w:highlight w:val="white"/>
+              </w:rPr>
+              <w:t>Content Audit</w:t>
+            </w:r>
+          </w:p>
+        </w:tc>
+      </w:tr>
+      <w:tr>
+        <w:trPr>
+          <w:trHeight w:val="440"/>
+          <w:tblHeader/>
+        </w:trPr>
+        <w:tc>
+          <w:tcPr>
+            <w:tcW w:w="1560" w:type="dxa"/>
+            <w:shd w:val="clear" w:color="auto" w:fill="auto"/>
+            <w:tcMar>
+              <w:top w:w="100" w:type="dxa"/>
+              <w:left w:w="100" w:type="dxa"/>
+              <w:bottom w:w="100" w:type="dxa"/>
+              <w:right w:w="100" w:type="dxa"/>
+            </w:tcMar>
+          </w:tcPr>
+          <w:p>
+            <w:pPr>
+              <w:widowControl w:val="0"/>
+              <w:spacing w:line="240" w:lineRule="auto"/>
+              <w:rPr>
+                <w:sz w:val="20"/>
+                <w:szCs w:val="20"/>
+              </w:rPr>
+            </w:pPr>
+            <w:r>
+              <w:rPr>
+                <w:sz w:val="20"/>
+                <w:szCs w:val="20"/>
+              </w:rPr>
+              <w:t>Use Case ID</w:t>
+            </w:r>
+          </w:p>
+        </w:tc>
+        <w:tc>
+          <w:tcPr>
+            <w:tcW w:w="7455" w:type="dxa"/>
+            <w:gridSpan w:val="2"/>
+            <w:shd w:val="clear" w:color="auto" w:fill="auto"/>
+            <w:tcMar>
+              <w:top w:w="100" w:type="dxa"/>
+              <w:left w:w="100" w:type="dxa"/>
+              <w:bottom w:w="100" w:type="dxa"/>
+              <w:right w:w="100" w:type="dxa"/>
+            </w:tcMar>
+          </w:tcPr>
+          <w:p>
+            <w:pPr>
+              <w:widowControl w:val="0"/>
+              <w:spacing w:line="240" w:lineRule="auto"/>
+              <w:rPr>
+                <w:sz w:val="20"/>
+                <w:szCs w:val="20"/>
+              </w:rPr>
+            </w:pPr>
+            <w:r>
+              <w:rPr>
+                <w:sz w:val="20"/>
+                <w:szCs w:val="20"/>
+              </w:rPr>
+              <w:t>UC07</w:t>
+            </w:r>
+          </w:p>
+        </w:tc>
+      </w:tr>
+      <w:tr>
+        <w:trPr>
+          <w:trHeight w:val="440"/>
+          <w:tblHeader/>
+        </w:trPr>
+        <w:tc>
+          <w:tcPr>
+            <w:tcW w:w="1560" w:type="dxa"/>
+            <w:shd w:val="clear" w:color="auto" w:fill="auto"/>
+            <w:tcMar>
+              <w:top w:w="100" w:type="dxa"/>
+              <w:left w:w="100" w:type="dxa"/>
+              <w:bottom w:w="100" w:type="dxa"/>
+              <w:right w:w="100" w:type="dxa"/>
+            </w:tcMar>
+          </w:tcPr>
+          <w:p>
+            <w:pPr>
+              <w:widowControl w:val="0"/>
+              <w:spacing w:line="240" w:lineRule="auto"/>
+              <w:rPr>
+                <w:sz w:val="20"/>
+                <w:szCs w:val="20"/>
+              </w:rPr>
+            </w:pPr>
+            <w:r>
+              <w:rPr>
+                <w:sz w:val="20"/>
+                <w:szCs w:val="20"/>
+              </w:rPr>
+              <w:t>Level</w:t>
+            </w:r>
+          </w:p>
+        </w:tc>
+        <w:tc>
+          <w:tcPr>
+            <w:tcW w:w="7455" w:type="dxa"/>
+            <w:gridSpan w:val="2"/>
+            <w:shd w:val="clear" w:color="auto" w:fill="auto"/>
+            <w:tcMar>
+              <w:top w:w="100" w:type="dxa"/>
+              <w:left w:w="100" w:type="dxa"/>
+              <w:bottom w:w="100" w:type="dxa"/>
+              <w:right w:w="100" w:type="dxa"/>
+            </w:tcMar>
+          </w:tcPr>
+          <w:p>
+            <w:pPr>
+              <w:widowControl w:val="0"/>
+              <w:spacing w:line="240" w:lineRule="auto"/>
+              <w:rPr>
+                <w:sz w:val="20"/>
+                <w:szCs w:val="20"/>
+              </w:rPr>
+            </w:pPr>
+            <w:r>
+              <w:rPr>
+                <w:sz w:val="20"/>
+                <w:szCs w:val="20"/>
+              </w:rPr>
+              <w:t>Detailed</w:t>
+            </w:r>
+          </w:p>
+        </w:tc>
+      </w:tr>
+      <w:tr>
+        <w:trPr>
+          <w:trHeight w:val="440"/>
+          <w:tblHeader/>
+        </w:trPr>
+        <w:tc>
+          <w:tcPr>
+            <w:tcW w:w="1560" w:type="dxa"/>
+            <w:shd w:val="clear" w:color="auto" w:fill="auto"/>
+            <w:tcMar>
+              <w:top w:w="100" w:type="dxa"/>
+              <w:left w:w="100" w:type="dxa"/>
+              <w:bottom w:w="100" w:type="dxa"/>
+              <w:right w:w="100" w:type="dxa"/>
+            </w:tcMar>
+          </w:tcPr>
+          <w:p>
+            <w:pPr>
+              <w:widowControl w:val="0"/>
+              <w:spacing w:line="240" w:lineRule="auto"/>
+              <w:rPr>
+                <w:sz w:val="20"/>
+                <w:szCs w:val="20"/>
+              </w:rPr>
+            </w:pPr>
+            <w:r>
+              <w:rPr>
+                <w:sz w:val="20"/>
+                <w:szCs w:val="20"/>
+              </w:rPr>
+              <w:t>Primary Actors</w:t>
+            </w:r>
+          </w:p>
+        </w:tc>
+        <w:tc>
+          <w:tcPr>
+            <w:tcW w:w="7455" w:type="dxa"/>
+            <w:gridSpan w:val="2"/>
+            <w:shd w:val="clear" w:color="auto" w:fill="auto"/>
+            <w:tcMar>
+              <w:top w:w="100" w:type="dxa"/>
+              <w:left w:w="100" w:type="dxa"/>
+              <w:bottom w:w="100" w:type="dxa"/>
+              <w:right w:w="100" w:type="dxa"/>
+            </w:tcMar>
+          </w:tcPr>
+          <w:p>
+            <w:pPr>
+              <w:widowControl w:val="0"/>
+              <w:spacing w:line="240" w:lineRule="auto"/>
+              <w:rPr>
+                <w:sz w:val="20"/>
+                <w:szCs w:val="20"/>
+              </w:rPr>
+            </w:pPr>
+            <w:r>
+              <w:rPr>
+                <w:sz w:val="20"/>
+                <w:szCs w:val="20"/>
+              </w:rPr>
+              <w:t>Supervisor</w:t>
+            </w:r>
+          </w:p>
+        </w:tc>
+      </w:tr>
+      <w:tr>
+        <w:trPr>
+          <w:trHeight w:val="900"/>
+          <w:tblHeader/>
+        </w:trPr>
+        <w:tc>
+          <w:tcPr>
+            <w:tcW w:w="1560" w:type="dxa"/>
+            <w:shd w:val="clear" w:color="auto" w:fill="auto"/>
+            <w:tcMar>
+              <w:top w:w="100" w:type="dxa"/>
+              <w:left w:w="100" w:type="dxa"/>
+              <w:bottom w:w="100" w:type="dxa"/>
+              <w:right w:w="100" w:type="dxa"/>
+            </w:tcMar>
+          </w:tcPr>
+          <w:p>
+            <w:pPr>
+              <w:widowControl w:val="0"/>
+              <w:spacing w:line="240" w:lineRule="auto"/>
+              <w:rPr>
+                <w:sz w:val="20"/>
+                <w:szCs w:val="20"/>
+              </w:rPr>
+            </w:pPr>
+            <w:r>
+              <w:rPr>
+                <w:sz w:val="20"/>
+                <w:szCs w:val="20"/>
+              </w:rPr>
+              <w:t>Brief Description</w:t>
+            </w:r>
+          </w:p>
+        </w:tc>
+        <w:tc>
+          <w:tcPr>
+            <w:tcW w:w="7455" w:type="dxa"/>
+            <w:gridSpan w:val="2"/>
+            <w:shd w:val="clear" w:color="auto" w:fill="auto"/>
+            <w:tcMar>
+              <w:top w:w="100" w:type="dxa"/>
+              <w:left w:w="100" w:type="dxa"/>
+              <w:bottom w:w="100" w:type="dxa"/>
+              <w:right w:w="100" w:type="dxa"/>
+            </w:tcMar>
+          </w:tcPr>
+          <w:p>
+            <w:pPr>
+              <w:widowControl w:val="0"/>
+              <w:spacing w:line="240" w:lineRule="auto"/>
+              <w:rPr>
+                <w:sz w:val="20"/>
+                <w:szCs w:val="20"/>
+              </w:rPr>
+            </w:pPr>
+            <w:r>
+              <w:rPr>
+                <w:sz w:val="20"/>
+                <w:szCs w:val="20"/>
+              </w:rPr>
+              <w:t>Supervisor can audit the archive created by users and give users feedback respectively.</w:t>
+            </w:r>
+          </w:p>
+        </w:tc>
+      </w:tr>
+      <w:tr>
+        <w:trPr>
+          <w:trHeight w:val="670"/>
+          <w:tblHeader/>
+        </w:trPr>
+        <w:tc>
+          <w:tcPr>
+            <w:tcW w:w="1560" w:type="dxa"/>
+            <w:shd w:val="clear" w:color="auto" w:fill="auto"/>
+            <w:tcMar>
+              <w:top w:w="100" w:type="dxa"/>
+              <w:left w:w="100" w:type="dxa"/>
+              <w:bottom w:w="100" w:type="dxa"/>
+              <w:right w:w="100" w:type="dxa"/>
+            </w:tcMar>
+          </w:tcPr>
+          <w:p>
+            <w:pPr>
+              <w:widowControl w:val="0"/>
+              <w:spacing w:line="240" w:lineRule="auto"/>
+              <w:rPr>
+                <w:sz w:val="20"/>
+                <w:szCs w:val="20"/>
+              </w:rPr>
+            </w:pPr>
+            <w:r>
+              <w:rPr>
+                <w:sz w:val="20"/>
+                <w:szCs w:val="20"/>
+              </w:rPr>
+              <w:t>Preconditions</w:t>
+            </w:r>
+          </w:p>
+        </w:tc>
+        <w:tc>
+          <w:tcPr>
+            <w:tcW w:w="7455" w:type="dxa"/>
+            <w:gridSpan w:val="2"/>
+            <w:shd w:val="clear" w:color="auto" w:fill="auto"/>
+            <w:tcMar>
+              <w:top w:w="100" w:type="dxa"/>
+              <w:left w:w="100" w:type="dxa"/>
+              <w:bottom w:w="100" w:type="dxa"/>
+              <w:right w:w="100" w:type="dxa"/>
+            </w:tcMar>
+          </w:tcPr>
+          <w:p>
+            <w:pPr>
+              <w:widowControl w:val="0"/>
+              <w:spacing w:line="240" w:lineRule="auto"/>
+              <w:rPr>
+                <w:sz w:val="20"/>
+                <w:szCs w:val="20"/>
+              </w:rPr>
+            </w:pPr>
+            <w:r>
+              <w:rPr>
+                <w:sz w:val="20"/>
+                <w:szCs w:val="20"/>
+              </w:rPr>
+              <w:t>1. Supervisor has an available account and login successfully.</w:t>
+            </w:r>
+          </w:p>
+          <w:p>
+            <w:pPr>
+              <w:widowControl w:val="0"/>
+              <w:spacing w:line="240" w:lineRule="auto"/>
+              <w:rPr>
+                <w:sz w:val="20"/>
+                <w:szCs w:val="20"/>
+              </w:rPr>
+            </w:pPr>
+            <w:r>
+              <w:rPr>
+                <w:sz w:val="20"/>
+                <w:szCs w:val="20"/>
+              </w:rPr>
+              <w:t>2. Supervisor clicks the “</w:t>
+            </w:r>
+            <w:r>
+              <w:rPr>
+                <w:color w:val="2A2B2E"/>
+                <w:sz w:val="19"/>
+                <w:szCs w:val="19"/>
+                <w:highlight w:val="white"/>
+              </w:rPr>
+              <w:t>Content Audit” button and jumps to the audit page successfully.</w:t>
+            </w:r>
+          </w:p>
+        </w:tc>
+      </w:tr>
+      <w:tr>
+        <w:trPr>
+          <w:trHeight w:val="923"/>
+          <w:tblHeader/>
+        </w:trPr>
+        <w:tc>
+          <w:tcPr>
+            <w:tcW w:w="1560" w:type="dxa"/>
+            <w:shd w:val="clear" w:color="auto" w:fill="auto"/>
+            <w:tcMar>
+              <w:top w:w="100" w:type="dxa"/>
+              <w:left w:w="100" w:type="dxa"/>
+              <w:bottom w:w="100" w:type="dxa"/>
+              <w:right w:w="100" w:type="dxa"/>
+            </w:tcMar>
+          </w:tcPr>
+          <w:p>
+            <w:pPr>
+              <w:widowControl w:val="0"/>
+              <w:spacing w:line="240" w:lineRule="auto"/>
+              <w:rPr>
+                <w:sz w:val="20"/>
+                <w:szCs w:val="20"/>
+              </w:rPr>
+            </w:pPr>
+            <w:r>
+              <w:rPr>
+                <w:sz w:val="20"/>
+                <w:szCs w:val="20"/>
+              </w:rPr>
+              <w:t>Main Success Scenario</w:t>
+            </w:r>
+          </w:p>
+        </w:tc>
+        <w:tc>
+          <w:tcPr>
+            <w:tcW w:w="7455" w:type="dxa"/>
+            <w:gridSpan w:val="2"/>
+            <w:shd w:val="clear" w:color="auto" w:fill="auto"/>
+            <w:tcMar>
+              <w:top w:w="100" w:type="dxa"/>
+              <w:left w:w="100" w:type="dxa"/>
+              <w:bottom w:w="100" w:type="dxa"/>
+              <w:right w:w="100" w:type="dxa"/>
+            </w:tcMar>
+          </w:tcPr>
+          <w:p>
+            <w:pPr>
+              <w:widowControl w:val="0"/>
+              <w:spacing w:line="240" w:lineRule="auto"/>
+              <w:rPr>
+                <w:color w:val="2A2B2E"/>
+                <w:sz w:val="21"/>
+                <w:szCs w:val="21"/>
+              </w:rPr>
+            </w:pPr>
+            <w:r>
+              <w:rPr>
+                <w:sz w:val="20"/>
+                <w:szCs w:val="20"/>
+              </w:rPr>
+              <w:t>Supervisor can view the archive online and give the feedback successfully.</w:t>
+            </w:r>
+          </w:p>
+        </w:tc>
+      </w:tr>
+      <w:tr>
+        <w:trPr>
+          <w:trHeight w:val="440"/>
+        </w:trPr>
+        <w:tc>
+          <w:tcPr>
+            <w:tcW w:w="1560" w:type="dxa"/>
+            <w:vMerge w:val="restart"/>
+            <w:shd w:val="clear" w:color="auto" w:fill="auto"/>
+            <w:tcMar>
+              <w:top w:w="100" w:type="dxa"/>
+              <w:left w:w="100" w:type="dxa"/>
+              <w:bottom w:w="100" w:type="dxa"/>
+              <w:right w:w="100" w:type="dxa"/>
+            </w:tcMar>
+          </w:tcPr>
+          <w:p>
+            <w:pPr>
+              <w:widowControl w:val="0"/>
+              <w:spacing w:line="240" w:lineRule="auto"/>
+              <w:rPr>
+                <w:sz w:val="20"/>
+                <w:szCs w:val="20"/>
+              </w:rPr>
+            </w:pPr>
+            <w:r>
+              <w:rPr>
+                <w:sz w:val="20"/>
+                <w:szCs w:val="20"/>
+              </w:rPr>
+              <w:t>Basic Flow</w:t>
+            </w:r>
+          </w:p>
+        </w:tc>
+        <w:tc>
+          <w:tcPr>
+            <w:tcW w:w="3165" w:type="dxa"/>
+            <w:shd w:val="clear" w:color="auto" w:fill="auto"/>
+            <w:tcMar>
+              <w:top w:w="100" w:type="dxa"/>
+              <w:left w:w="100" w:type="dxa"/>
+              <w:bottom w:w="100" w:type="dxa"/>
+              <w:right w:w="100" w:type="dxa"/>
+            </w:tcMar>
+          </w:tcPr>
+          <w:p>
+            <w:pPr>
+              <w:widowControl w:val="0"/>
+              <w:spacing w:line="240" w:lineRule="auto"/>
+              <w:jc w:val="center"/>
+              <w:rPr>
+                <w:sz w:val="20"/>
+                <w:szCs w:val="20"/>
+              </w:rPr>
+            </w:pPr>
+            <w:r>
+              <w:rPr>
+                <w:sz w:val="20"/>
+                <w:szCs w:val="20"/>
+              </w:rPr>
+              <w:t>Actor Action</w:t>
+            </w:r>
+          </w:p>
+        </w:tc>
+        <w:tc>
+          <w:tcPr>
+            <w:tcW w:w="4290" w:type="dxa"/>
+            <w:shd w:val="clear" w:color="auto" w:fill="auto"/>
+            <w:tcMar>
+              <w:top w:w="100" w:type="dxa"/>
+              <w:left w:w="100" w:type="dxa"/>
+              <w:bottom w:w="100" w:type="dxa"/>
+              <w:right w:w="100" w:type="dxa"/>
+            </w:tcMar>
+          </w:tcPr>
+          <w:p>
+            <w:pPr>
+              <w:widowControl w:val="0"/>
+              <w:spacing w:line="240" w:lineRule="auto"/>
+              <w:rPr>
+                <w:sz w:val="20"/>
+                <w:szCs w:val="20"/>
+              </w:rPr>
+            </w:pPr>
+          </w:p>
+        </w:tc>
+      </w:tr>
+      <w:tr>
+        <w:trPr>
+          <w:trHeight w:val="658"/>
+        </w:trPr>
+        <w:tc>
+          <w:tcPr>
+            <w:tcW w:w="1560" w:type="dxa"/>
+            <w:vMerge/>
+            <w:shd w:val="clear" w:color="auto" w:fill="auto"/>
+            <w:tcMar>
+              <w:top w:w="100" w:type="dxa"/>
+              <w:left w:w="100" w:type="dxa"/>
+              <w:bottom w:w="100" w:type="dxa"/>
+              <w:right w:w="100" w:type="dxa"/>
+            </w:tcMar>
+          </w:tcPr>
+          <w:p>
+            <w:pPr>
+              <w:widowControl w:val="0"/>
+              <w:spacing w:line="240" w:lineRule="auto"/>
+              <w:rPr>
+                <w:sz w:val="20"/>
+                <w:szCs w:val="20"/>
+              </w:rPr>
+            </w:pPr>
+          </w:p>
+        </w:tc>
+        <w:tc>
+          <w:tcPr>
+            <w:tcW w:w="3165" w:type="dxa"/>
+            <w:shd w:val="clear" w:color="auto" w:fill="auto"/>
+            <w:tcMar>
+              <w:top w:w="100" w:type="dxa"/>
+              <w:left w:w="100" w:type="dxa"/>
+              <w:bottom w:w="100" w:type="dxa"/>
+              <w:right w:w="100" w:type="dxa"/>
+            </w:tcMar>
+          </w:tcPr>
+          <w:p>
+            <w:pPr>
+              <w:widowControl w:val="0"/>
+              <w:spacing w:line="240" w:lineRule="auto"/>
+              <w:rPr>
+                <w:sz w:val="20"/>
+                <w:szCs w:val="20"/>
+              </w:rPr>
+            </w:pPr>
+            <w:r>
+              <w:rPr>
+                <w:sz w:val="20"/>
+                <w:szCs w:val="20"/>
+              </w:rPr>
+              <w:t>1.The actor chooses an archive and views it online.</w:t>
+            </w:r>
+          </w:p>
+        </w:tc>
+        <w:tc>
+          <w:tcPr>
+            <w:tcW w:w="4290" w:type="dxa"/>
+            <w:shd w:val="clear" w:color="auto" w:fill="auto"/>
+            <w:tcMar>
+              <w:top w:w="100" w:type="dxa"/>
+              <w:left w:w="100" w:type="dxa"/>
+              <w:bottom w:w="100" w:type="dxa"/>
+              <w:right w:w="100" w:type="dxa"/>
+            </w:tcMar>
+          </w:tcPr>
+          <w:p>
+            <w:pPr>
+              <w:widowControl w:val="0"/>
+              <w:spacing w:line="240" w:lineRule="auto"/>
+              <w:rPr>
+                <w:sz w:val="20"/>
+                <w:szCs w:val="20"/>
+              </w:rPr>
+            </w:pPr>
+            <w:r>
+              <w:rPr>
+                <w:sz w:val="20"/>
+                <w:szCs w:val="20"/>
+              </w:rPr>
+              <w:t>2. The system returns the chosen archive to the actor.</w:t>
+            </w:r>
+          </w:p>
+        </w:tc>
+      </w:tr>
+      <w:tr>
+        <w:trPr>
+          <w:trHeight w:val="670"/>
+        </w:trPr>
+        <w:tc>
+          <w:tcPr>
+            <w:tcW w:w="1560" w:type="dxa"/>
+            <w:vMerge/>
+            <w:shd w:val="clear" w:color="auto" w:fill="auto"/>
+            <w:tcMar>
+              <w:top w:w="100" w:type="dxa"/>
+              <w:left w:w="100" w:type="dxa"/>
+              <w:bottom w:w="100" w:type="dxa"/>
+              <w:right w:w="100" w:type="dxa"/>
+            </w:tcMar>
+          </w:tcPr>
+          <w:p>
+            <w:pPr>
+              <w:widowControl w:val="0"/>
+              <w:spacing w:line="240" w:lineRule="auto"/>
+              <w:rPr>
+                <w:sz w:val="20"/>
+                <w:szCs w:val="20"/>
+              </w:rPr>
+            </w:pPr>
+          </w:p>
+        </w:tc>
+        <w:tc>
+          <w:tcPr>
+            <w:tcW w:w="3165" w:type="dxa"/>
+            <w:shd w:val="clear" w:color="auto" w:fill="auto"/>
+            <w:tcMar>
+              <w:top w:w="100" w:type="dxa"/>
+              <w:left w:w="100" w:type="dxa"/>
+              <w:bottom w:w="100" w:type="dxa"/>
+              <w:right w:w="100" w:type="dxa"/>
+            </w:tcMar>
+          </w:tcPr>
+          <w:p>
+            <w:pPr>
+              <w:widowControl w:val="0"/>
+              <w:spacing w:line="240" w:lineRule="auto"/>
+              <w:rPr>
+                <w:sz w:val="20"/>
+                <w:szCs w:val="20"/>
+              </w:rPr>
+            </w:pPr>
+            <w:r>
+              <w:rPr>
+                <w:sz w:val="20"/>
+                <w:szCs w:val="20"/>
+              </w:rPr>
+              <w:t>3. The actor submits the feedback for this archive.</w:t>
+            </w:r>
+          </w:p>
+        </w:tc>
+        <w:tc>
+          <w:tcPr>
+            <w:tcW w:w="4290" w:type="dxa"/>
+            <w:shd w:val="clear" w:color="auto" w:fill="auto"/>
+            <w:tcMar>
+              <w:top w:w="100" w:type="dxa"/>
+              <w:left w:w="100" w:type="dxa"/>
+              <w:bottom w:w="100" w:type="dxa"/>
+              <w:right w:w="100" w:type="dxa"/>
+            </w:tcMar>
+          </w:tcPr>
+          <w:p>
+            <w:pPr>
+              <w:widowControl w:val="0"/>
+              <w:spacing w:line="240" w:lineRule="auto"/>
+              <w:rPr>
+                <w:sz w:val="20"/>
+                <w:szCs w:val="20"/>
+              </w:rPr>
+            </w:pPr>
+            <w:r>
+              <w:rPr>
+                <w:sz w:val="20"/>
+                <w:szCs w:val="20"/>
+              </w:rPr>
+              <w:t>4. The system receives the feedback text and returns a sign of success to the actor.</w:t>
+            </w:r>
+          </w:p>
+        </w:tc>
+      </w:tr>
+      <w:tr>
+        <w:trPr>
+          <w:trHeight w:val="1164"/>
+        </w:trPr>
+        <w:tc>
+          <w:tcPr>
+            <w:tcW w:w="1560" w:type="dxa"/>
+            <w:vMerge/>
+            <w:shd w:val="clear" w:color="auto" w:fill="auto"/>
+            <w:tcMar>
+              <w:top w:w="100" w:type="dxa"/>
+              <w:left w:w="100" w:type="dxa"/>
+              <w:bottom w:w="100" w:type="dxa"/>
+              <w:right w:w="100" w:type="dxa"/>
+            </w:tcMar>
+          </w:tcPr>
+          <w:p>
+            <w:pPr>
+              <w:widowControl w:val="0"/>
+              <w:spacing w:line="240" w:lineRule="auto"/>
+              <w:rPr>
+                <w:sz w:val="20"/>
+                <w:szCs w:val="20"/>
+              </w:rPr>
+            </w:pPr>
+          </w:p>
+        </w:tc>
+        <w:tc>
+          <w:tcPr>
+            <w:tcW w:w="3165" w:type="dxa"/>
+            <w:shd w:val="clear" w:color="auto" w:fill="auto"/>
+            <w:tcMar>
+              <w:top w:w="100" w:type="dxa"/>
+              <w:left w:w="100" w:type="dxa"/>
+              <w:bottom w:w="100" w:type="dxa"/>
+              <w:right w:w="100" w:type="dxa"/>
+            </w:tcMar>
+          </w:tcPr>
+          <w:p>
+            <w:pPr>
+              <w:widowControl w:val="0"/>
+              <w:spacing w:line="240" w:lineRule="auto"/>
+              <w:rPr>
+                <w:sz w:val="20"/>
+                <w:szCs w:val="20"/>
+              </w:rPr>
+            </w:pPr>
+          </w:p>
+        </w:tc>
+        <w:tc>
+          <w:tcPr>
+            <w:tcW w:w="4290" w:type="dxa"/>
+            <w:shd w:val="clear" w:color="auto" w:fill="auto"/>
+            <w:tcMar>
+              <w:top w:w="100" w:type="dxa"/>
+              <w:left w:w="100" w:type="dxa"/>
+              <w:bottom w:w="100" w:type="dxa"/>
+              <w:right w:w="100" w:type="dxa"/>
+            </w:tcMar>
+          </w:tcPr>
+          <w:p>
+            <w:pPr>
+              <w:widowControl w:val="0"/>
+              <w:spacing w:line="240" w:lineRule="auto"/>
+              <w:rPr>
+                <w:sz w:val="20"/>
+                <w:szCs w:val="20"/>
+              </w:rPr>
+            </w:pPr>
+            <w:r>
+              <w:rPr>
+                <w:sz w:val="20"/>
+                <w:szCs w:val="20"/>
+              </w:rPr>
+              <w:t>5. The system uses the feedback text to create the audit archive.</w:t>
+            </w:r>
+          </w:p>
+        </w:tc>
+      </w:tr>
+      <w:tr>
+        <w:trPr>
+          <w:trHeight w:val="670"/>
+        </w:trPr>
+        <w:tc>
+          <w:tcPr>
+            <w:tcW w:w="1560" w:type="dxa"/>
+          </w:tcPr>
+          <w:p>
+            <w:pPr>
+              <w:widowControl w:val="0"/>
+              <w:spacing w:line="240" w:lineRule="auto"/>
+              <w:rPr>
+                <w:sz w:val="20"/>
+                <w:szCs w:val="20"/>
+              </w:rPr>
+            </w:pPr>
+            <w:r>
+              <w:rPr>
+                <w:sz w:val="20"/>
+                <w:szCs w:val="20"/>
+              </w:rPr>
+              <w:t>Abnormal Events Flow</w:t>
+            </w:r>
+          </w:p>
+        </w:tc>
+        <w:tc>
+          <w:tcPr>
+            <w:tcW w:w="3165" w:type="dxa"/>
+            <w:shd w:val="clear" w:color="auto" w:fill="auto"/>
+            <w:tcMar>
+              <w:top w:w="100" w:type="dxa"/>
+              <w:left w:w="100" w:type="dxa"/>
+              <w:bottom w:w="100" w:type="dxa"/>
+              <w:right w:w="100" w:type="dxa"/>
+            </w:tcMar>
+          </w:tcPr>
+          <w:p>
+            <w:pPr>
+              <w:widowControl w:val="0"/>
+              <w:spacing w:line="240" w:lineRule="auto"/>
+              <w:rPr>
+                <w:sz w:val="20"/>
+                <w:szCs w:val="20"/>
+              </w:rPr>
+            </w:pPr>
+            <w:r>
+              <w:rPr>
+                <w:sz w:val="20"/>
+                <w:szCs w:val="20"/>
+              </w:rPr>
+              <w:t>1.The actor cannot view the archive.</w:t>
+            </w:r>
+          </w:p>
+          <w:p>
+            <w:pPr>
+              <w:widowControl w:val="0"/>
+              <w:spacing w:line="240" w:lineRule="auto"/>
+              <w:rPr>
+                <w:sz w:val="20"/>
+                <w:szCs w:val="20"/>
+              </w:rPr>
+            </w:pPr>
+            <w:r>
+              <w:rPr>
+                <w:sz w:val="20"/>
+                <w:szCs w:val="20"/>
+              </w:rPr>
+              <w:t>2.The feedback text is empty.</w:t>
+            </w:r>
+          </w:p>
+        </w:tc>
+        <w:tc>
+          <w:tcPr>
+            <w:tcW w:w="4290" w:type="dxa"/>
+            <w:shd w:val="clear" w:color="auto" w:fill="auto"/>
+            <w:tcMar>
+              <w:top w:w="100" w:type="dxa"/>
+              <w:left w:w="100" w:type="dxa"/>
+              <w:bottom w:w="100" w:type="dxa"/>
+              <w:right w:w="100" w:type="dxa"/>
+            </w:tcMar>
+          </w:tcPr>
+          <w:p>
+            <w:pPr>
+              <w:widowControl w:val="0"/>
+              <w:spacing w:line="240" w:lineRule="auto"/>
+              <w:rPr>
+                <w:sz w:val="20"/>
+                <w:szCs w:val="20"/>
+              </w:rPr>
+            </w:pPr>
+            <w:r>
+              <w:rPr>
+                <w:sz w:val="20"/>
+                <w:szCs w:val="20"/>
+              </w:rPr>
+              <w:t>1.The system returns a sign of failure to the actor and displays a message of “Fail to load the archive”.</w:t>
+            </w:r>
+          </w:p>
+          <w:p>
+            <w:pPr>
+              <w:widowControl w:val="0"/>
+              <w:spacing w:line="240" w:lineRule="auto"/>
+              <w:rPr>
+                <w:sz w:val="20"/>
+                <w:szCs w:val="20"/>
+              </w:rPr>
+            </w:pPr>
+            <w:r>
+              <w:rPr>
+                <w:sz w:val="20"/>
+                <w:szCs w:val="20"/>
+              </w:rPr>
+              <w:t>2.The system returns a sign of failure to the actor and displays a message of “The feedback text is empty”.</w:t>
+            </w:r>
+          </w:p>
+        </w:tc>
+      </w:tr>
+      <w:tr>
+        <w:trPr>
+          <w:trHeight w:val="670"/>
+        </w:trPr>
+        <w:tc>
+          <w:tcPr>
+            <w:tcW w:w="1560" w:type="dxa"/>
+            <w:shd w:val="clear" w:color="auto" w:fill="auto"/>
+            <w:tcMar>
+              <w:top w:w="100" w:type="dxa"/>
+              <w:left w:w="100" w:type="dxa"/>
+              <w:bottom w:w="100" w:type="dxa"/>
+              <w:right w:w="100" w:type="dxa"/>
+            </w:tcMar>
+          </w:tcPr>
+          <w:p>
+            <w:pPr>
+              <w:widowControl w:val="0"/>
+              <w:spacing w:line="240" w:lineRule="auto"/>
+              <w:rPr>
+                <w:sz w:val="20"/>
+                <w:szCs w:val="20"/>
+              </w:rPr>
+            </w:pPr>
+            <w:r>
+              <w:rPr>
+                <w:sz w:val="20"/>
+                <w:szCs w:val="20"/>
+              </w:rPr>
+              <w:t>Alternative Flow</w:t>
+            </w:r>
+          </w:p>
+        </w:tc>
+        <w:tc>
+          <w:tcPr>
+            <w:tcW w:w="7455" w:type="dxa"/>
+            <w:gridSpan w:val="2"/>
+            <w:shd w:val="clear" w:color="auto" w:fill="auto"/>
+            <w:tcMar>
+              <w:top w:w="100" w:type="dxa"/>
+              <w:left w:w="100" w:type="dxa"/>
+              <w:bottom w:w="100" w:type="dxa"/>
+              <w:right w:w="100" w:type="dxa"/>
+            </w:tcMar>
+          </w:tcPr>
+          <w:p>
+            <w:pPr>
+              <w:widowControl w:val="0"/>
+              <w:spacing w:line="240" w:lineRule="auto"/>
+              <w:rPr>
+                <w:color w:val="2A2B2E"/>
+                <w:sz w:val="21"/>
+                <w:szCs w:val="21"/>
+                <w:highlight w:val="white"/>
+              </w:rPr>
+            </w:pPr>
+          </w:p>
+        </w:tc>
+      </w:tr>
+    </w:tbl>
+    <w:p>
+      <w:pPr>
+        <w:rPr>
+          <w:sz w:val="20"/>
+          <w:szCs w:val="20"/>
+        </w:rPr>
+      </w:pPr>
+    </w:p>
+    <w:p>
+      <w:pPr>
+        <w:rPr>
+          <w:sz w:val="20"/>
+          <w:szCs w:val="20"/>
+        </w:rPr>
+      </w:pPr>
+    </w:p>
+    <w:p>
+      <w:pPr>
+        <w:rPr>
+          <w:sz w:val="20"/>
+          <w:szCs w:val="20"/>
+        </w:rPr>
+      </w:pPr>
+    </w:p>
+    <w:tbl>
+      <w:tblPr>
+        <w:tblStyle w:val="ac"/>
+        <w:tblW w:w="9015" w:type="dxa"/>
+        <w:tblInd w:w="0" w:type="dxa"/>
+        <w:tblBorders>
+          <w:top w:val="single" w:sz="8" w:space="0" w:color="000000"/>
+          <w:left w:val="single" w:sz="8" w:space="0" w:color="000000"/>
+          <w:bottom w:val="single" w:sz="8" w:space="0" w:color="000000"/>
+          <w:right w:val="single" w:sz="8" w:space="0" w:color="000000"/>
+          <w:insideH w:val="single" w:sz="8" w:space="0" w:color="000000"/>
+          <w:insideV w:val="single" w:sz="8" w:space="0" w:color="000000"/>
+        </w:tblBorders>
+        <w:tblLayout w:type="fixed"/>
+        <w:tblLook w:val="0600" w:firstRow="0" w:lastRow="0" w:firstColumn="0" w:lastColumn="0" w:noHBand="1" w:noVBand="1"/>
+      </w:tblPr>
+      <w:tblGrid>
+        <w:gridCol w:w="1560"/>
+        <w:gridCol w:w="3165"/>
+        <w:gridCol w:w="4290"/>
+      </w:tblGrid>
+      <w:tr>
+        <w:trPr>
+          <w:trHeight w:val="647"/>
+          <w:tblHeader/>
+        </w:trPr>
+        <w:tc>
+          <w:tcPr>
+            <w:tcW w:w="1560" w:type="dxa"/>
+            <w:shd w:val="clear" w:color="auto" w:fill="auto"/>
+            <w:tcMar>
+              <w:top w:w="100" w:type="dxa"/>
+              <w:left w:w="100" w:type="dxa"/>
+              <w:bottom w:w="100" w:type="dxa"/>
+              <w:right w:w="100" w:type="dxa"/>
+            </w:tcMar>
+          </w:tcPr>
+          <w:p>
+            <w:pPr>
+              <w:widowControl w:val="0"/>
+              <w:spacing w:line="240" w:lineRule="auto"/>
+              <w:rPr>
+                <w:color w:val="2A2B2E"/>
+                <w:sz w:val="19"/>
+                <w:szCs w:val="19"/>
+                <w:highlight w:val="white"/>
+              </w:rPr>
+            </w:pPr>
+            <w:r>
+              <w:rPr>
+                <w:color w:val="2A2B2E"/>
+                <w:sz w:val="19"/>
+                <w:szCs w:val="19"/>
+                <w:highlight w:val="white"/>
+              </w:rPr>
+              <w:lastRenderedPageBreak/>
+              <w:t>Use Case Name</w:t>
+            </w:r>
+          </w:p>
+        </w:tc>
+        <w:tc>
+          <w:tcPr>
+            <w:tcW w:w="7455" w:type="dxa"/>
+            <w:gridSpan w:val="2"/>
+            <w:shd w:val="clear" w:color="auto" w:fill="auto"/>
+            <w:tcMar>
+              <w:top w:w="100" w:type="dxa"/>
+              <w:left w:w="100" w:type="dxa"/>
+              <w:bottom w:w="100" w:type="dxa"/>
+              <w:right w:w="100" w:type="dxa"/>
+            </w:tcMar>
+          </w:tcPr>
+          <w:p>
+            <w:pPr>
+              <w:widowControl w:val="0"/>
+              <w:spacing w:line="240" w:lineRule="auto"/>
+              <w:rPr>
+                <w:color w:val="2A2B2E"/>
+                <w:sz w:val="19"/>
+                <w:szCs w:val="19"/>
+                <w:highlight w:val="white"/>
+              </w:rPr>
+            </w:pPr>
+            <w:r>
+              <w:rPr>
+                <w:color w:val="2A2B2E"/>
+                <w:sz w:val="19"/>
+                <w:szCs w:val="19"/>
+                <w:highlight w:val="white"/>
+              </w:rPr>
+              <w:t>AI Model Update</w:t>
+            </w:r>
+          </w:p>
+        </w:tc>
+      </w:tr>
+      <w:tr>
+        <w:trPr>
+          <w:trHeight w:val="440"/>
+          <w:tblHeader/>
+        </w:trPr>
+        <w:tc>
+          <w:tcPr>
+            <w:tcW w:w="1560" w:type="dxa"/>
+            <w:shd w:val="clear" w:color="auto" w:fill="auto"/>
+            <w:tcMar>
+              <w:top w:w="100" w:type="dxa"/>
+              <w:left w:w="100" w:type="dxa"/>
+              <w:bottom w:w="100" w:type="dxa"/>
+              <w:right w:w="100" w:type="dxa"/>
+            </w:tcMar>
+          </w:tcPr>
+          <w:p>
+            <w:pPr>
+              <w:widowControl w:val="0"/>
+              <w:spacing w:line="240" w:lineRule="auto"/>
+              <w:rPr>
+                <w:sz w:val="20"/>
+                <w:szCs w:val="20"/>
+              </w:rPr>
+            </w:pPr>
+            <w:r>
+              <w:rPr>
+                <w:sz w:val="20"/>
+                <w:szCs w:val="20"/>
+              </w:rPr>
+              <w:t>Use Case ID</w:t>
+            </w:r>
+          </w:p>
+        </w:tc>
+        <w:tc>
+          <w:tcPr>
+            <w:tcW w:w="7455" w:type="dxa"/>
+            <w:gridSpan w:val="2"/>
+            <w:shd w:val="clear" w:color="auto" w:fill="auto"/>
+            <w:tcMar>
+              <w:top w:w="100" w:type="dxa"/>
+              <w:left w:w="100" w:type="dxa"/>
+              <w:bottom w:w="100" w:type="dxa"/>
+              <w:right w:w="100" w:type="dxa"/>
+            </w:tcMar>
+          </w:tcPr>
+          <w:p>
+            <w:pPr>
+              <w:widowControl w:val="0"/>
+              <w:spacing w:line="240" w:lineRule="auto"/>
+              <w:rPr>
+                <w:sz w:val="20"/>
+                <w:szCs w:val="20"/>
+              </w:rPr>
+            </w:pPr>
+            <w:r>
+              <w:rPr>
+                <w:sz w:val="20"/>
+                <w:szCs w:val="20"/>
+              </w:rPr>
+              <w:t>UC08</w:t>
+            </w:r>
+          </w:p>
+        </w:tc>
+      </w:tr>
+      <w:tr>
+        <w:trPr>
+          <w:trHeight w:val="440"/>
+          <w:tblHeader/>
+        </w:trPr>
+        <w:tc>
+          <w:tcPr>
+            <w:tcW w:w="1560" w:type="dxa"/>
+            <w:shd w:val="clear" w:color="auto" w:fill="auto"/>
+            <w:tcMar>
+              <w:top w:w="100" w:type="dxa"/>
+              <w:left w:w="100" w:type="dxa"/>
+              <w:bottom w:w="100" w:type="dxa"/>
+              <w:right w:w="100" w:type="dxa"/>
+            </w:tcMar>
+          </w:tcPr>
+          <w:p>
+            <w:pPr>
+              <w:widowControl w:val="0"/>
+              <w:spacing w:line="240" w:lineRule="auto"/>
+              <w:rPr>
+                <w:sz w:val="20"/>
+                <w:szCs w:val="20"/>
+              </w:rPr>
+            </w:pPr>
+            <w:r>
+              <w:rPr>
+                <w:sz w:val="20"/>
+                <w:szCs w:val="20"/>
+              </w:rPr>
+              <w:t>Level</w:t>
+            </w:r>
+          </w:p>
+        </w:tc>
+        <w:tc>
+          <w:tcPr>
+            <w:tcW w:w="7455" w:type="dxa"/>
+            <w:gridSpan w:val="2"/>
+            <w:shd w:val="clear" w:color="auto" w:fill="auto"/>
+            <w:tcMar>
+              <w:top w:w="100" w:type="dxa"/>
+              <w:left w:w="100" w:type="dxa"/>
+              <w:bottom w:w="100" w:type="dxa"/>
+              <w:right w:w="100" w:type="dxa"/>
+            </w:tcMar>
+          </w:tcPr>
+          <w:p>
+            <w:pPr>
+              <w:widowControl w:val="0"/>
+              <w:spacing w:line="240" w:lineRule="auto"/>
+              <w:rPr>
+                <w:sz w:val="20"/>
+                <w:szCs w:val="20"/>
+              </w:rPr>
+            </w:pPr>
+            <w:r>
+              <w:rPr>
+                <w:sz w:val="20"/>
+                <w:szCs w:val="20"/>
+              </w:rPr>
+              <w:t>Detailed</w:t>
+            </w:r>
+          </w:p>
+        </w:tc>
+      </w:tr>
+      <w:tr>
+        <w:trPr>
+          <w:trHeight w:val="440"/>
+          <w:tblHeader/>
+        </w:trPr>
+        <w:tc>
+          <w:tcPr>
+            <w:tcW w:w="1560" w:type="dxa"/>
+            <w:shd w:val="clear" w:color="auto" w:fill="auto"/>
+            <w:tcMar>
+              <w:top w:w="100" w:type="dxa"/>
+              <w:left w:w="100" w:type="dxa"/>
+              <w:bottom w:w="100" w:type="dxa"/>
+              <w:right w:w="100" w:type="dxa"/>
+            </w:tcMar>
+          </w:tcPr>
+          <w:p>
+            <w:pPr>
+              <w:widowControl w:val="0"/>
+              <w:spacing w:line="240" w:lineRule="auto"/>
+              <w:rPr>
+                <w:sz w:val="20"/>
+                <w:szCs w:val="20"/>
+              </w:rPr>
+            </w:pPr>
+            <w:r>
+              <w:rPr>
+                <w:sz w:val="20"/>
+                <w:szCs w:val="20"/>
+              </w:rPr>
+              <w:t>Primary Actors</w:t>
+            </w:r>
+          </w:p>
+        </w:tc>
+        <w:tc>
+          <w:tcPr>
+            <w:tcW w:w="7455" w:type="dxa"/>
+            <w:gridSpan w:val="2"/>
+            <w:shd w:val="clear" w:color="auto" w:fill="auto"/>
+            <w:tcMar>
+              <w:top w:w="100" w:type="dxa"/>
+              <w:left w:w="100" w:type="dxa"/>
+              <w:bottom w:w="100" w:type="dxa"/>
+              <w:right w:w="100" w:type="dxa"/>
+            </w:tcMar>
+          </w:tcPr>
+          <w:p>
+            <w:pPr>
+              <w:widowControl w:val="0"/>
+              <w:spacing w:line="240" w:lineRule="auto"/>
+              <w:rPr>
+                <w:sz w:val="20"/>
+                <w:szCs w:val="20"/>
+              </w:rPr>
+            </w:pPr>
+            <w:r>
+              <w:rPr>
+                <w:sz w:val="20"/>
+                <w:szCs w:val="20"/>
+              </w:rPr>
+              <w:t>Administrator</w:t>
+            </w:r>
+          </w:p>
+        </w:tc>
+      </w:tr>
+      <w:tr>
+        <w:trPr>
+          <w:trHeight w:val="900"/>
+          <w:tblHeader/>
+        </w:trPr>
+        <w:tc>
+          <w:tcPr>
+            <w:tcW w:w="1560" w:type="dxa"/>
+            <w:shd w:val="clear" w:color="auto" w:fill="auto"/>
+            <w:tcMar>
+              <w:top w:w="100" w:type="dxa"/>
+              <w:left w:w="100" w:type="dxa"/>
+              <w:bottom w:w="100" w:type="dxa"/>
+              <w:right w:w="100" w:type="dxa"/>
+            </w:tcMar>
+          </w:tcPr>
+          <w:p>
+            <w:pPr>
+              <w:widowControl w:val="0"/>
+              <w:spacing w:line="240" w:lineRule="auto"/>
+              <w:rPr>
+                <w:sz w:val="20"/>
+                <w:szCs w:val="20"/>
+              </w:rPr>
+            </w:pPr>
+            <w:r>
+              <w:rPr>
+                <w:sz w:val="20"/>
+                <w:szCs w:val="20"/>
+              </w:rPr>
+              <w:t>Brief Description</w:t>
+            </w:r>
+          </w:p>
+        </w:tc>
+        <w:tc>
+          <w:tcPr>
+            <w:tcW w:w="7455" w:type="dxa"/>
+            <w:gridSpan w:val="2"/>
+            <w:shd w:val="clear" w:color="auto" w:fill="auto"/>
+            <w:tcMar>
+              <w:top w:w="100" w:type="dxa"/>
+              <w:left w:w="100" w:type="dxa"/>
+              <w:bottom w:w="100" w:type="dxa"/>
+              <w:right w:w="100" w:type="dxa"/>
+            </w:tcMar>
+          </w:tcPr>
+          <w:p>
+            <w:pPr>
+              <w:widowControl w:val="0"/>
+              <w:spacing w:line="240" w:lineRule="auto"/>
+              <w:rPr>
+                <w:sz w:val="20"/>
+                <w:szCs w:val="20"/>
+              </w:rPr>
+            </w:pPr>
+            <w:r>
+              <w:rPr>
+                <w:sz w:val="20"/>
+                <w:szCs w:val="20"/>
+              </w:rPr>
+              <w:t>Administrators can update the AI generative model provided to users.</w:t>
+            </w:r>
+          </w:p>
+        </w:tc>
+      </w:tr>
+      <w:tr>
+        <w:trPr>
+          <w:trHeight w:val="670"/>
+          <w:tblHeader/>
+        </w:trPr>
+        <w:tc>
+          <w:tcPr>
+            <w:tcW w:w="1560" w:type="dxa"/>
+            <w:shd w:val="clear" w:color="auto" w:fill="auto"/>
+            <w:tcMar>
+              <w:top w:w="100" w:type="dxa"/>
+              <w:left w:w="100" w:type="dxa"/>
+              <w:bottom w:w="100" w:type="dxa"/>
+              <w:right w:w="100" w:type="dxa"/>
+            </w:tcMar>
+          </w:tcPr>
+          <w:p>
+            <w:pPr>
+              <w:widowControl w:val="0"/>
+              <w:spacing w:line="240" w:lineRule="auto"/>
+              <w:rPr>
+                <w:sz w:val="20"/>
+                <w:szCs w:val="20"/>
+              </w:rPr>
+            </w:pPr>
+            <w:r>
+              <w:rPr>
+                <w:sz w:val="20"/>
+                <w:szCs w:val="20"/>
+              </w:rPr>
+              <w:t>Preconditions</w:t>
+            </w:r>
+          </w:p>
+        </w:tc>
+        <w:tc>
+          <w:tcPr>
+            <w:tcW w:w="7455" w:type="dxa"/>
+            <w:gridSpan w:val="2"/>
+            <w:shd w:val="clear" w:color="auto" w:fill="auto"/>
+            <w:tcMar>
+              <w:top w:w="100" w:type="dxa"/>
+              <w:left w:w="100" w:type="dxa"/>
+              <w:bottom w:w="100" w:type="dxa"/>
+              <w:right w:w="100" w:type="dxa"/>
+            </w:tcMar>
+          </w:tcPr>
+          <w:p>
+            <w:pPr>
+              <w:widowControl w:val="0"/>
+              <w:spacing w:line="240" w:lineRule="auto"/>
+              <w:rPr>
+                <w:sz w:val="20"/>
+                <w:szCs w:val="20"/>
+              </w:rPr>
+            </w:pPr>
+            <w:r>
+              <w:rPr>
+                <w:sz w:val="20"/>
+                <w:szCs w:val="20"/>
+              </w:rPr>
+              <w:t>1. Administrators can login their account successfully.</w:t>
+            </w:r>
+          </w:p>
+          <w:p>
+            <w:pPr>
+              <w:widowControl w:val="0"/>
+              <w:spacing w:line="240" w:lineRule="auto"/>
+              <w:rPr>
+                <w:sz w:val="20"/>
+                <w:szCs w:val="20"/>
+              </w:rPr>
+            </w:pPr>
+            <w:r>
+              <w:rPr>
+                <w:sz w:val="20"/>
+                <w:szCs w:val="20"/>
+              </w:rPr>
+              <w:t>2. Administrator accounts are setting up permissions correctly.</w:t>
+            </w:r>
+          </w:p>
+          <w:p>
+            <w:pPr>
+              <w:widowControl w:val="0"/>
+              <w:spacing w:line="240" w:lineRule="auto"/>
+              <w:rPr>
+                <w:sz w:val="20"/>
+                <w:szCs w:val="20"/>
+              </w:rPr>
+            </w:pPr>
+            <w:r>
+              <w:rPr>
+                <w:sz w:val="20"/>
+                <w:szCs w:val="20"/>
+              </w:rPr>
+              <w:t>3. Administrators can access the “AI Model Update” page successfully.</w:t>
+            </w:r>
+          </w:p>
+          <w:p>
+            <w:pPr>
+              <w:widowControl w:val="0"/>
+              <w:spacing w:line="240" w:lineRule="auto"/>
+              <w:rPr>
+                <w:sz w:val="20"/>
+                <w:szCs w:val="20"/>
+              </w:rPr>
+            </w:pPr>
+            <w:r>
+              <w:rPr>
+                <w:sz w:val="20"/>
+                <w:szCs w:val="20"/>
+              </w:rPr>
+              <w:t>4. The system is in maintenance condition.</w:t>
+            </w:r>
+          </w:p>
+        </w:tc>
+      </w:tr>
+      <w:tr>
+        <w:trPr>
+          <w:trHeight w:val="923"/>
+          <w:tblHeader/>
+        </w:trPr>
+        <w:tc>
+          <w:tcPr>
+            <w:tcW w:w="1560" w:type="dxa"/>
+            <w:shd w:val="clear" w:color="auto" w:fill="auto"/>
+            <w:tcMar>
+              <w:top w:w="100" w:type="dxa"/>
+              <w:left w:w="100" w:type="dxa"/>
+              <w:bottom w:w="100" w:type="dxa"/>
+              <w:right w:w="100" w:type="dxa"/>
+            </w:tcMar>
+          </w:tcPr>
+          <w:p>
+            <w:pPr>
+              <w:widowControl w:val="0"/>
+              <w:spacing w:line="240" w:lineRule="auto"/>
+              <w:rPr>
+                <w:sz w:val="20"/>
+                <w:szCs w:val="20"/>
+              </w:rPr>
+            </w:pPr>
+            <w:r>
+              <w:rPr>
+                <w:sz w:val="20"/>
+                <w:szCs w:val="20"/>
+              </w:rPr>
+              <w:t>Main Success Scenario</w:t>
+            </w:r>
+          </w:p>
+        </w:tc>
+        <w:tc>
+          <w:tcPr>
+            <w:tcW w:w="7455" w:type="dxa"/>
+            <w:gridSpan w:val="2"/>
+            <w:shd w:val="clear" w:color="auto" w:fill="auto"/>
+            <w:tcMar>
+              <w:top w:w="100" w:type="dxa"/>
+              <w:left w:w="100" w:type="dxa"/>
+              <w:bottom w:w="100" w:type="dxa"/>
+              <w:right w:w="100" w:type="dxa"/>
+            </w:tcMar>
+          </w:tcPr>
+          <w:p>
+            <w:pPr>
+              <w:widowControl w:val="0"/>
+              <w:spacing w:line="240" w:lineRule="auto"/>
+              <w:rPr>
+                <w:color w:val="2A2B2E"/>
+                <w:sz w:val="21"/>
+                <w:szCs w:val="21"/>
+              </w:rPr>
+            </w:pPr>
+            <w:r>
+              <w:rPr>
+                <w:color w:val="2A2B2E"/>
+                <w:sz w:val="21"/>
+                <w:szCs w:val="21"/>
+              </w:rPr>
+              <w:t>1.The system successfully updates its current AI model and returns a sign of success to the administrator.</w:t>
+            </w:r>
+          </w:p>
+          <w:p>
+            <w:pPr>
+              <w:widowControl w:val="0"/>
+              <w:spacing w:line="240" w:lineRule="auto"/>
+              <w:rPr>
+                <w:color w:val="2A2B2E"/>
+                <w:sz w:val="21"/>
+                <w:szCs w:val="21"/>
+              </w:rPr>
+            </w:pPr>
+            <w:r>
+              <w:rPr>
+                <w:color w:val="2A2B2E"/>
+                <w:sz w:val="21"/>
+                <w:szCs w:val="21"/>
+              </w:rPr>
+              <w:t>2. A system modification history is created and logged.</w:t>
+            </w:r>
+          </w:p>
+        </w:tc>
+      </w:tr>
+      <w:tr>
+        <w:trPr>
+          <w:trHeight w:val="440"/>
+        </w:trPr>
+        <w:tc>
+          <w:tcPr>
+            <w:tcW w:w="1560" w:type="dxa"/>
+            <w:vMerge w:val="restart"/>
+            <w:shd w:val="clear" w:color="auto" w:fill="auto"/>
+            <w:tcMar>
+              <w:top w:w="100" w:type="dxa"/>
+              <w:left w:w="100" w:type="dxa"/>
+              <w:bottom w:w="100" w:type="dxa"/>
+              <w:right w:w="100" w:type="dxa"/>
+            </w:tcMar>
+          </w:tcPr>
+          <w:p>
+            <w:pPr>
+              <w:widowControl w:val="0"/>
+              <w:spacing w:line="240" w:lineRule="auto"/>
+              <w:rPr>
+                <w:sz w:val="20"/>
+                <w:szCs w:val="20"/>
+              </w:rPr>
+            </w:pPr>
+            <w:r>
+              <w:rPr>
+                <w:sz w:val="20"/>
+                <w:szCs w:val="20"/>
+              </w:rPr>
+              <w:t>Basic Flow</w:t>
+            </w:r>
+          </w:p>
+        </w:tc>
+        <w:tc>
+          <w:tcPr>
+            <w:tcW w:w="3165" w:type="dxa"/>
+            <w:shd w:val="clear" w:color="auto" w:fill="auto"/>
+            <w:tcMar>
+              <w:top w:w="100" w:type="dxa"/>
+              <w:left w:w="100" w:type="dxa"/>
+              <w:bottom w:w="100" w:type="dxa"/>
+              <w:right w:w="100" w:type="dxa"/>
+            </w:tcMar>
+          </w:tcPr>
+          <w:p>
+            <w:pPr>
+              <w:widowControl w:val="0"/>
+              <w:spacing w:line="240" w:lineRule="auto"/>
+              <w:jc w:val="center"/>
+              <w:rPr>
+                <w:sz w:val="20"/>
+                <w:szCs w:val="20"/>
+              </w:rPr>
+            </w:pPr>
+            <w:r>
+              <w:rPr>
+                <w:sz w:val="20"/>
+                <w:szCs w:val="20"/>
+              </w:rPr>
+              <w:t>Actor Action</w:t>
+            </w:r>
+          </w:p>
+        </w:tc>
+        <w:tc>
+          <w:tcPr>
+            <w:tcW w:w="4290" w:type="dxa"/>
+            <w:shd w:val="clear" w:color="auto" w:fill="auto"/>
+            <w:tcMar>
+              <w:top w:w="100" w:type="dxa"/>
+              <w:left w:w="100" w:type="dxa"/>
+              <w:bottom w:w="100" w:type="dxa"/>
+              <w:right w:w="100" w:type="dxa"/>
+            </w:tcMar>
+          </w:tcPr>
+          <w:p>
+            <w:pPr>
+              <w:widowControl w:val="0"/>
+              <w:spacing w:line="240" w:lineRule="auto"/>
+              <w:rPr>
+                <w:sz w:val="20"/>
+                <w:szCs w:val="20"/>
+              </w:rPr>
+            </w:pPr>
+          </w:p>
+        </w:tc>
+      </w:tr>
+      <w:tr>
+        <w:trPr>
+          <w:trHeight w:val="658"/>
+        </w:trPr>
+        <w:tc>
+          <w:tcPr>
+            <w:tcW w:w="1560" w:type="dxa"/>
+            <w:vMerge/>
+            <w:shd w:val="clear" w:color="auto" w:fill="auto"/>
+            <w:tcMar>
+              <w:top w:w="100" w:type="dxa"/>
+              <w:left w:w="100" w:type="dxa"/>
+              <w:bottom w:w="100" w:type="dxa"/>
+              <w:right w:w="100" w:type="dxa"/>
+            </w:tcMar>
+          </w:tcPr>
+          <w:p>
+            <w:pPr>
+              <w:widowControl w:val="0"/>
+              <w:spacing w:line="240" w:lineRule="auto"/>
+              <w:rPr>
+                <w:sz w:val="20"/>
+                <w:szCs w:val="20"/>
+              </w:rPr>
+            </w:pPr>
+          </w:p>
+        </w:tc>
+        <w:tc>
+          <w:tcPr>
+            <w:tcW w:w="3165" w:type="dxa"/>
+            <w:shd w:val="clear" w:color="auto" w:fill="auto"/>
+            <w:tcMar>
+              <w:top w:w="100" w:type="dxa"/>
+              <w:left w:w="100" w:type="dxa"/>
+              <w:bottom w:w="100" w:type="dxa"/>
+              <w:right w:w="100" w:type="dxa"/>
+            </w:tcMar>
+          </w:tcPr>
+          <w:p>
+            <w:pPr>
+              <w:widowControl w:val="0"/>
+              <w:spacing w:line="240" w:lineRule="auto"/>
+              <w:rPr>
+                <w:sz w:val="20"/>
+                <w:szCs w:val="20"/>
+              </w:rPr>
+            </w:pPr>
+            <w:r>
+              <w:rPr>
+                <w:sz w:val="20"/>
+                <w:szCs w:val="20"/>
+              </w:rPr>
+              <w:t>1. The actor login the administrator account and access the system update page.</w:t>
+            </w:r>
+          </w:p>
+        </w:tc>
+        <w:tc>
+          <w:tcPr>
+            <w:tcW w:w="4290" w:type="dxa"/>
+            <w:shd w:val="clear" w:color="auto" w:fill="auto"/>
+            <w:tcMar>
+              <w:top w:w="100" w:type="dxa"/>
+              <w:left w:w="100" w:type="dxa"/>
+              <w:bottom w:w="100" w:type="dxa"/>
+              <w:right w:w="100" w:type="dxa"/>
+            </w:tcMar>
+          </w:tcPr>
+          <w:p>
+            <w:pPr>
+              <w:widowControl w:val="0"/>
+              <w:spacing w:line="240" w:lineRule="auto"/>
+              <w:rPr>
+                <w:sz w:val="20"/>
+                <w:szCs w:val="20"/>
+              </w:rPr>
+            </w:pPr>
+          </w:p>
+        </w:tc>
+      </w:tr>
+      <w:tr>
+        <w:trPr>
+          <w:trHeight w:val="670"/>
+        </w:trPr>
+        <w:tc>
+          <w:tcPr>
+            <w:tcW w:w="1560" w:type="dxa"/>
+            <w:vMerge/>
+            <w:shd w:val="clear" w:color="auto" w:fill="auto"/>
+            <w:tcMar>
+              <w:top w:w="100" w:type="dxa"/>
+              <w:left w:w="100" w:type="dxa"/>
+              <w:bottom w:w="100" w:type="dxa"/>
+              <w:right w:w="100" w:type="dxa"/>
+            </w:tcMar>
+          </w:tcPr>
+          <w:p>
+            <w:pPr>
+              <w:widowControl w:val="0"/>
+              <w:spacing w:line="240" w:lineRule="auto"/>
+              <w:rPr>
+                <w:sz w:val="20"/>
+                <w:szCs w:val="20"/>
+              </w:rPr>
+            </w:pPr>
+          </w:p>
+        </w:tc>
+        <w:tc>
+          <w:tcPr>
+            <w:tcW w:w="3165" w:type="dxa"/>
+            <w:shd w:val="clear" w:color="auto" w:fill="auto"/>
+            <w:tcMar>
+              <w:top w:w="100" w:type="dxa"/>
+              <w:left w:w="100" w:type="dxa"/>
+              <w:bottom w:w="100" w:type="dxa"/>
+              <w:right w:w="100" w:type="dxa"/>
+            </w:tcMar>
+          </w:tcPr>
+          <w:p>
+            <w:pPr>
+              <w:widowControl w:val="0"/>
+              <w:spacing w:line="240" w:lineRule="auto"/>
+              <w:rPr>
+                <w:sz w:val="20"/>
+                <w:szCs w:val="20"/>
+              </w:rPr>
+            </w:pPr>
+            <w:r>
+              <w:rPr>
+                <w:sz w:val="20"/>
+                <w:szCs w:val="20"/>
+              </w:rPr>
+              <w:t>2. The actor uploads the latest AI model to the system.</w:t>
+            </w:r>
+          </w:p>
+        </w:tc>
+        <w:tc>
+          <w:tcPr>
+            <w:tcW w:w="4290" w:type="dxa"/>
+            <w:shd w:val="clear" w:color="auto" w:fill="auto"/>
+            <w:tcMar>
+              <w:top w:w="100" w:type="dxa"/>
+              <w:left w:w="100" w:type="dxa"/>
+              <w:bottom w:w="100" w:type="dxa"/>
+              <w:right w:w="100" w:type="dxa"/>
+            </w:tcMar>
+          </w:tcPr>
+          <w:p>
+            <w:pPr>
+              <w:widowControl w:val="0"/>
+              <w:spacing w:line="240" w:lineRule="auto"/>
+              <w:rPr>
+                <w:sz w:val="20"/>
+                <w:szCs w:val="20"/>
+              </w:rPr>
+            </w:pPr>
+          </w:p>
+        </w:tc>
+      </w:tr>
+      <w:tr>
+        <w:trPr>
+          <w:trHeight w:val="1185"/>
+        </w:trPr>
+        <w:tc>
+          <w:tcPr>
+            <w:tcW w:w="1560" w:type="dxa"/>
+            <w:vMerge/>
+            <w:shd w:val="clear" w:color="auto" w:fill="auto"/>
+            <w:tcMar>
+              <w:top w:w="100" w:type="dxa"/>
+              <w:left w:w="100" w:type="dxa"/>
+              <w:bottom w:w="100" w:type="dxa"/>
+              <w:right w:w="100" w:type="dxa"/>
+            </w:tcMar>
+          </w:tcPr>
+          <w:p>
+            <w:pPr>
+              <w:widowControl w:val="0"/>
+              <w:spacing w:line="240" w:lineRule="auto"/>
+              <w:rPr>
+                <w:sz w:val="20"/>
+                <w:szCs w:val="20"/>
+              </w:rPr>
+            </w:pPr>
+          </w:p>
+        </w:tc>
+        <w:tc>
+          <w:tcPr>
+            <w:tcW w:w="3165" w:type="dxa"/>
+            <w:shd w:val="clear" w:color="auto" w:fill="auto"/>
+            <w:tcMar>
+              <w:top w:w="100" w:type="dxa"/>
+              <w:left w:w="100" w:type="dxa"/>
+              <w:bottom w:w="100" w:type="dxa"/>
+              <w:right w:w="100" w:type="dxa"/>
+            </w:tcMar>
+          </w:tcPr>
+          <w:p>
+            <w:pPr>
+              <w:widowControl w:val="0"/>
+              <w:spacing w:line="240" w:lineRule="auto"/>
+              <w:rPr>
+                <w:sz w:val="20"/>
+                <w:szCs w:val="20"/>
+              </w:rPr>
+            </w:pPr>
+            <w:r>
+              <w:rPr>
+                <w:sz w:val="20"/>
+                <w:szCs w:val="20"/>
+              </w:rPr>
+              <w:t>3. The actor input the password of the account again for identity check.</w:t>
+            </w:r>
+          </w:p>
+        </w:tc>
+        <w:tc>
+          <w:tcPr>
+            <w:tcW w:w="4290" w:type="dxa"/>
+            <w:shd w:val="clear" w:color="auto" w:fill="auto"/>
+            <w:tcMar>
+              <w:top w:w="100" w:type="dxa"/>
+              <w:left w:w="100" w:type="dxa"/>
+              <w:bottom w:w="100" w:type="dxa"/>
+              <w:right w:w="100" w:type="dxa"/>
+            </w:tcMar>
+          </w:tcPr>
+          <w:p>
+            <w:pPr>
+              <w:widowControl w:val="0"/>
+              <w:spacing w:line="240" w:lineRule="auto"/>
+              <w:rPr>
+                <w:sz w:val="20"/>
+                <w:szCs w:val="20"/>
+              </w:rPr>
+            </w:pPr>
+            <w:r>
+              <w:rPr>
+                <w:sz w:val="20"/>
+                <w:szCs w:val="20"/>
+              </w:rPr>
+              <w:t>4. The system checks the password and returns a sign of certification success.</w:t>
+            </w:r>
+          </w:p>
+        </w:tc>
+      </w:tr>
+      <w:tr>
+        <w:trPr>
+          <w:trHeight w:val="1164"/>
+        </w:trPr>
+        <w:tc>
+          <w:tcPr>
+            <w:tcW w:w="1560" w:type="dxa"/>
+            <w:vMerge/>
+            <w:shd w:val="clear" w:color="auto" w:fill="auto"/>
+            <w:tcMar>
+              <w:top w:w="100" w:type="dxa"/>
+              <w:left w:w="100" w:type="dxa"/>
+              <w:bottom w:w="100" w:type="dxa"/>
+              <w:right w:w="100" w:type="dxa"/>
+            </w:tcMar>
+          </w:tcPr>
+          <w:p>
+            <w:pPr>
+              <w:widowControl w:val="0"/>
+              <w:spacing w:line="240" w:lineRule="auto"/>
+              <w:rPr>
+                <w:sz w:val="20"/>
+                <w:szCs w:val="20"/>
+              </w:rPr>
+            </w:pPr>
+          </w:p>
+        </w:tc>
+        <w:tc>
+          <w:tcPr>
+            <w:tcW w:w="3165" w:type="dxa"/>
+            <w:shd w:val="clear" w:color="auto" w:fill="auto"/>
+            <w:tcMar>
+              <w:top w:w="100" w:type="dxa"/>
+              <w:left w:w="100" w:type="dxa"/>
+              <w:bottom w:w="100" w:type="dxa"/>
+              <w:right w:w="100" w:type="dxa"/>
+            </w:tcMar>
+          </w:tcPr>
+          <w:p>
+            <w:pPr>
+              <w:widowControl w:val="0"/>
+              <w:spacing w:line="240" w:lineRule="auto"/>
+              <w:rPr>
+                <w:sz w:val="20"/>
+                <w:szCs w:val="20"/>
+              </w:rPr>
+            </w:pPr>
+          </w:p>
+        </w:tc>
+        <w:tc>
+          <w:tcPr>
+            <w:tcW w:w="4290" w:type="dxa"/>
+            <w:shd w:val="clear" w:color="auto" w:fill="auto"/>
+            <w:tcMar>
+              <w:top w:w="100" w:type="dxa"/>
+              <w:left w:w="100" w:type="dxa"/>
+              <w:bottom w:w="100" w:type="dxa"/>
+              <w:right w:w="100" w:type="dxa"/>
+            </w:tcMar>
+          </w:tcPr>
+          <w:p>
+            <w:pPr>
+              <w:widowControl w:val="0"/>
+              <w:spacing w:line="240" w:lineRule="auto"/>
+              <w:rPr>
+                <w:sz w:val="20"/>
+                <w:szCs w:val="20"/>
+              </w:rPr>
+            </w:pPr>
+            <w:r>
+              <w:rPr>
+                <w:sz w:val="20"/>
+                <w:szCs w:val="20"/>
+              </w:rPr>
+              <w:t>5. The system checks the availability of the AI model uploaded by the actor.</w:t>
+            </w:r>
+          </w:p>
+        </w:tc>
+      </w:tr>
+      <w:tr>
+        <w:trPr>
+          <w:trHeight w:val="1164"/>
+        </w:trPr>
+        <w:tc>
+          <w:tcPr>
+            <w:tcW w:w="1560" w:type="dxa"/>
+            <w:vMerge/>
+            <w:shd w:val="clear" w:color="auto" w:fill="auto"/>
+            <w:tcMar>
+              <w:top w:w="100" w:type="dxa"/>
+              <w:left w:w="100" w:type="dxa"/>
+              <w:bottom w:w="100" w:type="dxa"/>
+              <w:right w:w="100" w:type="dxa"/>
+            </w:tcMar>
+          </w:tcPr>
+          <w:p>
+            <w:pPr>
+              <w:widowControl w:val="0"/>
+              <w:spacing w:line="240" w:lineRule="auto"/>
+              <w:rPr>
+                <w:sz w:val="20"/>
+                <w:szCs w:val="20"/>
+              </w:rPr>
+            </w:pPr>
+          </w:p>
+        </w:tc>
+        <w:tc>
+          <w:tcPr>
+            <w:tcW w:w="3165" w:type="dxa"/>
+            <w:shd w:val="clear" w:color="auto" w:fill="auto"/>
+            <w:tcMar>
+              <w:top w:w="100" w:type="dxa"/>
+              <w:left w:w="100" w:type="dxa"/>
+              <w:bottom w:w="100" w:type="dxa"/>
+              <w:right w:w="100" w:type="dxa"/>
+            </w:tcMar>
+          </w:tcPr>
+          <w:p>
+            <w:pPr>
+              <w:widowControl w:val="0"/>
+              <w:spacing w:line="240" w:lineRule="auto"/>
+              <w:rPr>
+                <w:sz w:val="20"/>
+                <w:szCs w:val="20"/>
+              </w:rPr>
+            </w:pPr>
+          </w:p>
+        </w:tc>
+        <w:tc>
+          <w:tcPr>
+            <w:tcW w:w="4290" w:type="dxa"/>
+            <w:shd w:val="clear" w:color="auto" w:fill="auto"/>
+            <w:tcMar>
+              <w:top w:w="100" w:type="dxa"/>
+              <w:left w:w="100" w:type="dxa"/>
+              <w:bottom w:w="100" w:type="dxa"/>
+              <w:right w:w="100" w:type="dxa"/>
+            </w:tcMar>
+          </w:tcPr>
+          <w:p>
+            <w:pPr>
+              <w:widowControl w:val="0"/>
+              <w:spacing w:line="240" w:lineRule="auto"/>
+              <w:rPr>
+                <w:sz w:val="20"/>
+                <w:szCs w:val="20"/>
+              </w:rPr>
+            </w:pPr>
+            <w:r>
+              <w:rPr>
+                <w:sz w:val="20"/>
+                <w:szCs w:val="20"/>
+              </w:rPr>
+              <w:t xml:space="preserve">6. The system changes the AI model to the latest one, returns a sign of success and creates a </w:t>
+            </w:r>
+            <w:r>
+              <w:rPr>
+                <w:color w:val="2A2B2E"/>
+                <w:sz w:val="21"/>
+                <w:szCs w:val="21"/>
+              </w:rPr>
+              <w:t>system modification history.</w:t>
+            </w:r>
+          </w:p>
+        </w:tc>
+      </w:tr>
+      <w:tr>
+        <w:trPr>
+          <w:trHeight w:val="670"/>
+        </w:trPr>
+        <w:tc>
+          <w:tcPr>
+            <w:tcW w:w="1560" w:type="dxa"/>
+          </w:tcPr>
+          <w:p>
+            <w:pPr>
+              <w:widowControl w:val="0"/>
+              <w:spacing w:line="240" w:lineRule="auto"/>
+              <w:rPr>
+                <w:sz w:val="20"/>
+                <w:szCs w:val="20"/>
+              </w:rPr>
+            </w:pPr>
+            <w:r>
+              <w:rPr>
+                <w:sz w:val="20"/>
+                <w:szCs w:val="20"/>
+              </w:rPr>
+              <w:lastRenderedPageBreak/>
+              <w:t>Abnormal Events Flow</w:t>
+            </w:r>
+          </w:p>
+        </w:tc>
+        <w:tc>
+          <w:tcPr>
+            <w:tcW w:w="3165" w:type="dxa"/>
+            <w:shd w:val="clear" w:color="auto" w:fill="auto"/>
+            <w:tcMar>
+              <w:top w:w="100" w:type="dxa"/>
+              <w:left w:w="100" w:type="dxa"/>
+              <w:bottom w:w="100" w:type="dxa"/>
+              <w:right w:w="100" w:type="dxa"/>
+            </w:tcMar>
+          </w:tcPr>
+          <w:p>
+            <w:pPr>
+              <w:widowControl w:val="0"/>
+              <w:spacing w:line="240" w:lineRule="auto"/>
+              <w:rPr>
+                <w:sz w:val="20"/>
+                <w:szCs w:val="20"/>
+              </w:rPr>
+            </w:pPr>
+            <w:r>
+              <w:rPr>
+                <w:sz w:val="20"/>
+                <w:szCs w:val="20"/>
+              </w:rPr>
+              <w:t>2.1 The model was empty or upload failed</w:t>
+            </w:r>
+          </w:p>
+        </w:tc>
+        <w:tc>
+          <w:tcPr>
+            <w:tcW w:w="4290" w:type="dxa"/>
+            <w:shd w:val="clear" w:color="auto" w:fill="auto"/>
+            <w:tcMar>
+              <w:top w:w="100" w:type="dxa"/>
+              <w:left w:w="100" w:type="dxa"/>
+              <w:bottom w:w="100" w:type="dxa"/>
+              <w:right w:w="100" w:type="dxa"/>
+            </w:tcMar>
+          </w:tcPr>
+          <w:p>
+            <w:pPr>
+              <w:widowControl w:val="0"/>
+              <w:spacing w:line="240" w:lineRule="auto"/>
+              <w:rPr>
+                <w:sz w:val="20"/>
+                <w:szCs w:val="20"/>
+              </w:rPr>
+            </w:pPr>
+            <w:r>
+              <w:rPr>
+                <w:sz w:val="20"/>
+                <w:szCs w:val="20"/>
+              </w:rPr>
+              <w:t>2.1 The system will notify the administrator with a error message</w:t>
+            </w:r>
+          </w:p>
+        </w:tc>
+      </w:tr>
+      <w:tr>
+        <w:trPr>
+          <w:trHeight w:val="670"/>
+        </w:trPr>
+        <w:tc>
+          <w:tcPr>
+            <w:tcW w:w="1560" w:type="dxa"/>
+            <w:shd w:val="clear" w:color="auto" w:fill="auto"/>
+            <w:tcMar>
+              <w:top w:w="100" w:type="dxa"/>
+              <w:left w:w="100" w:type="dxa"/>
+              <w:bottom w:w="100" w:type="dxa"/>
+              <w:right w:w="100" w:type="dxa"/>
+            </w:tcMar>
+          </w:tcPr>
+          <w:p>
+            <w:pPr>
+              <w:widowControl w:val="0"/>
+              <w:spacing w:line="240" w:lineRule="auto"/>
+              <w:rPr>
+                <w:sz w:val="20"/>
+                <w:szCs w:val="20"/>
+              </w:rPr>
+            </w:pPr>
+            <w:r>
+              <w:rPr>
+                <w:sz w:val="20"/>
+                <w:szCs w:val="20"/>
+              </w:rPr>
+              <w:t>Alternative Flow</w:t>
+            </w:r>
+          </w:p>
+        </w:tc>
+        <w:tc>
+          <w:tcPr>
+            <w:tcW w:w="7455" w:type="dxa"/>
+            <w:gridSpan w:val="2"/>
+            <w:shd w:val="clear" w:color="auto" w:fill="auto"/>
+            <w:tcMar>
+              <w:top w:w="100" w:type="dxa"/>
+              <w:left w:w="100" w:type="dxa"/>
+              <w:bottom w:w="100" w:type="dxa"/>
+              <w:right w:w="100" w:type="dxa"/>
+            </w:tcMar>
+          </w:tcPr>
+          <w:p>
+            <w:pPr>
+              <w:widowControl w:val="0"/>
+              <w:spacing w:line="240" w:lineRule="auto"/>
+              <w:rPr>
+                <w:color w:val="2A2B2E"/>
+                <w:sz w:val="21"/>
+                <w:szCs w:val="21"/>
+                <w:highlight w:val="white"/>
+              </w:rPr>
+            </w:pPr>
+          </w:p>
+        </w:tc>
+      </w:tr>
+    </w:tbl>
+    <w:p>
+      <w:pPr>
+        <w:rPr>
+          <w:sz w:val="20"/>
+          <w:szCs w:val="20"/>
+        </w:rPr>
+      </w:pPr>
+    </w:p>
+    <w:p>
+      <w:pPr>
+        <w:rPr>
+          <w:sz w:val="20"/>
+          <w:szCs w:val="20"/>
+        </w:rPr>
+      </w:pPr>
+    </w:p>
+    <w:p>
+      <w:pPr>
+        <w:rPr>
+          <w:sz w:val="20"/>
+          <w:szCs w:val="20"/>
+        </w:rPr>
+      </w:pPr>
+    </w:p>
+    <w:tbl>
+      <w:tblPr>
+        <w:tblStyle w:val="ad"/>
+        <w:tblW w:w="9015" w:type="dxa"/>
+        <w:tblInd w:w="0" w:type="dxa"/>
+        <w:tblBorders>
+          <w:top w:val="single" w:sz="8" w:space="0" w:color="000000"/>
+          <w:left w:val="single" w:sz="8" w:space="0" w:color="000000"/>
+          <w:bottom w:val="single" w:sz="8" w:space="0" w:color="000000"/>
+          <w:right w:val="single" w:sz="8" w:space="0" w:color="000000"/>
+          <w:insideH w:val="single" w:sz="8" w:space="0" w:color="000000"/>
+          <w:insideV w:val="single" w:sz="8" w:space="0" w:color="000000"/>
+        </w:tblBorders>
+        <w:tblLayout w:type="fixed"/>
+        <w:tblLook w:val="0600" w:firstRow="0" w:lastRow="0" w:firstColumn="0" w:lastColumn="0" w:noHBand="1" w:noVBand="1"/>
+      </w:tblPr>
+      <w:tblGrid>
+        <w:gridCol w:w="1560"/>
+        <w:gridCol w:w="3165"/>
+        <w:gridCol w:w="4290"/>
+      </w:tblGrid>
+      <w:tr>
+        <w:trPr>
+          <w:trHeight w:val="647"/>
+          <w:tblHeader/>
+        </w:trPr>
+        <w:tc>
+          <w:tcPr>
+            <w:tcW w:w="1560" w:type="dxa"/>
+            <w:shd w:val="clear" w:color="auto" w:fill="auto"/>
+            <w:tcMar>
+              <w:top w:w="100" w:type="dxa"/>
+              <w:left w:w="100" w:type="dxa"/>
+              <w:bottom w:w="100" w:type="dxa"/>
+              <w:right w:w="100" w:type="dxa"/>
+            </w:tcMar>
+          </w:tcPr>
+          <w:p>
+            <w:pPr>
+              <w:widowControl w:val="0"/>
+              <w:spacing w:line="240" w:lineRule="auto"/>
+              <w:rPr>
+                <w:color w:val="2A2B2E"/>
+                <w:sz w:val="19"/>
+                <w:szCs w:val="19"/>
+                <w:highlight w:val="white"/>
+              </w:rPr>
+            </w:pPr>
+            <w:r>
+              <w:rPr>
+                <w:color w:val="2A2B2E"/>
+                <w:sz w:val="19"/>
+                <w:szCs w:val="19"/>
+                <w:highlight w:val="white"/>
+              </w:rPr>
+              <w:lastRenderedPageBreak/>
+              <w:t>Use Case Name</w:t>
+            </w:r>
+          </w:p>
+        </w:tc>
+        <w:tc>
+          <w:tcPr>
+            <w:tcW w:w="7455" w:type="dxa"/>
+            <w:gridSpan w:val="2"/>
+            <w:shd w:val="clear" w:color="auto" w:fill="auto"/>
+            <w:tcMar>
+              <w:top w:w="100" w:type="dxa"/>
+              <w:left w:w="100" w:type="dxa"/>
+              <w:bottom w:w="100" w:type="dxa"/>
+              <w:right w:w="100" w:type="dxa"/>
+            </w:tcMar>
+          </w:tcPr>
+          <w:p>
+            <w:pPr>
+              <w:widowControl w:val="0"/>
+              <w:spacing w:line="240" w:lineRule="auto"/>
+              <w:rPr>
+                <w:color w:val="2A2B2E"/>
+                <w:sz w:val="19"/>
+                <w:szCs w:val="19"/>
+                <w:highlight w:val="white"/>
+              </w:rPr>
+            </w:pPr>
+          </w:p>
+        </w:tc>
+      </w:tr>
+      <w:tr>
+        <w:trPr>
+          <w:trHeight w:val="440"/>
+          <w:tblHeader/>
+        </w:trPr>
+        <w:tc>
+          <w:tcPr>
+            <w:tcW w:w="1560" w:type="dxa"/>
+            <w:shd w:val="clear" w:color="auto" w:fill="auto"/>
+            <w:tcMar>
+              <w:top w:w="100" w:type="dxa"/>
+              <w:left w:w="100" w:type="dxa"/>
+              <w:bottom w:w="100" w:type="dxa"/>
+              <w:right w:w="100" w:type="dxa"/>
+            </w:tcMar>
+          </w:tcPr>
+          <w:p>
+            <w:pPr>
+              <w:widowControl w:val="0"/>
+              <w:spacing w:line="240" w:lineRule="auto"/>
+              <w:rPr>
+                <w:sz w:val="20"/>
+                <w:szCs w:val="20"/>
+              </w:rPr>
+            </w:pPr>
+            <w:r>
+              <w:rPr>
+                <w:sz w:val="20"/>
+                <w:szCs w:val="20"/>
+              </w:rPr>
+              <w:t>Use Case ID</w:t>
+            </w:r>
+          </w:p>
+        </w:tc>
+        <w:tc>
+          <w:tcPr>
+            <w:tcW w:w="7455" w:type="dxa"/>
+            <w:gridSpan w:val="2"/>
+            <w:shd w:val="clear" w:color="auto" w:fill="auto"/>
+            <w:tcMar>
+              <w:top w:w="100" w:type="dxa"/>
+              <w:left w:w="100" w:type="dxa"/>
+              <w:bottom w:w="100" w:type="dxa"/>
+              <w:right w:w="100" w:type="dxa"/>
+            </w:tcMar>
+          </w:tcPr>
+          <w:p>
+            <w:pPr>
+              <w:widowControl w:val="0"/>
+              <w:spacing w:line="240" w:lineRule="auto"/>
+              <w:rPr>
+                <w:sz w:val="20"/>
+                <w:szCs w:val="20"/>
+              </w:rPr>
+            </w:pPr>
+          </w:p>
+        </w:tc>
+      </w:tr>
+      <w:tr>
+        <w:trPr>
+          <w:trHeight w:val="440"/>
+          <w:tblHeader/>
+        </w:trPr>
+        <w:tc>
+          <w:tcPr>
+            <w:tcW w:w="1560" w:type="dxa"/>
+            <w:shd w:val="clear" w:color="auto" w:fill="auto"/>
+            <w:tcMar>
+              <w:top w:w="100" w:type="dxa"/>
+              <w:left w:w="100" w:type="dxa"/>
+              <w:bottom w:w="100" w:type="dxa"/>
+              <w:right w:w="100" w:type="dxa"/>
+            </w:tcMar>
+          </w:tcPr>
+          <w:p>
+            <w:pPr>
+              <w:widowControl w:val="0"/>
+              <w:spacing w:line="240" w:lineRule="auto"/>
+              <w:rPr>
+                <w:sz w:val="20"/>
+                <w:szCs w:val="20"/>
+              </w:rPr>
+            </w:pPr>
+            <w:r>
+              <w:rPr>
+                <w:sz w:val="20"/>
+                <w:szCs w:val="20"/>
+              </w:rPr>
+              <w:t>Level</w:t>
+            </w:r>
+          </w:p>
+        </w:tc>
+        <w:tc>
+          <w:tcPr>
+            <w:tcW w:w="7455" w:type="dxa"/>
+            <w:gridSpan w:val="2"/>
+            <w:shd w:val="clear" w:color="auto" w:fill="auto"/>
+            <w:tcMar>
+              <w:top w:w="100" w:type="dxa"/>
+              <w:left w:w="100" w:type="dxa"/>
+              <w:bottom w:w="100" w:type="dxa"/>
+              <w:right w:w="100" w:type="dxa"/>
+            </w:tcMar>
+          </w:tcPr>
+          <w:p>
+            <w:pPr>
+              <w:widowControl w:val="0"/>
+              <w:spacing w:line="240" w:lineRule="auto"/>
+              <w:rPr>
+                <w:sz w:val="20"/>
+                <w:szCs w:val="20"/>
+              </w:rPr>
+            </w:pPr>
+          </w:p>
+        </w:tc>
+      </w:tr>
+      <w:tr>
+        <w:trPr>
+          <w:trHeight w:val="440"/>
+          <w:tblHeader/>
+        </w:trPr>
+        <w:tc>
+          <w:tcPr>
+            <w:tcW w:w="1560" w:type="dxa"/>
+            <w:shd w:val="clear" w:color="auto" w:fill="auto"/>
+            <w:tcMar>
+              <w:top w:w="100" w:type="dxa"/>
+              <w:left w:w="100" w:type="dxa"/>
+              <w:bottom w:w="100" w:type="dxa"/>
+              <w:right w:w="100" w:type="dxa"/>
+            </w:tcMar>
+          </w:tcPr>
+          <w:p>
+            <w:pPr>
+              <w:widowControl w:val="0"/>
+              <w:spacing w:line="240" w:lineRule="auto"/>
+              <w:rPr>
+                <w:sz w:val="20"/>
+                <w:szCs w:val="20"/>
+              </w:rPr>
+            </w:pPr>
+            <w:r>
+              <w:rPr>
+                <w:sz w:val="20"/>
+                <w:szCs w:val="20"/>
+              </w:rPr>
+              <w:t>Primary Actors</w:t>
+            </w:r>
+          </w:p>
+        </w:tc>
+        <w:tc>
+          <w:tcPr>
+            <w:tcW w:w="7455" w:type="dxa"/>
+            <w:gridSpan w:val="2"/>
+            <w:shd w:val="clear" w:color="auto" w:fill="auto"/>
+            <w:tcMar>
+              <w:top w:w="100" w:type="dxa"/>
+              <w:left w:w="100" w:type="dxa"/>
+              <w:bottom w:w="100" w:type="dxa"/>
+              <w:right w:w="100" w:type="dxa"/>
+            </w:tcMar>
+          </w:tcPr>
+          <w:p>
+            <w:pPr>
+              <w:widowControl w:val="0"/>
+              <w:spacing w:line="240" w:lineRule="auto"/>
+              <w:rPr>
+                <w:sz w:val="20"/>
+                <w:szCs w:val="20"/>
+              </w:rPr>
+            </w:pPr>
+          </w:p>
+        </w:tc>
+      </w:tr>
+      <w:tr>
+        <w:trPr>
+          <w:trHeight w:val="900"/>
+          <w:tblHeader/>
+        </w:trPr>
+        <w:tc>
+          <w:tcPr>
+            <w:tcW w:w="1560" w:type="dxa"/>
+            <w:shd w:val="clear" w:color="auto" w:fill="auto"/>
+            <w:tcMar>
+              <w:top w:w="100" w:type="dxa"/>
+              <w:left w:w="100" w:type="dxa"/>
+              <w:bottom w:w="100" w:type="dxa"/>
+              <w:right w:w="100" w:type="dxa"/>
+            </w:tcMar>
+          </w:tcPr>
+          <w:p>
+            <w:pPr>
+              <w:widowControl w:val="0"/>
+              <w:spacing w:line="240" w:lineRule="auto"/>
+              <w:rPr>
+                <w:sz w:val="20"/>
+                <w:szCs w:val="20"/>
+              </w:rPr>
+            </w:pPr>
+            <w:r>
+              <w:rPr>
+                <w:sz w:val="20"/>
+                <w:szCs w:val="20"/>
+              </w:rPr>
+              <w:t>Brief Description</w:t>
+            </w:r>
+          </w:p>
+        </w:tc>
+        <w:tc>
+          <w:tcPr>
+            <w:tcW w:w="7455" w:type="dxa"/>
+            <w:gridSpan w:val="2"/>
+            <w:shd w:val="clear" w:color="auto" w:fill="auto"/>
+            <w:tcMar>
+              <w:top w:w="100" w:type="dxa"/>
+              <w:left w:w="100" w:type="dxa"/>
+              <w:bottom w:w="100" w:type="dxa"/>
+              <w:right w:w="100" w:type="dxa"/>
+            </w:tcMar>
+          </w:tcPr>
+          <w:p>
+            <w:pPr>
+              <w:widowControl w:val="0"/>
+              <w:spacing w:line="240" w:lineRule="auto"/>
+              <w:rPr>
+                <w:sz w:val="20"/>
+                <w:szCs w:val="20"/>
+              </w:rPr>
+            </w:pPr>
+          </w:p>
+        </w:tc>
+      </w:tr>
+      <w:tr>
+        <w:trPr>
+          <w:trHeight w:val="670"/>
+          <w:tblHeader/>
+        </w:trPr>
+        <w:tc>
+          <w:tcPr>
+            <w:tcW w:w="1560" w:type="dxa"/>
+            <w:shd w:val="clear" w:color="auto" w:fill="auto"/>
+            <w:tcMar>
+              <w:top w:w="100" w:type="dxa"/>
+              <w:left w:w="100" w:type="dxa"/>
+              <w:bottom w:w="100" w:type="dxa"/>
+              <w:right w:w="100" w:type="dxa"/>
+            </w:tcMar>
+          </w:tcPr>
+          <w:p>
+            <w:pPr>
+              <w:widowControl w:val="0"/>
+              <w:spacing w:line="240" w:lineRule="auto"/>
+              <w:rPr>
+                <w:sz w:val="20"/>
+                <w:szCs w:val="20"/>
+              </w:rPr>
+            </w:pPr>
+            <w:r>
+              <w:rPr>
+                <w:sz w:val="20"/>
+                <w:szCs w:val="20"/>
+              </w:rPr>
+              <w:t>Preconditions</w:t>
+            </w:r>
+          </w:p>
+        </w:tc>
+        <w:tc>
+          <w:tcPr>
+            <w:tcW w:w="7455" w:type="dxa"/>
+            <w:gridSpan w:val="2"/>
+            <w:shd w:val="clear" w:color="auto" w:fill="auto"/>
+            <w:tcMar>
+              <w:top w:w="100" w:type="dxa"/>
+              <w:left w:w="100" w:type="dxa"/>
+              <w:bottom w:w="100" w:type="dxa"/>
+              <w:right w:w="100" w:type="dxa"/>
+            </w:tcMar>
+          </w:tcPr>
+          <w:p>
+            <w:pPr>
+              <w:widowControl w:val="0"/>
+              <w:spacing w:line="240" w:lineRule="auto"/>
+              <w:rPr>
+                <w:sz w:val="20"/>
+                <w:szCs w:val="20"/>
+              </w:rPr>
+            </w:pPr>
+          </w:p>
+        </w:tc>
+      </w:tr>
+      <w:tr>
+        <w:trPr>
+          <w:trHeight w:val="923"/>
+          <w:tblHeader/>
+        </w:trPr>
+        <w:tc>
+          <w:tcPr>
+            <w:tcW w:w="1560" w:type="dxa"/>
+            <w:shd w:val="clear" w:color="auto" w:fill="auto"/>
+            <w:tcMar>
+              <w:top w:w="100" w:type="dxa"/>
+              <w:left w:w="100" w:type="dxa"/>
+              <w:bottom w:w="100" w:type="dxa"/>
+              <w:right w:w="100" w:type="dxa"/>
+            </w:tcMar>
+          </w:tcPr>
+          <w:p>
+            <w:pPr>
+              <w:widowControl w:val="0"/>
+              <w:spacing w:line="240" w:lineRule="auto"/>
+              <w:rPr>
+                <w:sz w:val="20"/>
+                <w:szCs w:val="20"/>
+              </w:rPr>
+            </w:pPr>
+            <w:r>
+              <w:rPr>
+                <w:sz w:val="20"/>
+                <w:szCs w:val="20"/>
+              </w:rPr>
+              <w:t>Main Success Scenario</w:t>
+            </w:r>
+          </w:p>
+        </w:tc>
+        <w:tc>
+          <w:tcPr>
+            <w:tcW w:w="7455" w:type="dxa"/>
+            <w:gridSpan w:val="2"/>
+            <w:shd w:val="clear" w:color="auto" w:fill="auto"/>
+            <w:tcMar>
+              <w:top w:w="100" w:type="dxa"/>
+              <w:left w:w="100" w:type="dxa"/>
+              <w:bottom w:w="100" w:type="dxa"/>
+              <w:right w:w="100" w:type="dxa"/>
+            </w:tcMar>
+          </w:tcPr>
+          <w:p>
+            <w:pPr>
+              <w:widowControl w:val="0"/>
+              <w:spacing w:line="240" w:lineRule="auto"/>
+              <w:rPr>
+                <w:color w:val="2A2B2E"/>
+                <w:sz w:val="21"/>
+                <w:szCs w:val="21"/>
+              </w:rPr>
+            </w:pPr>
+          </w:p>
+        </w:tc>
+      </w:tr>
+      <w:tr>
+        <w:trPr>
+          <w:trHeight w:val="440"/>
+        </w:trPr>
+        <w:tc>
+          <w:tcPr>
+            <w:tcW w:w="1560" w:type="dxa"/>
+            <w:vMerge w:val="restart"/>
+            <w:shd w:val="clear" w:color="auto" w:fill="auto"/>
+            <w:tcMar>
+              <w:top w:w="100" w:type="dxa"/>
+              <w:left w:w="100" w:type="dxa"/>
+              <w:bottom w:w="100" w:type="dxa"/>
+              <w:right w:w="100" w:type="dxa"/>
+            </w:tcMar>
+          </w:tcPr>
+          <w:p>
+            <w:pPr>
+              <w:widowControl w:val="0"/>
+              <w:spacing w:line="240" w:lineRule="auto"/>
+              <w:rPr>
+                <w:sz w:val="20"/>
+                <w:szCs w:val="20"/>
+              </w:rPr>
+            </w:pPr>
+            <w:r>
+              <w:rPr>
+                <w:sz w:val="20"/>
+                <w:szCs w:val="20"/>
+              </w:rPr>
+              <w:t>Basic Flow</w:t>
+            </w:r>
+          </w:p>
+        </w:tc>
+        <w:tc>
+          <w:tcPr>
+            <w:tcW w:w="3165" w:type="dxa"/>
+            <w:shd w:val="clear" w:color="auto" w:fill="auto"/>
+            <w:tcMar>
+              <w:top w:w="100" w:type="dxa"/>
+              <w:left w:w="100" w:type="dxa"/>
+              <w:bottom w:w="100" w:type="dxa"/>
+              <w:right w:w="100" w:type="dxa"/>
+            </w:tcMar>
+          </w:tcPr>
+          <w:p>
+            <w:pPr>
+              <w:widowControl w:val="0"/>
+              <w:spacing w:line="240" w:lineRule="auto"/>
+              <w:rPr>
+                <w:sz w:val="20"/>
+                <w:szCs w:val="20"/>
+              </w:rPr>
+            </w:pPr>
+          </w:p>
+        </w:tc>
+        <w:tc>
+          <w:tcPr>
+            <w:tcW w:w="4290" w:type="dxa"/>
+            <w:shd w:val="clear" w:color="auto" w:fill="auto"/>
+            <w:tcMar>
+              <w:top w:w="100" w:type="dxa"/>
+              <w:left w:w="100" w:type="dxa"/>
+              <w:bottom w:w="100" w:type="dxa"/>
+              <w:right w:w="100" w:type="dxa"/>
+            </w:tcMar>
+          </w:tcPr>
+          <w:p>
+            <w:pPr>
+              <w:widowControl w:val="0"/>
+              <w:spacing w:line="240" w:lineRule="auto"/>
+              <w:rPr>
+                <w:sz w:val="20"/>
+                <w:szCs w:val="20"/>
+              </w:rPr>
+            </w:pPr>
+          </w:p>
+        </w:tc>
+      </w:tr>
+      <w:tr>
+        <w:trPr>
+          <w:trHeight w:val="658"/>
+        </w:trPr>
+        <w:tc>
+          <w:tcPr>
+            <w:tcW w:w="1560" w:type="dxa"/>
+            <w:vMerge/>
+            <w:shd w:val="clear" w:color="auto" w:fill="auto"/>
+            <w:tcMar>
+              <w:top w:w="100" w:type="dxa"/>
+              <w:left w:w="100" w:type="dxa"/>
+              <w:bottom w:w="100" w:type="dxa"/>
+              <w:right w:w="100" w:type="dxa"/>
+            </w:tcMar>
+          </w:tcPr>
+          <w:p>
+            <w:pPr>
+              <w:widowControl w:val="0"/>
+              <w:spacing w:line="240" w:lineRule="auto"/>
+              <w:rPr>
+                <w:sz w:val="20"/>
+                <w:szCs w:val="20"/>
+              </w:rPr>
+            </w:pPr>
+          </w:p>
+        </w:tc>
+        <w:tc>
+          <w:tcPr>
+            <w:tcW w:w="3165" w:type="dxa"/>
+            <w:shd w:val="clear" w:color="auto" w:fill="auto"/>
+            <w:tcMar>
+              <w:top w:w="100" w:type="dxa"/>
+              <w:left w:w="100" w:type="dxa"/>
+              <w:bottom w:w="100" w:type="dxa"/>
+              <w:right w:w="100" w:type="dxa"/>
+            </w:tcMar>
+          </w:tcPr>
+          <w:p>
+            <w:pPr>
+              <w:widowControl w:val="0"/>
+              <w:spacing w:line="240" w:lineRule="auto"/>
+              <w:rPr>
+                <w:sz w:val="20"/>
+                <w:szCs w:val="20"/>
+              </w:rPr>
+            </w:pPr>
+          </w:p>
+        </w:tc>
+        <w:tc>
+          <w:tcPr>
+            <w:tcW w:w="4290" w:type="dxa"/>
+            <w:shd w:val="clear" w:color="auto" w:fill="auto"/>
+            <w:tcMar>
+              <w:top w:w="100" w:type="dxa"/>
+              <w:left w:w="100" w:type="dxa"/>
+              <w:bottom w:w="100" w:type="dxa"/>
+              <w:right w:w="100" w:type="dxa"/>
+            </w:tcMar>
+          </w:tcPr>
+          <w:p>
+            <w:pPr>
+              <w:widowControl w:val="0"/>
+              <w:spacing w:line="240" w:lineRule="auto"/>
+              <w:rPr>
+                <w:sz w:val="20"/>
+                <w:szCs w:val="20"/>
+              </w:rPr>
+            </w:pPr>
+          </w:p>
+        </w:tc>
+      </w:tr>
+      <w:tr>
+        <w:trPr>
+          <w:trHeight w:val="670"/>
+        </w:trPr>
+        <w:tc>
+          <w:tcPr>
+            <w:tcW w:w="1560" w:type="dxa"/>
+            <w:vMerge/>
+            <w:shd w:val="clear" w:color="auto" w:fill="auto"/>
+            <w:tcMar>
+              <w:top w:w="100" w:type="dxa"/>
+              <w:left w:w="100" w:type="dxa"/>
+              <w:bottom w:w="100" w:type="dxa"/>
+              <w:right w:w="100" w:type="dxa"/>
+            </w:tcMar>
+          </w:tcPr>
+          <w:p>
+            <w:pPr>
+              <w:widowControl w:val="0"/>
+              <w:spacing w:line="240" w:lineRule="auto"/>
+              <w:rPr>
+                <w:sz w:val="20"/>
+                <w:szCs w:val="20"/>
+              </w:rPr>
+            </w:pPr>
+          </w:p>
+        </w:tc>
+        <w:tc>
+          <w:tcPr>
+            <w:tcW w:w="3165" w:type="dxa"/>
+            <w:shd w:val="clear" w:color="auto" w:fill="auto"/>
+            <w:tcMar>
+              <w:top w:w="100" w:type="dxa"/>
+              <w:left w:w="100" w:type="dxa"/>
+              <w:bottom w:w="100" w:type="dxa"/>
+              <w:right w:w="100" w:type="dxa"/>
+            </w:tcMar>
+          </w:tcPr>
+          <w:p>
+            <w:pPr>
+              <w:widowControl w:val="0"/>
+              <w:spacing w:line="240" w:lineRule="auto"/>
+              <w:rPr>
+                <w:sz w:val="20"/>
+                <w:szCs w:val="20"/>
+              </w:rPr>
+            </w:pPr>
+          </w:p>
+        </w:tc>
+        <w:tc>
+          <w:tcPr>
+            <w:tcW w:w="4290" w:type="dxa"/>
+            <w:shd w:val="clear" w:color="auto" w:fill="auto"/>
+            <w:tcMar>
+              <w:top w:w="100" w:type="dxa"/>
+              <w:left w:w="100" w:type="dxa"/>
+              <w:bottom w:w="100" w:type="dxa"/>
+              <w:right w:w="100" w:type="dxa"/>
+            </w:tcMar>
+          </w:tcPr>
+          <w:p>
+            <w:pPr>
+              <w:widowControl w:val="0"/>
+              <w:spacing w:line="240" w:lineRule="auto"/>
+              <w:rPr>
+                <w:sz w:val="20"/>
+                <w:szCs w:val="20"/>
+              </w:rPr>
+            </w:pPr>
+          </w:p>
+        </w:tc>
+      </w:tr>
+      <w:tr>
+        <w:trPr>
+          <w:trHeight w:val="1164"/>
+        </w:trPr>
+        <w:tc>
+          <w:tcPr>
+            <w:tcW w:w="1560" w:type="dxa"/>
+            <w:vMerge/>
+            <w:shd w:val="clear" w:color="auto" w:fill="auto"/>
+            <w:tcMar>
+              <w:top w:w="100" w:type="dxa"/>
+              <w:left w:w="100" w:type="dxa"/>
+              <w:bottom w:w="100" w:type="dxa"/>
+              <w:right w:w="100" w:type="dxa"/>
+            </w:tcMar>
+          </w:tcPr>
+          <w:p>
+            <w:pPr>
+              <w:widowControl w:val="0"/>
+              <w:spacing w:line="240" w:lineRule="auto"/>
+              <w:rPr>
+                <w:sz w:val="20"/>
+                <w:szCs w:val="20"/>
+              </w:rPr>
+            </w:pPr>
+          </w:p>
+        </w:tc>
+        <w:tc>
+          <w:tcPr>
+            <w:tcW w:w="3165" w:type="dxa"/>
+            <w:shd w:val="clear" w:color="auto" w:fill="auto"/>
+            <w:tcMar>
+              <w:top w:w="100" w:type="dxa"/>
+              <w:left w:w="100" w:type="dxa"/>
+              <w:bottom w:w="100" w:type="dxa"/>
+              <w:right w:w="100" w:type="dxa"/>
+            </w:tcMar>
+          </w:tcPr>
+          <w:p>
+            <w:pPr>
+              <w:widowControl w:val="0"/>
+              <w:spacing w:line="240" w:lineRule="auto"/>
+              <w:rPr>
+                <w:sz w:val="20"/>
+                <w:szCs w:val="20"/>
+              </w:rPr>
+            </w:pPr>
+          </w:p>
+        </w:tc>
+        <w:tc>
+          <w:tcPr>
+            <w:tcW w:w="4290" w:type="dxa"/>
+            <w:shd w:val="clear" w:color="auto" w:fill="auto"/>
+            <w:tcMar>
+              <w:top w:w="100" w:type="dxa"/>
+              <w:left w:w="100" w:type="dxa"/>
+              <w:bottom w:w="100" w:type="dxa"/>
+              <w:right w:w="100" w:type="dxa"/>
+            </w:tcMar>
+          </w:tcPr>
+          <w:p>
+            <w:pPr>
+              <w:widowControl w:val="0"/>
+              <w:spacing w:line="240" w:lineRule="auto"/>
+              <w:rPr>
+                <w:sz w:val="20"/>
+                <w:szCs w:val="20"/>
+              </w:rPr>
+            </w:pPr>
+          </w:p>
+        </w:tc>
+      </w:tr>
+      <w:tr>
+        <w:trPr>
+          <w:trHeight w:val="670"/>
+        </w:trPr>
+        <w:tc>
+          <w:tcPr>
+            <w:tcW w:w="1560" w:type="dxa"/>
+          </w:tcPr>
+          <w:p>
+            <w:pPr>
+              <w:widowControl w:val="0"/>
+              <w:spacing w:line="240" w:lineRule="auto"/>
+              <w:rPr>
+                <w:sz w:val="20"/>
+                <w:szCs w:val="20"/>
+              </w:rPr>
+            </w:pPr>
+            <w:r>
+              <w:rPr>
+                <w:sz w:val="20"/>
+                <w:szCs w:val="20"/>
+              </w:rPr>
+              <w:t>Abnormal Events Flow</w:t>
+            </w:r>
+          </w:p>
+        </w:tc>
+        <w:tc>
+          <w:tcPr>
+            <w:tcW w:w="3165" w:type="dxa"/>
+            <w:shd w:val="clear" w:color="auto" w:fill="auto"/>
+            <w:tcMar>
+              <w:top w:w="100" w:type="dxa"/>
+              <w:left w:w="100" w:type="dxa"/>
+              <w:bottom w:w="100" w:type="dxa"/>
+              <w:right w:w="100" w:type="dxa"/>
+            </w:tcMar>
+          </w:tcPr>
+          <w:p>
+            <w:pPr>
+              <w:widowControl w:val="0"/>
+              <w:spacing w:line="240" w:lineRule="auto"/>
+              <w:rPr>
+                <w:sz w:val="20"/>
+                <w:szCs w:val="20"/>
+              </w:rPr>
+            </w:pPr>
+          </w:p>
+        </w:tc>
+        <w:tc>
+          <w:tcPr>
+            <w:tcW w:w="4290" w:type="dxa"/>
+            <w:shd w:val="clear" w:color="auto" w:fill="auto"/>
+            <w:tcMar>
+              <w:top w:w="100" w:type="dxa"/>
+              <w:left w:w="100" w:type="dxa"/>
+              <w:bottom w:w="100" w:type="dxa"/>
+              <w:right w:w="100" w:type="dxa"/>
+            </w:tcMar>
+          </w:tcPr>
+          <w:p>
+            <w:pPr>
+              <w:widowControl w:val="0"/>
+              <w:spacing w:line="240" w:lineRule="auto"/>
+              <w:rPr>
+                <w:sz w:val="20"/>
+                <w:szCs w:val="20"/>
+              </w:rPr>
+            </w:pPr>
+          </w:p>
+        </w:tc>
+      </w:tr>
+      <w:tr>
+        <w:trPr>
+          <w:trHeight w:val="670"/>
+        </w:trPr>
+        <w:tc>
+          <w:tcPr>
+            <w:tcW w:w="1560" w:type="dxa"/>
+            <w:shd w:val="clear" w:color="auto" w:fill="auto"/>
+            <w:tcMar>
+              <w:top w:w="100" w:type="dxa"/>
+              <w:left w:w="100" w:type="dxa"/>
+              <w:bottom w:w="100" w:type="dxa"/>
+              <w:right w:w="100" w:type="dxa"/>
+            </w:tcMar>
+          </w:tcPr>
+          <w:p>
+            <w:pPr>
+              <w:widowControl w:val="0"/>
+              <w:spacing w:line="240" w:lineRule="auto"/>
+              <w:rPr>
+                <w:sz w:val="20"/>
+                <w:szCs w:val="20"/>
+              </w:rPr>
+            </w:pPr>
+            <w:r>
+              <w:rPr>
+                <w:sz w:val="20"/>
+                <w:szCs w:val="20"/>
+              </w:rPr>
+              <w:t>Alternative Flow</w:t>
+            </w:r>
+          </w:p>
+        </w:tc>
+        <w:tc>
+          <w:tcPr>
+            <w:tcW w:w="7455" w:type="dxa"/>
+            <w:gridSpan w:val="2"/>
+            <w:shd w:val="clear" w:color="auto" w:fill="auto"/>
+            <w:tcMar>
+              <w:top w:w="100" w:type="dxa"/>
+              <w:left w:w="100" w:type="dxa"/>
+              <w:bottom w:w="100" w:type="dxa"/>
+              <w:right w:w="100" w:type="dxa"/>
+            </w:tcMar>
+          </w:tcPr>
+          <w:p>
+            <w:pPr>
+              <w:widowControl w:val="0"/>
+              <w:spacing w:line="240" w:lineRule="auto"/>
+              <w:rPr>
+                <w:color w:val="2A2B2E"/>
+                <w:sz w:val="21"/>
+                <w:szCs w:val="21"/>
+                <w:highlight w:val="white"/>
+              </w:rPr>
+            </w:pPr>
+          </w:p>
+        </w:tc>
+      </w:tr>
+    </w:tbl>
+    <w:p>
+      <w:pPr>
+        <w:rPr>
+          <w:sz w:val="20"/>
+          <w:szCs w:val="20"/>
+        </w:rPr>
+      </w:pPr>
+    </w:p>
+    <w:p>
+      <w:pPr>
+        <w:rPr>
+          <w:sz w:val="20"/>
+          <w:szCs w:val="20"/>
+        </w:rPr>
+      </w:pPr>
+    </w:p>
+    <w:tbl>
+      <w:tblPr>
+        <w:tblStyle w:val="ae"/>
+        <w:tblW w:w="9015" w:type="dxa"/>
+        <w:tblInd w:w="0" w:type="dxa"/>
+        <w:tblBorders>
+          <w:top w:val="single" w:sz="8" w:space="0" w:color="000000"/>
+          <w:left w:val="single" w:sz="8" w:space="0" w:color="000000"/>
+          <w:bottom w:val="single" w:sz="8" w:space="0" w:color="000000"/>
+          <w:right w:val="single" w:sz="8" w:space="0" w:color="000000"/>
+          <w:insideH w:val="single" w:sz="8" w:space="0" w:color="000000"/>
+          <w:insideV w:val="single" w:sz="8" w:space="0" w:color="000000"/>
+        </w:tblBorders>
+        <w:tblLayout w:type="fixed"/>
+        <w:tblLook w:val="0600" w:firstRow="0" w:lastRow="0" w:firstColumn="0" w:lastColumn="0" w:noHBand="1" w:noVBand="1"/>
+      </w:tblPr>
+      <w:tblGrid>
+        <w:gridCol w:w="1560"/>
+        <w:gridCol w:w="3165"/>
+        <w:gridCol w:w="4290"/>
+      </w:tblGrid>
+      <w:tr>
+        <w:trPr>
+          <w:trHeight w:val="647"/>
+          <w:tblHeader/>
+        </w:trPr>
+        <w:tc>
+          <w:tcPr>
+            <w:tcW w:w="1560" w:type="dxa"/>
+            <w:shd w:val="clear" w:color="auto" w:fill="auto"/>
+            <w:tcMar>
+              <w:top w:w="100" w:type="dxa"/>
+              <w:left w:w="100" w:type="dxa"/>
+              <w:bottom w:w="100" w:type="dxa"/>
+              <w:right w:w="100" w:type="dxa"/>
+            </w:tcMar>
+          </w:tcPr>
+          <w:p>
+            <w:pPr>
+              <w:widowControl w:val="0"/>
+              <w:spacing w:line="240" w:lineRule="auto"/>
+              <w:rPr>
+                <w:color w:val="2A2B2E"/>
+                <w:sz w:val="19"/>
+                <w:szCs w:val="19"/>
+                <w:highlight w:val="white"/>
+              </w:rPr>
+            </w:pPr>
+            <w:r>
+              <w:rPr>
+                <w:color w:val="2A2B2E"/>
+                <w:sz w:val="19"/>
+                <w:szCs w:val="19"/>
+                <w:highlight w:val="white"/>
+              </w:rPr>
+              <w:lastRenderedPageBreak/>
+              <w:t>Use Case Name</w:t>
+            </w:r>
+          </w:p>
+        </w:tc>
+        <w:tc>
+          <w:tcPr>
+            <w:tcW w:w="7455" w:type="dxa"/>
+            <w:gridSpan w:val="2"/>
+            <w:shd w:val="clear" w:color="auto" w:fill="auto"/>
+            <w:tcMar>
+              <w:top w:w="100" w:type="dxa"/>
+              <w:left w:w="100" w:type="dxa"/>
+              <w:bottom w:w="100" w:type="dxa"/>
+              <w:right w:w="100" w:type="dxa"/>
+            </w:tcMar>
+          </w:tcPr>
+          <w:p>
+            <w:pPr>
+              <w:widowControl w:val="0"/>
+              <w:spacing w:line="240" w:lineRule="auto"/>
+              <w:rPr>
+                <w:color w:val="2A2B2E"/>
+                <w:sz w:val="19"/>
+                <w:szCs w:val="19"/>
+                <w:highlight w:val="white"/>
+              </w:rPr>
+            </w:pPr>
+          </w:p>
+        </w:tc>
+      </w:tr>
+      <w:tr>
+        <w:trPr>
+          <w:trHeight w:val="440"/>
+          <w:tblHeader/>
+        </w:trPr>
+        <w:tc>
+          <w:tcPr>
+            <w:tcW w:w="1560" w:type="dxa"/>
+            <w:shd w:val="clear" w:color="auto" w:fill="auto"/>
+            <w:tcMar>
+              <w:top w:w="100" w:type="dxa"/>
+              <w:left w:w="100" w:type="dxa"/>
+              <w:bottom w:w="100" w:type="dxa"/>
+              <w:right w:w="100" w:type="dxa"/>
+            </w:tcMar>
+          </w:tcPr>
+          <w:p>
+            <w:pPr>
+              <w:widowControl w:val="0"/>
+              <w:spacing w:line="240" w:lineRule="auto"/>
+              <w:rPr>
+                <w:sz w:val="20"/>
+                <w:szCs w:val="20"/>
+              </w:rPr>
+            </w:pPr>
+            <w:r>
+              <w:rPr>
+                <w:sz w:val="20"/>
+                <w:szCs w:val="20"/>
+              </w:rPr>
+              <w:t>Use Case ID</w:t>
+            </w:r>
+          </w:p>
+        </w:tc>
+        <w:tc>
+          <w:tcPr>
+            <w:tcW w:w="7455" w:type="dxa"/>
+            <w:gridSpan w:val="2"/>
+            <w:shd w:val="clear" w:color="auto" w:fill="auto"/>
+            <w:tcMar>
+              <w:top w:w="100" w:type="dxa"/>
+              <w:left w:w="100" w:type="dxa"/>
+              <w:bottom w:w="100" w:type="dxa"/>
+              <w:right w:w="100" w:type="dxa"/>
+            </w:tcMar>
+          </w:tcPr>
+          <w:p>
+            <w:pPr>
+              <w:widowControl w:val="0"/>
+              <w:spacing w:line="240" w:lineRule="auto"/>
+              <w:rPr>
+                <w:sz w:val="20"/>
+                <w:szCs w:val="20"/>
+              </w:rPr>
+            </w:pPr>
+          </w:p>
+        </w:tc>
+      </w:tr>
+      <w:tr>
+        <w:trPr>
+          <w:trHeight w:val="440"/>
+          <w:tblHeader/>
+        </w:trPr>
+        <w:tc>
+          <w:tcPr>
+            <w:tcW w:w="1560" w:type="dxa"/>
+            <w:shd w:val="clear" w:color="auto" w:fill="auto"/>
+            <w:tcMar>
+              <w:top w:w="100" w:type="dxa"/>
+              <w:left w:w="100" w:type="dxa"/>
+              <w:bottom w:w="100" w:type="dxa"/>
+              <w:right w:w="100" w:type="dxa"/>
+            </w:tcMar>
+          </w:tcPr>
+          <w:p>
+            <w:pPr>
+              <w:widowControl w:val="0"/>
+              <w:spacing w:line="240" w:lineRule="auto"/>
+              <w:rPr>
+                <w:sz w:val="20"/>
+                <w:szCs w:val="20"/>
+              </w:rPr>
+            </w:pPr>
+            <w:r>
+              <w:rPr>
+                <w:sz w:val="20"/>
+                <w:szCs w:val="20"/>
+              </w:rPr>
+              <w:t>Level</w:t>
+            </w:r>
+          </w:p>
+        </w:tc>
+        <w:tc>
+          <w:tcPr>
+            <w:tcW w:w="7455" w:type="dxa"/>
+            <w:gridSpan w:val="2"/>
+            <w:shd w:val="clear" w:color="auto" w:fill="auto"/>
+            <w:tcMar>
+              <w:top w:w="100" w:type="dxa"/>
+              <w:left w:w="100" w:type="dxa"/>
+              <w:bottom w:w="100" w:type="dxa"/>
+              <w:right w:w="100" w:type="dxa"/>
+            </w:tcMar>
+          </w:tcPr>
+          <w:p>
+            <w:pPr>
+              <w:widowControl w:val="0"/>
+              <w:spacing w:line="240" w:lineRule="auto"/>
+              <w:rPr>
+                <w:sz w:val="20"/>
+                <w:szCs w:val="20"/>
+              </w:rPr>
+            </w:pPr>
+          </w:p>
+        </w:tc>
+      </w:tr>
+      <w:tr>
+        <w:trPr>
+          <w:trHeight w:val="440"/>
+          <w:tblHeader/>
+        </w:trPr>
+        <w:tc>
+          <w:tcPr>
+            <w:tcW w:w="1560" w:type="dxa"/>
+            <w:shd w:val="clear" w:color="auto" w:fill="auto"/>
+            <w:tcMar>
+              <w:top w:w="100" w:type="dxa"/>
+              <w:left w:w="100" w:type="dxa"/>
+              <w:bottom w:w="100" w:type="dxa"/>
+              <w:right w:w="100" w:type="dxa"/>
+            </w:tcMar>
+          </w:tcPr>
+          <w:p>
+            <w:pPr>
+              <w:widowControl w:val="0"/>
+              <w:spacing w:line="240" w:lineRule="auto"/>
+              <w:rPr>
+                <w:sz w:val="20"/>
+                <w:szCs w:val="20"/>
+              </w:rPr>
+            </w:pPr>
+            <w:r>
+              <w:rPr>
+                <w:sz w:val="20"/>
+                <w:szCs w:val="20"/>
+              </w:rPr>
+              <w:t>Primary Actors</w:t>
+            </w:r>
+          </w:p>
+        </w:tc>
+        <w:tc>
+          <w:tcPr>
+            <w:tcW w:w="7455" w:type="dxa"/>
+            <w:gridSpan w:val="2"/>
+            <w:shd w:val="clear" w:color="auto" w:fill="auto"/>
+            <w:tcMar>
+              <w:top w:w="100" w:type="dxa"/>
+              <w:left w:w="100" w:type="dxa"/>
+              <w:bottom w:w="100" w:type="dxa"/>
+              <w:right w:w="100" w:type="dxa"/>
+            </w:tcMar>
+          </w:tcPr>
+          <w:p>
+            <w:pPr>
+              <w:widowControl w:val="0"/>
+              <w:spacing w:line="240" w:lineRule="auto"/>
+              <w:rPr>
+                <w:sz w:val="20"/>
+                <w:szCs w:val="20"/>
+              </w:rPr>
+            </w:pPr>
+          </w:p>
+        </w:tc>
+      </w:tr>
+      <w:tr>
+        <w:trPr>
+          <w:trHeight w:val="900"/>
+          <w:tblHeader/>
+        </w:trPr>
+        <w:tc>
+          <w:tcPr>
+            <w:tcW w:w="1560" w:type="dxa"/>
+            <w:shd w:val="clear" w:color="auto" w:fill="auto"/>
+            <w:tcMar>
+              <w:top w:w="100" w:type="dxa"/>
+              <w:left w:w="100" w:type="dxa"/>
+              <w:bottom w:w="100" w:type="dxa"/>
+              <w:right w:w="100" w:type="dxa"/>
+            </w:tcMar>
+          </w:tcPr>
+          <w:p>
+            <w:pPr>
+              <w:widowControl w:val="0"/>
+              <w:spacing w:line="240" w:lineRule="auto"/>
+              <w:rPr>
+                <w:sz w:val="20"/>
+                <w:szCs w:val="20"/>
+              </w:rPr>
+            </w:pPr>
+            <w:r>
+              <w:rPr>
+                <w:sz w:val="20"/>
+                <w:szCs w:val="20"/>
+              </w:rPr>
+              <w:t>Brief Description</w:t>
+            </w:r>
+          </w:p>
+        </w:tc>
+        <w:tc>
+          <w:tcPr>
+            <w:tcW w:w="7455" w:type="dxa"/>
+            <w:gridSpan w:val="2"/>
+            <w:shd w:val="clear" w:color="auto" w:fill="auto"/>
+            <w:tcMar>
+              <w:top w:w="100" w:type="dxa"/>
+              <w:left w:w="100" w:type="dxa"/>
+              <w:bottom w:w="100" w:type="dxa"/>
+              <w:right w:w="100" w:type="dxa"/>
+            </w:tcMar>
+          </w:tcPr>
+          <w:p>
+            <w:pPr>
+              <w:widowControl w:val="0"/>
+              <w:spacing w:line="240" w:lineRule="auto"/>
+              <w:rPr>
+                <w:sz w:val="20"/>
+                <w:szCs w:val="20"/>
+              </w:rPr>
+            </w:pPr>
+          </w:p>
+        </w:tc>
+      </w:tr>
+      <w:tr>
+        <w:trPr>
+          <w:trHeight w:val="670"/>
+          <w:tblHeader/>
+        </w:trPr>
+        <w:tc>
+          <w:tcPr>
+            <w:tcW w:w="1560" w:type="dxa"/>
+            <w:shd w:val="clear" w:color="auto" w:fill="auto"/>
+            <w:tcMar>
+              <w:top w:w="100" w:type="dxa"/>
+              <w:left w:w="100" w:type="dxa"/>
+              <w:bottom w:w="100" w:type="dxa"/>
+              <w:right w:w="100" w:type="dxa"/>
+            </w:tcMar>
+          </w:tcPr>
+          <w:p>
+            <w:pPr>
+              <w:widowControl w:val="0"/>
+              <w:spacing w:line="240" w:lineRule="auto"/>
+              <w:rPr>
+                <w:sz w:val="20"/>
+                <w:szCs w:val="20"/>
+              </w:rPr>
+            </w:pPr>
+            <w:r>
+              <w:rPr>
+                <w:sz w:val="20"/>
+                <w:szCs w:val="20"/>
+              </w:rPr>
+              <w:t>Preconditions</w:t>
+            </w:r>
+          </w:p>
+        </w:tc>
+        <w:tc>
+          <w:tcPr>
+            <w:tcW w:w="7455" w:type="dxa"/>
+            <w:gridSpan w:val="2"/>
+            <w:shd w:val="clear" w:color="auto" w:fill="auto"/>
+            <w:tcMar>
+              <w:top w:w="100" w:type="dxa"/>
+              <w:left w:w="100" w:type="dxa"/>
+              <w:bottom w:w="100" w:type="dxa"/>
+              <w:right w:w="100" w:type="dxa"/>
+            </w:tcMar>
+          </w:tcPr>
+          <w:p>
+            <w:pPr>
+              <w:widowControl w:val="0"/>
+              <w:spacing w:line="240" w:lineRule="auto"/>
+              <w:rPr>
+                <w:sz w:val="20"/>
+                <w:szCs w:val="20"/>
+              </w:rPr>
+            </w:pPr>
+          </w:p>
+        </w:tc>
+      </w:tr>
+      <w:tr>
+        <w:trPr>
+          <w:trHeight w:val="923"/>
+          <w:tblHeader/>
+        </w:trPr>
+        <w:tc>
+          <w:tcPr>
+            <w:tcW w:w="1560" w:type="dxa"/>
+            <w:shd w:val="clear" w:color="auto" w:fill="auto"/>
+            <w:tcMar>
+              <w:top w:w="100" w:type="dxa"/>
+              <w:left w:w="100" w:type="dxa"/>
+              <w:bottom w:w="100" w:type="dxa"/>
+              <w:right w:w="100" w:type="dxa"/>
+            </w:tcMar>
+          </w:tcPr>
+          <w:p>
+            <w:pPr>
+              <w:widowControl w:val="0"/>
+              <w:spacing w:line="240" w:lineRule="auto"/>
+              <w:rPr>
+                <w:sz w:val="20"/>
+                <w:szCs w:val="20"/>
+              </w:rPr>
+            </w:pPr>
+            <w:r>
+              <w:rPr>
+                <w:sz w:val="20"/>
+                <w:szCs w:val="20"/>
+              </w:rPr>
+              <w:t>Main Success Scenario</w:t>
+            </w:r>
+          </w:p>
+        </w:tc>
+        <w:tc>
+          <w:tcPr>
+            <w:tcW w:w="7455" w:type="dxa"/>
+            <w:gridSpan w:val="2"/>
+            <w:shd w:val="clear" w:color="auto" w:fill="auto"/>
+            <w:tcMar>
+              <w:top w:w="100" w:type="dxa"/>
+              <w:left w:w="100" w:type="dxa"/>
+              <w:bottom w:w="100" w:type="dxa"/>
+              <w:right w:w="100" w:type="dxa"/>
+            </w:tcMar>
+          </w:tcPr>
+          <w:p>
+            <w:pPr>
+              <w:widowControl w:val="0"/>
+              <w:spacing w:line="240" w:lineRule="auto"/>
+              <w:rPr>
+                <w:color w:val="2A2B2E"/>
+                <w:sz w:val="21"/>
+                <w:szCs w:val="21"/>
+              </w:rPr>
+            </w:pPr>
+          </w:p>
+        </w:tc>
+      </w:tr>
+      <w:tr>
+        <w:trPr>
+          <w:trHeight w:val="440"/>
+        </w:trPr>
+        <w:tc>
+          <w:tcPr>
+            <w:tcW w:w="1560" w:type="dxa"/>
+            <w:vMerge w:val="restart"/>
+            <w:shd w:val="clear" w:color="auto" w:fill="auto"/>
+            <w:tcMar>
+              <w:top w:w="100" w:type="dxa"/>
+              <w:left w:w="100" w:type="dxa"/>
+              <w:bottom w:w="100" w:type="dxa"/>
+              <w:right w:w="100" w:type="dxa"/>
+            </w:tcMar>
+          </w:tcPr>
+          <w:p>
+            <w:pPr>
+              <w:widowControl w:val="0"/>
+              <w:spacing w:line="240" w:lineRule="auto"/>
+              <w:rPr>
+                <w:sz w:val="20"/>
+                <w:szCs w:val="20"/>
+              </w:rPr>
+            </w:pPr>
+            <w:r>
+              <w:rPr>
+                <w:sz w:val="20"/>
+                <w:szCs w:val="20"/>
+              </w:rPr>
+              <w:t>Basic Flow</w:t>
+            </w:r>
+          </w:p>
+        </w:tc>
+        <w:tc>
+          <w:tcPr>
+            <w:tcW w:w="3165" w:type="dxa"/>
+            <w:shd w:val="clear" w:color="auto" w:fill="auto"/>
+            <w:tcMar>
+              <w:top w:w="100" w:type="dxa"/>
+              <w:left w:w="100" w:type="dxa"/>
+              <w:bottom w:w="100" w:type="dxa"/>
+              <w:right w:w="100" w:type="dxa"/>
+            </w:tcMar>
+          </w:tcPr>
+          <w:p>
+            <w:pPr>
+              <w:widowControl w:val="0"/>
+              <w:spacing w:line="240" w:lineRule="auto"/>
+              <w:rPr>
+                <w:sz w:val="20"/>
+                <w:szCs w:val="20"/>
+              </w:rPr>
+            </w:pPr>
+          </w:p>
+        </w:tc>
+        <w:tc>
+          <w:tcPr>
+            <w:tcW w:w="4290" w:type="dxa"/>
+            <w:shd w:val="clear" w:color="auto" w:fill="auto"/>
+            <w:tcMar>
+              <w:top w:w="100" w:type="dxa"/>
+              <w:left w:w="100" w:type="dxa"/>
+              <w:bottom w:w="100" w:type="dxa"/>
+              <w:right w:w="100" w:type="dxa"/>
+            </w:tcMar>
+          </w:tcPr>
+          <w:p>
+            <w:pPr>
+              <w:widowControl w:val="0"/>
+              <w:spacing w:line="240" w:lineRule="auto"/>
+              <w:rPr>
+                <w:sz w:val="20"/>
+                <w:szCs w:val="20"/>
+              </w:rPr>
+            </w:pPr>
+          </w:p>
+        </w:tc>
+      </w:tr>
+      <w:tr>
+        <w:trPr>
+          <w:trHeight w:val="658"/>
+        </w:trPr>
+        <w:tc>
+          <w:tcPr>
+            <w:tcW w:w="1560" w:type="dxa"/>
+            <w:vMerge/>
+            <w:shd w:val="clear" w:color="auto" w:fill="auto"/>
+            <w:tcMar>
+              <w:top w:w="100" w:type="dxa"/>
+              <w:left w:w="100" w:type="dxa"/>
+              <w:bottom w:w="100" w:type="dxa"/>
+              <w:right w:w="100" w:type="dxa"/>
+            </w:tcMar>
+          </w:tcPr>
+          <w:p>
+            <w:pPr>
+              <w:widowControl w:val="0"/>
+              <w:spacing w:line="240" w:lineRule="auto"/>
+              <w:rPr>
+                <w:sz w:val="20"/>
+                <w:szCs w:val="20"/>
+              </w:rPr>
+            </w:pPr>
+          </w:p>
+        </w:tc>
+        <w:tc>
+          <w:tcPr>
+            <w:tcW w:w="3165" w:type="dxa"/>
+            <w:shd w:val="clear" w:color="auto" w:fill="auto"/>
+            <w:tcMar>
+              <w:top w:w="100" w:type="dxa"/>
+              <w:left w:w="100" w:type="dxa"/>
+              <w:bottom w:w="100" w:type="dxa"/>
+              <w:right w:w="100" w:type="dxa"/>
+            </w:tcMar>
+          </w:tcPr>
+          <w:p>
+            <w:pPr>
+              <w:widowControl w:val="0"/>
+              <w:spacing w:line="240" w:lineRule="auto"/>
+              <w:rPr>
+                <w:sz w:val="20"/>
+                <w:szCs w:val="20"/>
+              </w:rPr>
+            </w:pPr>
+          </w:p>
+        </w:tc>
+        <w:tc>
+          <w:tcPr>
+            <w:tcW w:w="4290" w:type="dxa"/>
+            <w:shd w:val="clear" w:color="auto" w:fill="auto"/>
+            <w:tcMar>
+              <w:top w:w="100" w:type="dxa"/>
+              <w:left w:w="100" w:type="dxa"/>
+              <w:bottom w:w="100" w:type="dxa"/>
+              <w:right w:w="100" w:type="dxa"/>
+            </w:tcMar>
+          </w:tcPr>
+          <w:p>
+            <w:pPr>
+              <w:widowControl w:val="0"/>
+              <w:spacing w:line="240" w:lineRule="auto"/>
+              <w:rPr>
+                <w:sz w:val="20"/>
+                <w:szCs w:val="20"/>
+              </w:rPr>
+            </w:pPr>
+          </w:p>
+        </w:tc>
+      </w:tr>
+      <w:tr>
+        <w:trPr>
+          <w:trHeight w:val="670"/>
+        </w:trPr>
+        <w:tc>
+          <w:tcPr>
+            <w:tcW w:w="1560" w:type="dxa"/>
+            <w:vMerge/>
+            <w:shd w:val="clear" w:color="auto" w:fill="auto"/>
+            <w:tcMar>
+              <w:top w:w="100" w:type="dxa"/>
+              <w:left w:w="100" w:type="dxa"/>
+              <w:bottom w:w="100" w:type="dxa"/>
+              <w:right w:w="100" w:type="dxa"/>
+            </w:tcMar>
+          </w:tcPr>
+          <w:p>
+            <w:pPr>
+              <w:widowControl w:val="0"/>
+              <w:spacing w:line="240" w:lineRule="auto"/>
+              <w:rPr>
+                <w:sz w:val="20"/>
+                <w:szCs w:val="20"/>
+              </w:rPr>
+            </w:pPr>
+          </w:p>
+        </w:tc>
+        <w:tc>
+          <w:tcPr>
+            <w:tcW w:w="3165" w:type="dxa"/>
+            <w:shd w:val="clear" w:color="auto" w:fill="auto"/>
+            <w:tcMar>
+              <w:top w:w="100" w:type="dxa"/>
+              <w:left w:w="100" w:type="dxa"/>
+              <w:bottom w:w="100" w:type="dxa"/>
+              <w:right w:w="100" w:type="dxa"/>
+            </w:tcMar>
+          </w:tcPr>
+          <w:p>
+            <w:pPr>
+              <w:widowControl w:val="0"/>
+              <w:spacing w:line="240" w:lineRule="auto"/>
+              <w:rPr>
+                <w:sz w:val="20"/>
+                <w:szCs w:val="20"/>
+              </w:rPr>
+            </w:pPr>
+          </w:p>
+        </w:tc>
+        <w:tc>
+          <w:tcPr>
+            <w:tcW w:w="4290" w:type="dxa"/>
+            <w:shd w:val="clear" w:color="auto" w:fill="auto"/>
+            <w:tcMar>
+              <w:top w:w="100" w:type="dxa"/>
+              <w:left w:w="100" w:type="dxa"/>
+              <w:bottom w:w="100" w:type="dxa"/>
+              <w:right w:w="100" w:type="dxa"/>
+            </w:tcMar>
+          </w:tcPr>
+          <w:p>
+            <w:pPr>
+              <w:widowControl w:val="0"/>
+              <w:spacing w:line="240" w:lineRule="auto"/>
+              <w:rPr>
+                <w:sz w:val="20"/>
+                <w:szCs w:val="20"/>
+              </w:rPr>
+            </w:pPr>
+          </w:p>
+        </w:tc>
+      </w:tr>
+      <w:tr>
+        <w:trPr>
+          <w:trHeight w:val="1164"/>
+        </w:trPr>
+        <w:tc>
+          <w:tcPr>
+            <w:tcW w:w="1560" w:type="dxa"/>
+            <w:vMerge/>
+            <w:shd w:val="clear" w:color="auto" w:fill="auto"/>
+            <w:tcMar>
+              <w:top w:w="100" w:type="dxa"/>
+              <w:left w:w="100" w:type="dxa"/>
+              <w:bottom w:w="100" w:type="dxa"/>
+              <w:right w:w="100" w:type="dxa"/>
+            </w:tcMar>
+          </w:tcPr>
+          <w:p>
+            <w:pPr>
+              <w:widowControl w:val="0"/>
+              <w:spacing w:line="240" w:lineRule="auto"/>
+              <w:rPr>
+                <w:sz w:val="20"/>
+                <w:szCs w:val="20"/>
+              </w:rPr>
+            </w:pPr>
+          </w:p>
+        </w:tc>
+        <w:tc>
+          <w:tcPr>
+            <w:tcW w:w="3165" w:type="dxa"/>
+            <w:shd w:val="clear" w:color="auto" w:fill="auto"/>
+            <w:tcMar>
+              <w:top w:w="100" w:type="dxa"/>
+              <w:left w:w="100" w:type="dxa"/>
+              <w:bottom w:w="100" w:type="dxa"/>
+              <w:right w:w="100" w:type="dxa"/>
+            </w:tcMar>
+          </w:tcPr>
+          <w:p>
+            <w:pPr>
+              <w:widowControl w:val="0"/>
+              <w:spacing w:line="240" w:lineRule="auto"/>
+              <w:rPr>
+                <w:sz w:val="20"/>
+                <w:szCs w:val="20"/>
+              </w:rPr>
+            </w:pPr>
+          </w:p>
+        </w:tc>
+        <w:tc>
+          <w:tcPr>
+            <w:tcW w:w="4290" w:type="dxa"/>
+            <w:shd w:val="clear" w:color="auto" w:fill="auto"/>
+            <w:tcMar>
+              <w:top w:w="100" w:type="dxa"/>
+              <w:left w:w="100" w:type="dxa"/>
+              <w:bottom w:w="100" w:type="dxa"/>
+              <w:right w:w="100" w:type="dxa"/>
+            </w:tcMar>
+          </w:tcPr>
+          <w:p>
+            <w:pPr>
+              <w:widowControl w:val="0"/>
+              <w:spacing w:line="240" w:lineRule="auto"/>
+              <w:rPr>
+                <w:sz w:val="20"/>
+                <w:szCs w:val="20"/>
+              </w:rPr>
+            </w:pPr>
+          </w:p>
+        </w:tc>
+      </w:tr>
+      <w:tr>
+        <w:trPr>
+          <w:trHeight w:val="670"/>
+        </w:trPr>
+        <w:tc>
+          <w:tcPr>
+            <w:tcW w:w="1560" w:type="dxa"/>
+          </w:tcPr>
+          <w:p>
+            <w:pPr>
+              <w:widowControl w:val="0"/>
+              <w:spacing w:line="240" w:lineRule="auto"/>
+              <w:rPr>
+                <w:sz w:val="20"/>
+                <w:szCs w:val="20"/>
+              </w:rPr>
+            </w:pPr>
+            <w:r>
+              <w:rPr>
+                <w:sz w:val="20"/>
+                <w:szCs w:val="20"/>
+              </w:rPr>
+              <w:t>Abnormal Events Flow</w:t>
+            </w:r>
+          </w:p>
+        </w:tc>
+        <w:tc>
+          <w:tcPr>
+            <w:tcW w:w="3165" w:type="dxa"/>
+            <w:shd w:val="clear" w:color="auto" w:fill="auto"/>
+            <w:tcMar>
+              <w:top w:w="100" w:type="dxa"/>
+              <w:left w:w="100" w:type="dxa"/>
+              <w:bottom w:w="100" w:type="dxa"/>
+              <w:right w:w="100" w:type="dxa"/>
+            </w:tcMar>
+          </w:tcPr>
+          <w:p>
+            <w:pPr>
+              <w:widowControl w:val="0"/>
+              <w:spacing w:line="240" w:lineRule="auto"/>
+              <w:rPr>
+                <w:sz w:val="20"/>
+                <w:szCs w:val="20"/>
+              </w:rPr>
+            </w:pPr>
+          </w:p>
+        </w:tc>
+        <w:tc>
+          <w:tcPr>
+            <w:tcW w:w="4290" w:type="dxa"/>
+            <w:shd w:val="clear" w:color="auto" w:fill="auto"/>
+            <w:tcMar>
+              <w:top w:w="100" w:type="dxa"/>
+              <w:left w:w="100" w:type="dxa"/>
+              <w:bottom w:w="100" w:type="dxa"/>
+              <w:right w:w="100" w:type="dxa"/>
+            </w:tcMar>
+          </w:tcPr>
+          <w:p>
+            <w:pPr>
+              <w:widowControl w:val="0"/>
+              <w:spacing w:line="240" w:lineRule="auto"/>
+              <w:rPr>
+                <w:sz w:val="20"/>
+                <w:szCs w:val="20"/>
+              </w:rPr>
+            </w:pPr>
+          </w:p>
+        </w:tc>
+      </w:tr>
+      <w:tr>
+        <w:trPr>
+          <w:trHeight w:val="670"/>
+        </w:trPr>
+        <w:tc>
+          <w:tcPr>
+            <w:tcW w:w="1560" w:type="dxa"/>
+            <w:shd w:val="clear" w:color="auto" w:fill="auto"/>
+            <w:tcMar>
+              <w:top w:w="100" w:type="dxa"/>
+              <w:left w:w="100" w:type="dxa"/>
+              <w:bottom w:w="100" w:type="dxa"/>
+              <w:right w:w="100" w:type="dxa"/>
+            </w:tcMar>
+          </w:tcPr>
+          <w:p>
+            <w:pPr>
+              <w:widowControl w:val="0"/>
+              <w:spacing w:line="240" w:lineRule="auto"/>
+              <w:rPr>
+                <w:sz w:val="20"/>
+                <w:szCs w:val="20"/>
+              </w:rPr>
+            </w:pPr>
+            <w:r>
+              <w:rPr>
+                <w:sz w:val="20"/>
+                <w:szCs w:val="20"/>
+              </w:rPr>
+              <w:t>Alternative Flow</w:t>
+            </w:r>
+          </w:p>
+        </w:tc>
+        <w:tc>
+          <w:tcPr>
+            <w:tcW w:w="7455" w:type="dxa"/>
+            <w:gridSpan w:val="2"/>
+            <w:shd w:val="clear" w:color="auto" w:fill="auto"/>
+            <w:tcMar>
+              <w:top w:w="100" w:type="dxa"/>
+              <w:left w:w="100" w:type="dxa"/>
+              <w:bottom w:w="100" w:type="dxa"/>
+              <w:right w:w="100" w:type="dxa"/>
+            </w:tcMar>
+          </w:tcPr>
+          <w:p>
+            <w:pPr>
+              <w:widowControl w:val="0"/>
+              <w:spacing w:line="240" w:lineRule="auto"/>
+              <w:rPr>
+                <w:color w:val="2A2B2E"/>
+                <w:sz w:val="21"/>
+                <w:szCs w:val="21"/>
+                <w:highlight w:val="white"/>
+              </w:rPr>
+            </w:pPr>
+          </w:p>
+        </w:tc>
+      </w:tr>
+    </w:tbl>
+    <w:p>
+      <w:pPr>
+        <w:rPr>
+          <w:sz w:val="20"/>
+          <w:szCs w:val="20"/>
+        </w:rPr>
+      </w:pPr>
+    </w:p>
     <w:p>
       <w:pPr>
         <w:rPr>
@@ -6477,14 +11702,14 @@
     <w:lsdException w:name="Unresolved Mention" w:semiHidden="1" w:unhideWhenUsed="1"/>
     <w:lsdException w:name="Smart Link" w:semiHidden="1" w:unhideWhenUsed="1"/>
   </w:latentStyles>
-  <w:style w:type="paragraph" w:default="1" w:styleId="Normal">
+  <w:style w:type="paragraph" w:default="1" w:styleId="a">
     <w:name w:val="Normal"/>
     <w:qFormat/>
   </w:style>
-  <w:style w:type="paragraph" w:styleId="Heading1">
+  <w:style w:type="paragraph" w:styleId="1">
     <w:name w:val="heading 1"/>
-    <w:basedOn w:val="Normal"/>
-    <w:next w:val="Normal"/>
+    <w:basedOn w:val="a"/>
+    <w:next w:val="a"/>
     <w:uiPriority w:val="9"/>
     <w:qFormat/>
     <w:pPr>
@@ -6498,10 +11723,10 @@
       <w:szCs w:val="40"/>
     </w:rPr>
   </w:style>
-  <w:style w:type="paragraph" w:styleId="Heading2">
+  <w:style w:type="paragraph" w:styleId="2">
     <w:name w:val="heading 2"/>
-    <w:basedOn w:val="Normal"/>
-    <w:next w:val="Normal"/>
+    <w:basedOn w:val="a"/>
+    <w:next w:val="a"/>
     <w:uiPriority w:val="9"/>
     <w:semiHidden/>
     <w:unhideWhenUsed/>
@@ -6517,10 +11742,10 @@
       <w:szCs w:val="32"/>
     </w:rPr>
   </w:style>
-  <w:style w:type="paragraph" w:styleId="Heading3">
+  <w:style w:type="paragraph" w:styleId="3">
     <w:name w:val="heading 3"/>
-    <w:basedOn w:val="Normal"/>
-    <w:next w:val="Normal"/>
+    <w:basedOn w:val="a"/>
+    <w:next w:val="a"/>
     <w:uiPriority w:val="9"/>
     <w:semiHidden/>
     <w:unhideWhenUsed/>
@@ -6537,10 +11762,10 @@
       <w:szCs w:val="28"/>
     </w:rPr>
   </w:style>
-  <w:style w:type="paragraph" w:styleId="Heading4">
+  <w:style w:type="paragraph" w:styleId="4">
     <w:name w:val="heading 4"/>
-    <w:basedOn w:val="Normal"/>
-    <w:next w:val="Normal"/>
+    <w:basedOn w:val="a"/>
+    <w:next w:val="a"/>
     <w:uiPriority w:val="9"/>
     <w:semiHidden/>
     <w:unhideWhenUsed/>
@@ -6557,10 +11782,10 @@
       <w:szCs w:val="24"/>
     </w:rPr>
   </w:style>
-  <w:style w:type="paragraph" w:styleId="Heading5">
+  <w:style w:type="paragraph" w:styleId="5">
     <w:name w:val="heading 5"/>
-    <w:basedOn w:val="Normal"/>
-    <w:next w:val="Normal"/>
+    <w:basedOn w:val="a"/>
+    <w:next w:val="a"/>
     <w:uiPriority w:val="9"/>
     <w:semiHidden/>
     <w:unhideWhenUsed/>
@@ -6575,10 +11800,10 @@
       <w:color w:val="666666"/>
     </w:rPr>
   </w:style>
-  <w:style w:type="paragraph" w:styleId="Heading6">
+  <w:style w:type="paragraph" w:styleId="6">
     <w:name w:val="heading 6"/>
-    <w:basedOn w:val="Normal"/>
-    <w:next w:val="Normal"/>
+    <w:basedOn w:val="a"/>
+    <w:next w:val="a"/>
     <w:uiPriority w:val="9"/>
     <w:semiHidden/>
     <w:unhideWhenUsed/>
@@ -6594,13 +11819,13 @@
       <w:color w:val="666666"/>
     </w:rPr>
   </w:style>
-  <w:style w:type="character" w:default="1" w:styleId="DefaultParagraphFont">
+  <w:style w:type="character" w:default="1" w:styleId="a0">
     <w:name w:val="Default Paragraph Font"/>
     <w:uiPriority w:val="1"/>
     <w:semiHidden/>
     <w:unhideWhenUsed/>
   </w:style>
-  <w:style w:type="table" w:default="1" w:styleId="TableNormal">
+  <w:style w:type="table" w:default="1" w:styleId="a1">
     <w:name w:val="Normal Table"/>
     <w:uiPriority w:val="99"/>
     <w:semiHidden/>
@@ -6615,16 +11840,27 @@
       </w:tblCellMar>
     </w:tblPr>
   </w:style>
-  <w:style w:type="numbering" w:default="1" w:styleId="NoList">
+  <w:style w:type="numbering" w:default="1" w:styleId="a2">
     <w:name w:val="No List"/>
     <w:uiPriority w:val="99"/>
     <w:semiHidden/>
     <w:unhideWhenUsed/>
   </w:style>
-  <w:style w:type="paragraph" w:styleId="Title">
+  <w:style w:type="table" w:customStyle="1" w:styleId="TableNormal">
+    <w:name w:val="Table Normal"/>
+    <w:tblPr>
+      <w:tblCellMar>
+        <w:top w:w="0" w:type="dxa"/>
+        <w:left w:w="0" w:type="dxa"/>
+        <w:bottom w:w="0" w:type="dxa"/>
+        <w:right w:w="0" w:type="dxa"/>
+      </w:tblCellMar>
+    </w:tblPr>
+  </w:style>
+  <w:style w:type="paragraph" w:styleId="a3">
     <w:name w:val="Title"/>
-    <w:basedOn w:val="Normal"/>
-    <w:next w:val="Normal"/>
+    <w:basedOn w:val="a"/>
+    <w:next w:val="a"/>
     <w:uiPriority w:val="10"/>
     <w:qFormat/>
     <w:pPr>
@@ -6637,10 +11873,10 @@
       <w:szCs w:val="52"/>
     </w:rPr>
   </w:style>
-  <w:style w:type="paragraph" w:styleId="Subtitle">
+  <w:style w:type="paragraph" w:styleId="a4">
     <w:name w:val="Subtitle"/>
-    <w:basedOn w:val="Normal"/>
-    <w:next w:val="Normal"/>
+    <w:basedOn w:val="a"/>
+    <w:next w:val="a"/>
     <w:uiPriority w:val="11"/>
     <w:qFormat/>
     <w:pPr>
@@ -6655,7 +11891,7 @@
       <w:szCs w:val="30"/>
     </w:rPr>
   </w:style>
-  <w:style w:type="table" w:customStyle="1" w:styleId="a">
+  <w:style w:type="table" w:customStyle="1" w:styleId="a5">
     <w:basedOn w:val="TableNormal"/>
     <w:tblPr>
       <w:tblStyleRowBandSize w:val="1"/>
@@ -6668,7 +11904,7 @@
       </w:tblCellMar>
     </w:tblPr>
   </w:style>
-  <w:style w:type="table" w:customStyle="1" w:styleId="a0">
+  <w:style w:type="table" w:customStyle="1" w:styleId="a6">
     <w:basedOn w:val="TableNormal"/>
     <w:tblPr>
       <w:tblStyleRowBandSize w:val="1"/>
@@ -6681,7 +11917,7 @@
       </w:tblCellMar>
     </w:tblPr>
   </w:style>
-  <w:style w:type="table" w:customStyle="1" w:styleId="a1">
+  <w:style w:type="table" w:customStyle="1" w:styleId="a7">
     <w:basedOn w:val="TableNormal"/>
     <w:tblPr>
       <w:tblStyleRowBandSize w:val="1"/>
@@ -6694,7 +11930,7 @@
       </w:tblCellMar>
     </w:tblPr>
   </w:style>
-  <w:style w:type="table" w:customStyle="1" w:styleId="a2">
+  <w:style w:type="table" w:customStyle="1" w:styleId="a8">
     <w:basedOn w:val="TableNormal"/>
     <w:tblPr>
       <w:tblStyleRowBandSize w:val="1"/>
@@ -6707,7 +11943,72 @@
       </w:tblCellMar>
     </w:tblPr>
   </w:style>
-  <w:style w:type="table" w:customStyle="1" w:styleId="a3">
+  <w:style w:type="table" w:customStyle="1" w:styleId="a9">
+    <w:basedOn w:val="TableNormal"/>
+    <w:tblPr>
+      <w:tblStyleRowBandSize w:val="1"/>
+      <w:tblStyleColBandSize w:val="1"/>
+      <w:tblCellMar>
+        <w:top w:w="100" w:type="dxa"/>
+        <w:left w:w="100" w:type="dxa"/>
+        <w:bottom w:w="100" w:type="dxa"/>
+        <w:right w:w="100" w:type="dxa"/>
+      </w:tblCellMar>
+    </w:tblPr>
+  </w:style>
+  <w:style w:type="table" w:customStyle="1" w:styleId="aa">
+    <w:basedOn w:val="TableNormal"/>
+    <w:tblPr>
+      <w:tblStyleRowBandSize w:val="1"/>
+      <w:tblStyleColBandSize w:val="1"/>
+      <w:tblCellMar>
+        <w:top w:w="100" w:type="dxa"/>
+        <w:left w:w="100" w:type="dxa"/>
+        <w:bottom w:w="100" w:type="dxa"/>
+        <w:right w:w="100" w:type="dxa"/>
+      </w:tblCellMar>
+    </w:tblPr>
+  </w:style>
+  <w:style w:type="table" w:customStyle="1" w:styleId="ab">
+    <w:basedOn w:val="TableNormal"/>
+    <w:tblPr>
+      <w:tblStyleRowBandSize w:val="1"/>
+      <w:tblStyleColBandSize w:val="1"/>
+      <w:tblCellMar>
+        <w:top w:w="100" w:type="dxa"/>
+        <w:left w:w="100" w:type="dxa"/>
+        <w:bottom w:w="100" w:type="dxa"/>
+        <w:right w:w="100" w:type="dxa"/>
+      </w:tblCellMar>
+    </w:tblPr>
+  </w:style>
+  <w:style w:type="table" w:customStyle="1" w:styleId="ac">
+    <w:basedOn w:val="TableNormal"/>
+    <w:tblPr>
+      <w:tblStyleRowBandSize w:val="1"/>
+      <w:tblStyleColBandSize w:val="1"/>
+      <w:tblCellMar>
+        <w:top w:w="100" w:type="dxa"/>
+        <w:left w:w="100" w:type="dxa"/>
+        <w:bottom w:w="100" w:type="dxa"/>
+        <w:right w:w="100" w:type="dxa"/>
+      </w:tblCellMar>
+    </w:tblPr>
+  </w:style>
+  <w:style w:type="table" w:customStyle="1" w:styleId="ad">
+    <w:basedOn w:val="TableNormal"/>
+    <w:tblPr>
+      <w:tblStyleRowBandSize w:val="1"/>
+      <w:tblStyleColBandSize w:val="1"/>
+      <w:tblCellMar>
+        <w:top w:w="100" w:type="dxa"/>
+        <w:left w:w="100" w:type="dxa"/>
+        <w:bottom w:w="100" w:type="dxa"/>
+        <w:right w:w="100" w:type="dxa"/>
+      </w:tblCellMar>
+    </w:tblPr>
+  </w:style>
+  <w:style w:type="table" w:customStyle="1" w:styleId="ae">
     <w:basedOn w:val="TableNormal"/>
     <w:tblPr>
       <w:tblStyleRowBandSize w:val="1"/>
